--- a/docs/CA6001_Final_Report_Chess_Outcome_Prediction.docx
+++ b/docs/CA6001_Final_Report_Chess_Outcome_Prediction.docx
@@ -13,7 +13,7 @@
     </w:p>
     <w:p>
       <w:pPr>
-        <w:spacing w:after="720"/>
+        <w:spacing w:after="700"/>
       </w:pPr>
     </w:p>
     <w:p>
@@ -31,12 +31,12 @@
         <w:jc w:val="center"/>
       </w:pPr>
       <w:r>
-        <w:t>From Pre-match Information to Learned Board Representations</w:t>
+        <w:t>Joint Pre-match and Stockfish-assisted Modelling</w:t>
       </w:r>
     </w:p>
     <w:p>
       <w:pPr>
-        <w:spacing w:after="720"/>
+        <w:spacing w:after="680"/>
       </w:pPr>
     </w:p>
     <w:p>
@@ -73,17 +73,11 @@
         <w:jc w:val="center"/>
       </w:pPr>
       <w:r>
-        <w:rPr>
-          <w:color w:val="4F6D7A"/>
-        </w:rPr>
         <w:t>Dataset: Chess Game Dataset (Lichess), Kaggle</w:t>
         <w:br/>
       </w:r>
       <w:r>
-        <w:rPr>
-          <w:color w:val="4F6D7A"/>
-        </w:rPr>
-        <w:t>Complete implementation: CA6001_chess_outcome_prediction.ipynb</w:t>
+        <w:t>Implementation: CA6001_chess_outcome_prediction.ipynb</w:t>
       </w:r>
     </w:p>
     <w:p>
@@ -101,7 +95,7 @@
     </w:p>
     <w:p>
       <w:r>
-        <w:t>This study develops a three-class model for predicting whether Black wins, the game is drawn, or White wins. It first estimates the result from information available before play, then updates that estimate from reconstructed board positions at 10%, 25%, 50%, 75%, and 100% of the recorded move sequence. The public Lichess sample contains 20,058 rows; removing 945 duplicate game identifiers leaves 19,113 unique games. We compare a dummy baseline, class-balanced logistic regression, histogram gradient boosting, two handcrafted position feature sets, and a compact convolutional neural network (CNN). Probability-level stacking combines pre-match and position evidence. On the held-out test set, pre-match accuracy is 52.3% with macro-F1 42.7%. The selected handcrafted position model outperforms the CNN on test macro-F1, and the fused model reaches 78.8% accuracy and 65.9% macro-F1 at the last recorded position. The analysis demonstrates that chess-domain features are data-efficient, while also documenting why the endpoint is not guaranteed to be perfect for games decided by resignation or timeout.</w:t>
+        <w:t>This project predicts whether Black wins, the game is drawn, or White wins, first before play and then as moves become available. A public Lichess sample is cleaned to 19,113 unique games and split by game into training, validation, and test sets. The main model jointly learns from pre-match ratings and time control, four Stockfish indicators, and three transparent manual position features. A supervised CNN provides a contrasting representation-learning approach but receives no engine targets or reinforcement learning. The selected Stockfish-assisted model reaches 68.7% accuracy and 54.5% macro-F1 across test snapshots. Accuracy rises from 52.3% before play to 89.9% at the last recorded position, while macro-F1 rises from 42.7% to 77.9%. The results show that a small set of strong engine and contextual features can produce an effective and interpretable progressive predictor.</w:t>
       </w:r>
     </w:p>
     <w:p>
@@ -109,17 +103,12 @@
         <w:pStyle w:val="Heading1"/>
       </w:pPr>
       <w:r>
-        <w:t>1. Problem Background and Motivation</w:t>
+        <w:t>1. Problem Background</w:t>
       </w:r>
     </w:p>
     <w:p>
       <w:r>
-        <w:t>Chess outcome prediction is a useful applied AI problem because evidence arrives sequentially. Before play, rating and time control express prior information about player strength and game conditions. During play, material, mobility, king safety, pawn structure, and spatial piece configurations provide increasingly direct evidence. A useful system should therefore update its prediction rather than emit only one final label. This connects tabular learning, domain-informed feature engineering, computer vision-style representation learning, and model fusion in one controlled experiment.</w:t>
-      </w:r>
-    </w:p>
-    <w:p>
-      <w:r>
-        <w:t>The practical goal is not to reproduce a chess engine. Instead, it is to determine how much outcome information can be extracted from a modest historical dataset and how early reliable predictions emerge. The work directly addresses the assignment outcomes of explaining AI principles, comparing algorithms and limitations, implementing a working solution, and evaluating it with appropriate metrics [1].</w:t>
+        <w:t>Chess prediction is sequential. Ratings and time control describe player strength and playing conditions before the first move, while the board provides increasingly direct evidence during play. A model that ignores pre-match context cannot distinguish how players of different strengths may convert the same objective advantage. Conversely, ratings alone cannot represent tactics or material changes. The central design decision is therefore to train the in-game model jointly on both information sources rather than combine independently trained predictions.</w:t>
       </w:r>
     </w:p>
     <w:p>
@@ -127,7 +116,7 @@
         <w:pStyle w:val="Heading1"/>
       </w:pPr>
       <w:r>
-        <w:t>2. Task Definition and Evaluation Protocol</w:t>
+        <w:t>2. Task Definition</w:t>
       </w:r>
     </w:p>
     <w:p>
@@ -135,7 +124,7 @@
         <w:pStyle w:val="ListBullet"/>
       </w:pPr>
       <w:r>
-        <w:t>Target: one of three mutually exclusive classes—Black win, draw, or White win.</w:t>
+        <w:t>Target: Black win, draw, or White win.</w:t>
       </w:r>
     </w:p>
     <w:p>
@@ -143,7 +132,7 @@
         <w:pStyle w:val="ListBullet"/>
       </w:pPr>
       <w:r>
-        <w:t>Stage 0 input: ratings, rated/casual status, and time control only.</w:t>
+        <w:t>Pre-match inputs: ratings, rated status, and time control.</w:t>
       </w:r>
     </w:p>
     <w:p>
@@ -151,7 +140,7 @@
         <w:pStyle w:val="ListBullet"/>
       </w:pPr>
       <w:r>
-        <w:t>In-game model input: the legal board, side state, and current ply only; no percentage or final game length is supplied.</w:t>
+        <w:t>In-game inputs: pre-match features, current ply, three position summaries, and four Stockfish indicators.</w:t>
       </w:r>
     </w:p>
     <w:p>
@@ -159,7 +148,7 @@
         <w:pStyle w:val="ListBullet"/>
       </w:pPr>
       <w:r>
-        <w:t>Primary selection metric: macro-F1, which gives the rare draw class equal class-level weight; accuracy and multiclass log loss are secondary metrics.</w:t>
+        <w:t>Primary model-selection metric: macro-F1; accuracy and multiclass log loss are secondary metrics.</w:t>
       </w:r>
     </w:p>
     <w:p>
@@ -167,12 +156,12 @@
         <w:pStyle w:val="ListBullet"/>
       </w:pPr>
       <w:r>
-        <w:t>Main curve: test accuracy and macro-F1 against game progress; area under each performance-progress curve rewards early improvement.</w:t>
+        <w:t>Final output: held-out accuracy and macro-F1 against retrospective game progress.</w:t>
       </w:r>
     </w:p>
     <w:p>
       <w:r>
-        <w:t>Training and validation positions are sampled at fixed ply counts (ply 4, then every 8 plies through 160). Percentage checkpoints use final move count only to select retrospective test evaluation positions; final length is never provided to a model.</w:t>
+        <w:t>Final length and percentage progress are never model inputs. Training and validation use predetermined ply counts; percentage is used only to locate reporting positions in test games.</w:t>
       </w:r>
     </w:p>
     <w:p>
@@ -185,12 +174,12 @@
         <w:pStyle w:val="Heading1"/>
       </w:pPr>
       <w:r>
-        <w:t>3. Dataset and Initial Analysis</w:t>
+        <w:t>3. Dataset and Data Quality</w:t>
       </w:r>
     </w:p>
     <w:p>
       <w:r>
-        <w:t>The source is the public Chess Game Dataset (Lichess) published on Kaggle [2]. It records game identifiers, rated status, timestamps, player identifiers and ratings, time control, SAN move sequences, termination status, winner, and opening metadata. The notebook downloads the archive through Kaggle's public dataset endpoint and prints a SHA-256 digest to make the exact input auditable.</w:t>
+        <w:t>The source is the public Chess Game Dataset (Lichess) on Kaggle [2]. Its 16 columns include identifiers, ratings, rated status, time control, SAN moves, opening metadata, termination status, and winner. The notebook downloads the source and prints a SHA-256 digest. Opening labels, player IDs, duration, turns, termination status, and winner are excluded from all predictors.</w:t>
       </w:r>
     </w:p>
     <w:p>
@@ -199,14 +188,13 @@
         <w:jc w:val="center"/>
       </w:pPr>
       <w:r>
-        <w:t>Table 1. Data-quality audit and game-level split</w:t>
+        <w:t>Table 1. Data audit and split</w:t>
       </w:r>
     </w:p>
     <w:tbl>
       <w:tblPr>
         <w:tblStyle w:val="LightShading-Accent1"/>
         <w:tblW w:type="auto" w:w="0"/>
-        <w:tblLayout w:type="autofit"/>
         <w:tblLook w:firstColumn="1" w:firstRow="1" w:lastColumn="0" w:lastRow="0" w:noHBand="0" w:noVBand="1" w:val="04A0"/>
       </w:tblPr>
       <w:tblGrid>
@@ -220,7 +208,7 @@
         </w:trPr>
         <w:tc>
           <w:tcPr>
-            <w:tcW w:type="dxa" w:w="1928"/>
+            <w:tcW w:type="dxa" w:w="3289"/>
             <w:shd w:fill="1F4E78"/>
           </w:tcPr>
           <w:p>
@@ -236,7 +224,7 @@
         </w:tc>
         <w:tc>
           <w:tcPr>
-            <w:tcW w:type="dxa" w:w="1701"/>
+            <w:tcW w:type="dxa" w:w="3289"/>
             <w:shd w:fill="1F4E78"/>
           </w:tcPr>
           <w:p>
@@ -252,7 +240,7 @@
         </w:tc>
         <w:tc>
           <w:tcPr>
-            <w:tcW w:type="dxa" w:w="5896"/>
+            <w:tcW w:type="dxa" w:w="3289"/>
             <w:shd w:fill="1F4E78"/>
           </w:tcPr>
           <w:p>
@@ -262,7 +250,7 @@
                 <w:color w:val="FFFFFF"/>
                 <w:sz w:val="16"/>
               </w:rPr>
-              <w:t>Treatment / rationale</w:t>
+              <w:t>Use</w:t>
             </w:r>
           </w:p>
         </w:tc>
@@ -273,7 +261,7 @@
         </w:trPr>
         <w:tc>
           <w:tcPr>
-            <w:tcW w:type="dxa" w:w="1928"/>
+            <w:tcW w:type="dxa" w:w="3289"/>
             <w:vAlign w:val="center"/>
           </w:tcPr>
           <w:p>
@@ -290,7 +278,7 @@
         </w:tc>
         <w:tc>
           <w:tcPr>
-            <w:tcW w:type="dxa" w:w="1701"/>
+            <w:tcW w:type="dxa" w:w="3289"/>
             <w:vAlign w:val="center"/>
           </w:tcPr>
           <w:p>
@@ -307,7 +295,7 @@
         </w:tc>
         <w:tc>
           <w:tcPr>
-            <w:tcW w:type="dxa" w:w="5896"/>
+            <w:tcW w:type="dxa" w:w="3289"/>
             <w:vAlign w:val="center"/>
           </w:tcPr>
           <w:p>
@@ -318,7 +306,7 @@
               <w:rPr>
                 <w:sz w:val="16"/>
               </w:rPr>
-              <w:t>Loaded from games.csv</w:t>
+              <w:t>Initial CSV</w:t>
             </w:r>
           </w:p>
         </w:tc>
@@ -329,7 +317,7 @@
         </w:trPr>
         <w:tc>
           <w:tcPr>
-            <w:tcW w:type="dxa" w:w="1928"/>
+            <w:tcW w:type="dxa" w:w="3289"/>
             <w:vAlign w:val="center"/>
           </w:tcPr>
           <w:p>
@@ -346,7 +334,7 @@
         </w:tc>
         <w:tc>
           <w:tcPr>
-            <w:tcW w:type="dxa" w:w="1701"/>
+            <w:tcW w:type="dxa" w:w="3289"/>
             <w:vAlign w:val="center"/>
           </w:tcPr>
           <w:p>
@@ -363,7 +351,7 @@
         </w:tc>
         <w:tc>
           <w:tcPr>
-            <w:tcW w:type="dxa" w:w="5896"/>
+            <w:tcW w:type="dxa" w:w="3289"/>
             <w:vAlign w:val="center"/>
           </w:tcPr>
           <w:p>
@@ -374,7 +362,7 @@
               <w:rPr>
                 <w:sz w:val="16"/>
               </w:rPr>
-              <w:t>Keep first occurrence before splitting</w:t>
+              <w:t>Removed before splitting</w:t>
             </w:r>
           </w:p>
         </w:tc>
@@ -385,7 +373,7 @@
         </w:trPr>
         <w:tc>
           <w:tcPr>
-            <w:tcW w:type="dxa" w:w="1928"/>
+            <w:tcW w:type="dxa" w:w="3289"/>
             <w:vAlign w:val="center"/>
           </w:tcPr>
           <w:p>
@@ -396,13 +384,13 @@
               <w:rPr>
                 <w:sz w:val="16"/>
               </w:rPr>
-              <w:t>Clean unique games</w:t>
+              <w:t>Clean games</w:t>
             </w:r>
           </w:p>
         </w:tc>
         <w:tc>
           <w:tcPr>
-            <w:tcW w:type="dxa" w:w="1701"/>
+            <w:tcW w:type="dxa" w:w="3289"/>
             <w:vAlign w:val="center"/>
           </w:tcPr>
           <w:p>
@@ -419,7 +407,7 @@
         </w:tc>
         <w:tc>
           <w:tcPr>
-            <w:tcW w:type="dxa" w:w="5896"/>
+            <w:tcW w:type="dxa" w:w="3289"/>
             <w:vAlign w:val="center"/>
           </w:tcPr>
           <w:p>
@@ -430,7 +418,7 @@
               <w:rPr>
                 <w:sz w:val="16"/>
               </w:rPr>
-              <w:t>All have valid targets, ratings, time controls, and moves</w:t>
+              <w:t>All retained games</w:t>
             </w:r>
           </w:p>
         </w:tc>
@@ -441,7 +429,7 @@
         </w:trPr>
         <w:tc>
           <w:tcPr>
-            <w:tcW w:type="dxa" w:w="1928"/>
+            <w:tcW w:type="dxa" w:w="3289"/>
             <w:vAlign w:val="center"/>
           </w:tcPr>
           <w:p>
@@ -452,13 +440,13 @@
               <w:rPr>
                 <w:sz w:val="16"/>
               </w:rPr>
-              <w:t>Training games</w:t>
+              <w:t>Training</w:t>
             </w:r>
           </w:p>
         </w:tc>
         <w:tc>
           <w:tcPr>
-            <w:tcW w:type="dxa" w:w="1701"/>
+            <w:tcW w:type="dxa" w:w="3289"/>
             <w:vAlign w:val="center"/>
           </w:tcPr>
           <w:p>
@@ -475,7 +463,7 @@
         </w:tc>
         <w:tc>
           <w:tcPr>
-            <w:tcW w:type="dxa" w:w="5896"/>
+            <w:tcW w:type="dxa" w:w="3289"/>
             <w:vAlign w:val="center"/>
           </w:tcPr>
           <w:p>
@@ -486,7 +474,7 @@
               <w:rPr>
                 <w:sz w:val="16"/>
               </w:rPr>
-              <w:t>Fit base models and CNN</w:t>
+              <w:t>Fit models</w:t>
             </w:r>
           </w:p>
         </w:tc>
@@ -497,7 +485,7 @@
         </w:trPr>
         <w:tc>
           <w:tcPr>
-            <w:tcW w:type="dxa" w:w="1928"/>
+            <w:tcW w:type="dxa" w:w="3289"/>
             <w:vAlign w:val="center"/>
           </w:tcPr>
           <w:p>
@@ -508,13 +496,13 @@
               <w:rPr>
                 <w:sz w:val="16"/>
               </w:rPr>
-              <w:t>Validation games</w:t>
+              <w:t>Validation</w:t>
             </w:r>
           </w:p>
         </w:tc>
         <w:tc>
           <w:tcPr>
-            <w:tcW w:type="dxa" w:w="1701"/>
+            <w:tcW w:type="dxa" w:w="3289"/>
             <w:vAlign w:val="center"/>
           </w:tcPr>
           <w:p>
@@ -531,7 +519,7 @@
         </w:tc>
         <w:tc>
           <w:tcPr>
-            <w:tcW w:type="dxa" w:w="5896"/>
+            <w:tcW w:type="dxa" w:w="3289"/>
             <w:vAlign w:val="center"/>
           </w:tcPr>
           <w:p>
@@ -542,7 +530,7 @@
               <w:rPr>
                 <w:sz w:val="16"/>
               </w:rPr>
-              <w:t>Select models and train probability stacker</w:t>
+              <w:t>Select models and stopping epoch</w:t>
             </w:r>
           </w:p>
         </w:tc>
@@ -553,7 +541,7 @@
         </w:trPr>
         <w:tc>
           <w:tcPr>
-            <w:tcW w:type="dxa" w:w="1928"/>
+            <w:tcW w:type="dxa" w:w="3289"/>
             <w:vAlign w:val="center"/>
           </w:tcPr>
           <w:p>
@@ -564,13 +552,13 @@
               <w:rPr>
                 <w:sz w:val="16"/>
               </w:rPr>
-              <w:t>Test games</w:t>
+              <w:t>Test</w:t>
             </w:r>
           </w:p>
         </w:tc>
         <w:tc>
           <w:tcPr>
-            <w:tcW w:type="dxa" w:w="1701"/>
+            <w:tcW w:type="dxa" w:w="3289"/>
             <w:vAlign w:val="center"/>
           </w:tcPr>
           <w:p>
@@ -587,7 +575,7 @@
         </w:tc>
         <w:tc>
           <w:tcPr>
-            <w:tcW w:type="dxa" w:w="5896"/>
+            <w:tcW w:type="dxa" w:w="3289"/>
             <w:vAlign w:val="center"/>
           </w:tcPr>
           <w:p>
@@ -598,7 +586,7 @@
               <w:rPr>
                 <w:sz w:val="16"/>
               </w:rPr>
-              <w:t>Final performance estimation only</w:t>
+              <w:t>Final estimates only</w:t>
             </w:r>
           </w:p>
         </w:tc>
@@ -609,7 +597,7 @@
         </w:trPr>
         <w:tc>
           <w:tcPr>
-            <w:tcW w:type="dxa" w:w="1928"/>
+            <w:tcW w:type="dxa" w:w="3289"/>
             <w:vAlign w:val="center"/>
           </w:tcPr>
           <w:p>
@@ -626,7 +614,7 @@
         </w:tc>
         <w:tc>
           <w:tcPr>
-            <w:tcW w:type="dxa" w:w="1701"/>
+            <w:tcW w:type="dxa" w:w="3289"/>
             <w:vAlign w:val="center"/>
           </w:tcPr>
           <w:p>
@@ -643,7 +631,7 @@
         </w:tc>
         <w:tc>
           <w:tcPr>
-            <w:tcW w:type="dxa" w:w="5896"/>
+            <w:tcW w:type="dxa" w:w="3289"/>
             <w:vAlign w:val="center"/>
           </w:tcPr>
           <w:p>
@@ -654,7 +642,7 @@
               <w:rPr>
                 <w:sz w:val="16"/>
               </w:rPr>
-              <w:t>All retained games reconstructed successfully</w:t>
+              <w:t>Every retained game reconstructed</w:t>
             </w:r>
           </w:p>
         </w:tc>
@@ -667,7 +655,7 @@
     </w:p>
     <w:p>
       <w:r>
-        <w:t>After deduplication, the outcome counts are 8,680 Black wins (45.4%), 888 draws (4.6%), and 9,545 White wins (49.9%). The strong draw imbalance motivates macro-F1 and class-balanced fitting. Stratification preserves these proportions in all three splits, and game IDs are disjoint across splits.</w:t>
+        <w:t>The cleaned outcomes contain 8,680 Black wins, 888 draws, and 9,545 White wins. Draws are only 4.6%, so class-balanced, game-balanced sample weights are used and macro-F1 is necessary alongside accuracy. Each game contributes equal total weight regardless of its number of snapshots.</w:t>
       </w:r>
     </w:p>
     <w:p>
@@ -678,7 +666,7 @@
       <w:r>
         <w:drawing>
           <wp:inline xmlns:a="http://schemas.openxmlformats.org/drawingml/2006/main" xmlns:pic="http://schemas.openxmlformats.org/drawingml/2006/picture">
-            <wp:extent cx="5669280" cy="4035387"/>
+            <wp:extent cx="5623560" cy="4002843"/>
             <wp:docPr id="1" name="Picture 1"/>
             <wp:cNvGraphicFramePr>
               <a:graphicFrameLocks noChangeAspect="1"/>
@@ -699,7 +687,7 @@
                   <pic:spPr>
                     <a:xfrm>
                       <a:off x="0" y="0"/>
-                      <a:ext cx="5669280" cy="4035387"/>
+                      <a:ext cx="5623560" cy="4002843"/>
                     </a:xfrm>
                     <a:prstGeom prst="rect"/>
                   </pic:spPr>
@@ -716,12 +704,12 @@
         <w:jc w:val="center"/>
       </w:pPr>
       <w:r>
-        <w:t>Figure 1. Outcome distribution, rating distributions, outcome share by rating difference, and common time controls.</w:t>
+        <w:t>Figure 1. Outcome distribution, ratings, rating-difference outcome share, and common time controls.</w:t>
       </w:r>
     </w:p>
     <w:p>
       <w:r>
-        <w:t>Figure 1 shows substantial rating overlap, so rating alone cannot determine the outcome. Nevertheless, outcome shares move systematically with White-minus-Black rating difference. Time-control frequencies are highly concentrated but include a long tail of settings.</w:t>
+        <w:t>Figure 1 shows that rating difference is informative but not decisive. White and Black rating distributions overlap strongly, which motivates updating the prediction from the observed board.</w:t>
       </w:r>
     </w:p>
     <w:p>
@@ -734,7 +722,33 @@
         <w:pStyle w:val="Heading1"/>
       </w:pPr>
       <w:r>
-        <w:t>3.1 Feature Description and Leakage Control</w:t>
+        <w:t>4. Feature Engineering</w:t>
+      </w:r>
+    </w:p>
+    <w:p>
+      <w:pPr>
+        <w:pStyle w:val="Heading2"/>
+      </w:pPr>
+      <w:r>
+        <w:t>4.1 Pre-match Features</w:t>
+      </w:r>
+    </w:p>
+    <w:p>
+      <w:r>
+        <w:t>White and Black ratings, rated status, base minutes, and increment seconds are augmented with rating difference, mean, absolute gap, log base time, and an Elo-style White expectation. Difference represents directional advantage; mean captures the player pool; and gap represents mismatch. Player IDs are deliberately omitted to prevent memorisation.</w:t>
+      </w:r>
+    </w:p>
+    <w:p>
+      <w:pPr>
+        <w:pStyle w:val="Heading2"/>
+      </w:pPr>
+      <w:r>
+        <w:t>4.2 Stockfish Features</w:t>
+      </w:r>
+    </w:p>
+    <w:p>
+      <w:r>
+        <w:t>Stockfish 19 analyses each snapshot with one thread and a fixed 1,000-node budget through python-chess [3,4]. All values are converted to White's perspective. Only four engine indicators are retained; search diagnostics and internal strategy terms are excluded.</w:t>
       </w:r>
     </w:p>
     <w:p>
@@ -743,14 +757,13 @@
         <w:jc w:val="center"/>
       </w:pPr>
       <w:r>
-        <w:t>Table 2. Source-variable roles</w:t>
+        <w:t>Table 2. In-game features retained by design</w:t>
       </w:r>
     </w:p>
     <w:tbl>
       <w:tblPr>
         <w:tblStyle w:val="LightShading-Accent1"/>
         <w:tblW w:type="auto" w:w="0"/>
-        <w:tblLayout w:type="autofit"/>
         <w:tblLook w:firstColumn="1" w:firstRow="1" w:lastColumn="0" w:lastRow="0" w:noHBand="0" w:noVBand="1" w:val="04A0"/>
       </w:tblPr>
       <w:tblGrid>
@@ -764,7 +777,7 @@
         </w:trPr>
         <w:tc>
           <w:tcPr>
-            <w:tcW w:type="dxa" w:w="1814"/>
+            <w:tcW w:type="dxa" w:w="3289"/>
             <w:shd w:fill="1F4E78"/>
           </w:tcPr>
           <w:p>
@@ -774,13 +787,13 @@
                 <w:color w:val="FFFFFF"/>
                 <w:sz w:val="16"/>
               </w:rPr>
-              <w:t>Variable group</w:t>
+              <w:t>Source</w:t>
             </w:r>
           </w:p>
         </w:tc>
         <w:tc>
           <w:tcPr>
-            <w:tcW w:type="dxa" w:w="3628"/>
+            <w:tcW w:type="dxa" w:w="3289"/>
             <w:shd w:fill="1F4E78"/>
           </w:tcPr>
           <w:p>
@@ -790,13 +803,13 @@
                 <w:color w:val="FFFFFF"/>
                 <w:sz w:val="16"/>
               </w:rPr>
-              <w:t>Examples</w:t>
+              <w:t>Feature</w:t>
             </w:r>
           </w:p>
         </w:tc>
         <w:tc>
           <w:tcPr>
-            <w:tcW w:type="dxa" w:w="4082"/>
+            <w:tcW w:type="dxa" w:w="3289"/>
             <w:shd w:fill="1F4E78"/>
           </w:tcPr>
           <w:p>
@@ -806,7 +819,7 @@
                 <w:color w:val="FFFFFF"/>
                 <w:sz w:val="16"/>
               </w:rPr>
-              <w:t>Role</w:t>
+              <w:t>Interpretation / processing</w:t>
             </w:r>
           </w:p>
         </w:tc>
@@ -817,7 +830,7 @@
         </w:trPr>
         <w:tc>
           <w:tcPr>
-            <w:tcW w:type="dxa" w:w="1814"/>
+            <w:tcW w:type="dxa" w:w="3289"/>
             <w:vAlign w:val="center"/>
           </w:tcPr>
           <w:p>
@@ -828,13 +841,13 @@
               <w:rPr>
                 <w:sz w:val="16"/>
               </w:rPr>
-              <w:t>Pre-match</w:t>
+              <w:t>Stockfish</w:t>
             </w:r>
           </w:p>
         </w:tc>
         <w:tc>
           <w:tcPr>
-            <w:tcW w:type="dxa" w:w="3628"/>
+            <w:tcW w:type="dxa" w:w="3289"/>
             <w:vAlign w:val="center"/>
           </w:tcPr>
           <w:p>
@@ -845,13 +858,13 @@
               <w:rPr>
                 <w:sz w:val="16"/>
               </w:rPr>
-              <w:t>rated, white_rating, black_rating, increment_code</w:t>
+              <w:t>score_cp</w:t>
             </w:r>
           </w:p>
         </w:tc>
         <w:tc>
           <w:tcPr>
-            <w:tcW w:type="dxa" w:w="4082"/>
+            <w:tcW w:type="dxa" w:w="3289"/>
             <w:vAlign w:val="center"/>
           </w:tcPr>
           <w:p>
@@ -862,7 +875,7 @@
               <w:rPr>
                 <w:sz w:val="16"/>
               </w:rPr>
-              <w:t>Eligible before the first move</w:t>
+              <w:t>Centipawn score; missing when a forced mate score is returned</w:t>
             </w:r>
           </w:p>
         </w:tc>
@@ -873,7 +886,7 @@
         </w:trPr>
         <w:tc>
           <w:tcPr>
-            <w:tcW w:type="dxa" w:w="1814"/>
+            <w:tcW w:type="dxa" w:w="3289"/>
             <w:vAlign w:val="center"/>
           </w:tcPr>
           <w:p>
@@ -884,13 +897,13 @@
               <w:rPr>
                 <w:sz w:val="16"/>
               </w:rPr>
-              <w:t>Game process</w:t>
+              <w:t>Stockfish</w:t>
             </w:r>
           </w:p>
         </w:tc>
         <w:tc>
           <w:tcPr>
-            <w:tcW w:type="dxa" w:w="3628"/>
+            <w:tcW w:type="dxa" w:w="3289"/>
             <w:vAlign w:val="center"/>
           </w:tcPr>
           <w:p>
@@ -901,13 +914,13 @@
               <w:rPr>
                 <w:sz w:val="16"/>
               </w:rPr>
-              <w:t>moves in Standard Algebraic Notation (SAN)</w:t>
+              <w:t>score_mate</w:t>
             </w:r>
           </w:p>
         </w:tc>
         <w:tc>
           <w:tcPr>
-            <w:tcW w:type="dxa" w:w="4082"/>
+            <w:tcW w:type="dxa" w:w="3289"/>
             <w:vAlign w:val="center"/>
           </w:tcPr>
           <w:p>
@@ -918,7 +931,7 @@
               <w:rPr>
                 <w:sz w:val="16"/>
               </w:rPr>
-              <w:t>Replay into board snapshots</w:t>
+              <w:t>Signed distance to mate; missing for ordinary centipawn positions</w:t>
             </w:r>
           </w:p>
         </w:tc>
@@ -929,7 +942,7 @@
         </w:trPr>
         <w:tc>
           <w:tcPr>
-            <w:tcW w:type="dxa" w:w="1814"/>
+            <w:tcW w:type="dxa" w:w="3289"/>
             <w:vAlign w:val="center"/>
           </w:tcPr>
           <w:p>
@@ -940,13 +953,13 @@
               <w:rPr>
                 <w:sz w:val="16"/>
               </w:rPr>
-              <w:t>Target</w:t>
+              <w:t>Stockfish</w:t>
             </w:r>
           </w:p>
         </w:tc>
         <w:tc>
           <w:tcPr>
-            <w:tcW w:type="dxa" w:w="3628"/>
+            <w:tcW w:type="dxa" w:w="3289"/>
             <w:vAlign w:val="center"/>
           </w:tcPr>
           <w:p>
@@ -957,13 +970,13 @@
               <w:rPr>
                 <w:sz w:val="16"/>
               </w:rPr>
-              <w:t>winner</w:t>
+              <w:t>wdl_wins</w:t>
             </w:r>
           </w:p>
         </w:tc>
         <w:tc>
           <w:tcPr>
-            <w:tcW w:type="dxa" w:w="4082"/>
+            <w:tcW w:type="dxa" w:w="3289"/>
             <w:vAlign w:val="center"/>
           </w:tcPr>
           <w:p>
@@ -974,7 +987,7 @@
               <w:rPr>
                 <w:sz w:val="16"/>
               </w:rPr>
-              <w:t>Mapped to Black / draw / White</w:t>
+              <w:t>White win count per 1,000 engine outcomes</w:t>
             </w:r>
           </w:p>
         </w:tc>
@@ -985,7 +998,7 @@
         </w:trPr>
         <w:tc>
           <w:tcPr>
-            <w:tcW w:type="dxa" w:w="1814"/>
+            <w:tcW w:type="dxa" w:w="3289"/>
             <w:vAlign w:val="center"/>
           </w:tcPr>
           <w:p>
@@ -996,13 +1009,13 @@
               <w:rPr>
                 <w:sz w:val="16"/>
               </w:rPr>
-              <w:t>Post-game</w:t>
+              <w:t>Stockfish</w:t>
             </w:r>
           </w:p>
         </w:tc>
         <w:tc>
           <w:tcPr>
-            <w:tcW w:type="dxa" w:w="3628"/>
+            <w:tcW w:type="dxa" w:w="3289"/>
             <w:vAlign w:val="center"/>
           </w:tcPr>
           <w:p>
@@ -1013,13 +1026,13 @@
               <w:rPr>
                 <w:sz w:val="16"/>
               </w:rPr>
-              <w:t>victory_status, turns, last_move_at</w:t>
+              <w:t>wdl_draws</w:t>
             </w:r>
           </w:p>
         </w:tc>
         <w:tc>
           <w:tcPr>
-            <w:tcW w:type="dxa" w:w="4082"/>
+            <w:tcW w:type="dxa" w:w="3289"/>
             <w:vAlign w:val="center"/>
           </w:tcPr>
           <w:p>
@@ -1030,7 +1043,7 @@
               <w:rPr>
                 <w:sz w:val="16"/>
               </w:rPr>
-              <w:t>Excluded from predictors</w:t>
+              <w:t>Draw count per 1,000 engine outcomes</w:t>
             </w:r>
           </w:p>
         </w:tc>
@@ -1041,7 +1054,7 @@
         </w:trPr>
         <w:tc>
           <w:tcPr>
-            <w:tcW w:type="dxa" w:w="1814"/>
+            <w:tcW w:type="dxa" w:w="3289"/>
             <w:vAlign w:val="center"/>
           </w:tcPr>
           <w:p>
@@ -1052,13 +1065,13 @@
               <w:rPr>
                 <w:sz w:val="16"/>
               </w:rPr>
-              <w:t>Derived from play</w:t>
+              <w:t>Manual</w:t>
             </w:r>
           </w:p>
         </w:tc>
         <w:tc>
           <w:tcPr>
-            <w:tcW w:type="dxa" w:w="3628"/>
+            <w:tcW w:type="dxa" w:w="3289"/>
             <w:vAlign w:val="center"/>
           </w:tcPr>
           <w:p>
@@ -1069,13 +1082,13 @@
               <w:rPr>
                 <w:sz w:val="16"/>
               </w:rPr>
-              <w:t>opening_eco, opening_name, opening_ply</w:t>
+              <w:t>ply</w:t>
             </w:r>
           </w:p>
         </w:tc>
         <w:tc>
           <w:tcPr>
-            <w:tcW w:type="dxa" w:w="4082"/>
+            <w:tcW w:type="dxa" w:w="3289"/>
             <w:vAlign w:val="center"/>
           </w:tcPr>
           <w:p>
@@ -1086,7 +1099,7 @@
               <w:rPr>
                 <w:sz w:val="16"/>
               </w:rPr>
-              <w:t>Excluded from the pre-match model</w:t>
+              <w:t>Number of half-moves observed</w:t>
             </w:r>
           </w:p>
         </w:tc>
@@ -1097,7 +1110,7 @@
         </w:trPr>
         <w:tc>
           <w:tcPr>
-            <w:tcW w:type="dxa" w:w="1814"/>
+            <w:tcW w:type="dxa" w:w="3289"/>
             <w:vAlign w:val="center"/>
           </w:tcPr>
           <w:p>
@@ -1108,13 +1121,13 @@
               <w:rPr>
                 <w:sz w:val="16"/>
               </w:rPr>
-              <w:t>Identity</w:t>
+              <w:t>Manual</w:t>
             </w:r>
           </w:p>
         </w:tc>
         <w:tc>
           <w:tcPr>
-            <w:tcW w:type="dxa" w:w="3628"/>
+            <w:tcW w:type="dxa" w:w="3289"/>
             <w:vAlign w:val="center"/>
           </w:tcPr>
           <w:p>
@@ -1125,13 +1138,13 @@
               <w:rPr>
                 <w:sz w:val="16"/>
               </w:rPr>
-              <w:t>white_id, black_id</w:t>
+              <w:t>material_total</w:t>
             </w:r>
           </w:p>
         </w:tc>
         <w:tc>
           <w:tcPr>
-            <w:tcW w:type="dxa" w:w="4082"/>
+            <w:tcW w:type="dxa" w:w="3289"/>
             <w:vAlign w:val="center"/>
           </w:tcPr>
           <w:p>
@@ -1142,7 +1155,63 @@
               <w:rPr>
                 <w:sz w:val="16"/>
               </w:rPr>
-              <w:t>Excluded to avoid player memorisation</w:t>
+              <w:t>Total non-king material using 1/3/3/5/9 piece values</w:t>
+            </w:r>
+          </w:p>
+        </w:tc>
+      </w:tr>
+      <w:tr>
+        <w:trPr>
+          <w:cantSplit/>
+        </w:trPr>
+        <w:tc>
+          <w:tcPr>
+            <w:tcW w:type="dxa" w:w="3289"/>
+            <w:vAlign w:val="center"/>
+          </w:tcPr>
+          <w:p>
+            <w:pPr>
+              <w:spacing w:after="0"/>
+            </w:pPr>
+            <w:r>
+              <w:rPr>
+                <w:sz w:val="16"/>
+              </w:rPr>
+              <w:t>Manual</w:t>
+            </w:r>
+          </w:p>
+        </w:tc>
+        <w:tc>
+          <w:tcPr>
+            <w:tcW w:type="dxa" w:w="3289"/>
+            <w:vAlign w:val="center"/>
+          </w:tcPr>
+          <w:p>
+            <w:pPr>
+              <w:spacing w:after="0"/>
+            </w:pPr>
+            <w:r>
+              <w:rPr>
+                <w:sz w:val="16"/>
+              </w:rPr>
+              <w:t>material_diff</w:t>
+            </w:r>
+          </w:p>
+        </w:tc>
+        <w:tc>
+          <w:tcPr>
+            <w:tcW w:type="dxa" w:w="3289"/>
+            <w:vAlign w:val="center"/>
+          </w:tcPr>
+          <w:p>
+            <w:pPr>
+              <w:spacing w:after="0"/>
+            </w:pPr>
+            <w:r>
+              <w:rPr>
+                <w:sz w:val="16"/>
+              </w:rPr>
+              <w:t>White material minus Black material</w:t>
             </w:r>
           </w:p>
         </w:tc>
@@ -1155,20 +1224,20 @@
     </w:p>
     <w:p>
       <w:r>
-        <w:t>The central validity risk is target leakage. Opening labels summarize moves that have not occurred at the pre-match stage, termination status is strongly linked to the result, and final turns or duration are unknown during prediction. These fields are retained only for audit, never as predictors. Player IDs are also omitted so performance reflects transferable strength and position signals rather than memorising frequent users.</w:t>
+        <w:t>For terminal boards where Stockfish does not emit WDL, the rule-defined terminal outcome supplies the corresponding WDL counts. The engine cache contains 146,111 unique positions and is keyed by game, ply, FEN, engine hash, and node budget. Deduplication and atomic replacement make cache generation idempotent.</w:t>
       </w:r>
     </w:p>
     <w:p>
       <w:pPr>
-        <w:pStyle w:val="Heading1"/>
+        <w:pStyle w:val="Heading2"/>
       </w:pPr>
       <w:r>
-        <w:t>3.2 Statistical Relationships</w:t>
+        <w:t>4.3 Why These Features</w:t>
       </w:r>
     </w:p>
     <w:p>
       <w:r>
-        <w:t>Mean rating difference is −88.5 for Black wins, +7.1 for draws, and +94.3 for White wins. Draws have a smaller mean absolute rating gap (144.3) than decisive games (171.5 for Black wins and 175.7 for White wins), which is consistent with more evenly matched players drawing more often in this sample. These are descriptive associations and should not be read as causal.</w:t>
+        <w:t>The feature set is intentionally small. Stockfish supplies objective board strength, while ratings and time control describe human context. Ply and total material express game phase, and material difference provides an easily explained independent summary. This avoids a large collection of correlated engine internals and keeps feature importance interpretable.</w:t>
       </w:r>
     </w:p>
     <w:p>
@@ -1179,7 +1248,7 @@
       <w:r>
         <w:drawing>
           <wp:inline xmlns:a="http://schemas.openxmlformats.org/drawingml/2006/main" xmlns:pic="http://schemas.openxmlformats.org/drawingml/2006/picture">
-            <wp:extent cx="5349240" cy="4185540"/>
+            <wp:extent cx="5074920" cy="3341276"/>
             <wp:docPr id="2" name="Picture 2"/>
             <wp:cNvGraphicFramePr>
               <a:graphicFrameLocks noChangeAspect="1"/>
@@ -1188,7 +1257,7 @@
               <a:graphicData uri="http://schemas.openxmlformats.org/drawingml/2006/picture">
                 <pic:pic>
                   <pic:nvPicPr>
-                    <pic:cNvPr id="0" name="02_prematch_correlations.png"/>
+                    <pic:cNvPr id="0" name="04_joint_feature_importance.png"/>
                     <pic:cNvPicPr/>
                   </pic:nvPicPr>
                   <pic:blipFill>
@@ -1200,7 +1269,7 @@
                   <pic:spPr>
                     <a:xfrm>
                       <a:off x="0" y="0"/>
-                      <a:ext cx="5349240" cy="4185540"/>
+                      <a:ext cx="5074920" cy="3341276"/>
                     </a:xfrm>
                     <a:prstGeom prst="rect"/>
                   </pic:spPr>
@@ -1217,12 +1286,7 @@
         <w:jc w:val="center"/>
       </w:pPr>
       <w:r>
-        <w:t>Figure 2. Spearman correlations among pre-match variables and one-hot outcomes.</w:t>
-      </w:r>
-    </w:p>
-    <w:p>
-      <w:r>
-        <w:t>Figure 2 confirms that rating difference and Elo-style White expectation are the clearest pre-match correlates of colour-specific wins. The high correlation among engineered rating variables is acceptable for tree models; standardisation stabilises the linear baseline.</w:t>
+        <w:t>Figure 2. Permutation importance of the selected joint tabular model.</w:t>
       </w:r>
     </w:p>
     <w:p>
@@ -1235,12 +1299,7 @@
         <w:pStyle w:val="Heading1"/>
       </w:pPr>
       <w:r>
-        <w:t>4. Overall Approach and Feature Engineering</w:t>
-      </w:r>
-    </w:p>
-    <w:p>
-      <w:r>
-        <w:t>The pipeline has four layers: (1) estimate a prior outcome distribution from pre-match features; (2) replay each game and extract board snapshots; (3) estimate an outcome distribution from either handcrafted features or a CNN; and (4) combine the pre-match and board probabilities with a multinomial logistic stacker. All comparisons use the same game-level split.</w:t>
+        <w:t>5. Model Design</w:t>
       </w:r>
     </w:p>
     <w:p>
@@ -1248,12 +1307,33 @@
         <w:pStyle w:val="Heading2"/>
       </w:pPr>
       <w:r>
-        <w:t>4.1 Pre-match Features</w:t>
+        <w:t>5.1 Joint Tabular Model</w:t>
       </w:r>
     </w:p>
     <w:p>
       <w:r>
-        <w:t>Raw ratings, rated status, base minutes, and increment seconds are augmented with White-minus-Black rating difference, mean rating, absolute gap, log-transformed base time, and an Elo-style White expectation. Difference represents directional advantage; mean approximates the playing pool; absolute gap captures mismatch; and the log transform reduces sensitivity to unusually long controls.</w:t>
+        <w:t>Histogram gradient boosting is used because it learns nonlinear thresholds and interactions, accepts missing cp/mate values, and trains efficiently on 108,534 training snapshots [5]. The principal comparison is an ablation between:</w:t>
+      </w:r>
+    </w:p>
+    <w:p>
+      <w:pPr>
+        <w:pStyle w:val="ListBullet"/>
+      </w:pPr>
+      <w:r>
+        <w:t>pre-match metadata plus ply/material features; and</w:t>
+      </w:r>
+    </w:p>
+    <w:p>
+      <w:pPr>
+        <w:pStyle w:val="ListBullet"/>
+      </w:pPr>
+      <w:r>
+        <w:t>the same joint features plus the four Stockfish indicators.</w:t>
+      </w:r>
+    </w:p>
+    <w:p>
+      <w:r>
+        <w:t>Both models use learning rate 0.08, up to 240 boosting iterations, 31 leaves, L2 regularisation, and validation early stopping. This controlled comparison directly estimates the contribution of Stockfish without changing the learner.</w:t>
       </w:r>
     </w:p>
     <w:p>
@@ -1261,385 +1341,17 @@
         <w:pStyle w:val="Heading2"/>
       </w:pPr>
       <w:r>
-        <w:t>4.2 Board Reconstruction and Handcrafted Features</w:t>
+        <w:t>5.2 Supervised CNN</w:t>
       </w:r>
     </w:p>
     <w:p>
       <w:r>
-        <w:t>Moves are replayed from the standard initial position with python-chess, which supports SAN parsing, legal move generation, checks, and attacks [3]. Features are consistently oriented from White's perspective.</w:t>
-      </w:r>
-    </w:p>
-    <w:p>
-      <w:pPr>
-        <w:pStyle w:val="Caption"/>
-        <w:jc w:val="center"/>
-      </w:pPr>
-      <w:r>
-        <w:t>Table 3. Handcrafted position feature groups</w:t>
-      </w:r>
-    </w:p>
-    <w:tbl>
-      <w:tblPr>
-        <w:tblStyle w:val="LightShading-Accent1"/>
-        <w:tblW w:type="auto" w:w="0"/>
-        <w:tblLayout w:type="autofit"/>
-        <w:tblLook w:firstColumn="1" w:firstRow="1" w:lastColumn="0" w:lastRow="0" w:noHBand="0" w:noVBand="1" w:val="04A0"/>
-      </w:tblPr>
-      <w:tblGrid>
-        <w:gridCol w:w="3289"/>
-        <w:gridCol w:w="3289"/>
-        <w:gridCol w:w="3289"/>
-      </w:tblGrid>
-      <w:tr>
-        <w:trPr>
-          <w:tblHeader w:val="true"/>
-        </w:trPr>
-        <w:tc>
-          <w:tcPr>
-            <w:tcW w:type="dxa" w:w="1531"/>
-            <w:shd w:fill="1F4E78"/>
-          </w:tcPr>
-          <w:p>
-            <w:r>
-              <w:rPr>
-                <w:b/>
-                <w:color w:val="FFFFFF"/>
-                <w:sz w:val="16"/>
-              </w:rPr>
-              <w:t>Group</w:t>
-            </w:r>
-          </w:p>
-        </w:tc>
-        <w:tc>
-          <w:tcPr>
-            <w:tcW w:type="dxa" w:w="4535"/>
-            <w:shd w:fill="1F4E78"/>
-          </w:tcPr>
-          <w:p>
-            <w:r>
-              <w:rPr>
-                <w:b/>
-                <w:color w:val="FFFFFF"/>
-                <w:sz w:val="16"/>
-              </w:rPr>
-              <w:t>Features</w:t>
-            </w:r>
-          </w:p>
-        </w:tc>
-        <w:tc>
-          <w:tcPr>
-            <w:tcW w:type="dxa" w:w="3458"/>
-            <w:shd w:fill="1F4E78"/>
-          </w:tcPr>
-          <w:p>
-            <w:r>
-              <w:rPr>
-                <w:b/>
-                <w:color w:val="FFFFFF"/>
-                <w:sz w:val="16"/>
-              </w:rPr>
-              <w:t>Reason</w:t>
-            </w:r>
-          </w:p>
-        </w:tc>
-      </w:tr>
-      <w:tr>
-        <w:trPr>
-          <w:cantSplit/>
-        </w:trPr>
-        <w:tc>
-          <w:tcPr>
-            <w:tcW w:type="dxa" w:w="1531"/>
-            <w:vAlign w:val="center"/>
-          </w:tcPr>
-          <w:p>
-            <w:pPr>
-              <w:spacing w:after="0"/>
-            </w:pPr>
-            <w:r>
-              <w:rPr>
-                <w:sz w:val="16"/>
-              </w:rPr>
-              <w:t>Material</w:t>
-            </w:r>
-          </w:p>
-        </w:tc>
-        <w:tc>
-          <w:tcPr>
-            <w:tcW w:type="dxa" w:w="4535"/>
-            <w:vAlign w:val="center"/>
-          </w:tcPr>
-          <w:p>
-            <w:pPr>
-              <w:spacing w:after="0"/>
-            </w:pPr>
-            <w:r>
-              <w:rPr>
-                <w:sz w:val="16"/>
-              </w:rPr>
-              <w:t>Pawn, knight, bishop, rook, queen count differences; weighted balance; bishop pair</w:t>
-            </w:r>
-          </w:p>
-        </w:tc>
-        <w:tc>
-          <w:tcPr>
-            <w:tcW w:type="dxa" w:w="3458"/>
-            <w:vAlign w:val="center"/>
-          </w:tcPr>
-          <w:p>
-            <w:pPr>
-              <w:spacing w:after="0"/>
-            </w:pPr>
-            <w:r>
-              <w:rPr>
-                <w:sz w:val="16"/>
-              </w:rPr>
-              <w:t>Directly measures captured material and common piece values</w:t>
-            </w:r>
-          </w:p>
-        </w:tc>
-      </w:tr>
-      <w:tr>
-        <w:trPr>
-          <w:cantSplit/>
-        </w:trPr>
-        <w:tc>
-          <w:tcPr>
-            <w:tcW w:type="dxa" w:w="1531"/>
-            <w:vAlign w:val="center"/>
-          </w:tcPr>
-          <w:p>
-            <w:pPr>
-              <w:spacing w:after="0"/>
-            </w:pPr>
-            <w:r>
-              <w:rPr>
-                <w:sz w:val="16"/>
-              </w:rPr>
-              <w:t>Activity</w:t>
-            </w:r>
-          </w:p>
-        </w:tc>
-        <w:tc>
-          <w:tcPr>
-            <w:tcW w:type="dxa" w:w="4535"/>
-            <w:vAlign w:val="center"/>
-          </w:tcPr>
-          <w:p>
-            <w:pPr>
-              <w:spacing w:after="0"/>
-            </w:pPr>
-            <w:r>
-              <w:rPr>
-                <w:sz w:val="16"/>
-              </w:rPr>
-              <w:t>Legal-move difference; attacks on d4/e4/d5/e5</w:t>
-            </w:r>
-          </w:p>
-        </w:tc>
-        <w:tc>
-          <w:tcPr>
-            <w:tcW w:type="dxa" w:w="3458"/>
-            <w:vAlign w:val="center"/>
-          </w:tcPr>
-          <w:p>
-            <w:pPr>
-              <w:spacing w:after="0"/>
-            </w:pPr>
-            <w:r>
-              <w:rPr>
-                <w:sz w:val="16"/>
-              </w:rPr>
-              <w:t>Approximates mobility and central influence</w:t>
-            </w:r>
-          </w:p>
-        </w:tc>
-      </w:tr>
-      <w:tr>
-        <w:trPr>
-          <w:cantSplit/>
-        </w:trPr>
-        <w:tc>
-          <w:tcPr>
-            <w:tcW w:type="dxa" w:w="1531"/>
-            <w:vAlign w:val="center"/>
-          </w:tcPr>
-          <w:p>
-            <w:pPr>
-              <w:spacing w:after="0"/>
-            </w:pPr>
-            <w:r>
-              <w:rPr>
-                <w:sz w:val="16"/>
-              </w:rPr>
-              <w:t>King state</w:t>
-            </w:r>
-          </w:p>
-        </w:tc>
-        <w:tc>
-          <w:tcPr>
-            <w:tcW w:type="dxa" w:w="4535"/>
-            <w:vAlign w:val="center"/>
-          </w:tcPr>
-          <w:p>
-            <w:pPr>
-              <w:spacing w:after="0"/>
-            </w:pPr>
-            <w:r>
-              <w:rPr>
-                <w:sz w:val="16"/>
-              </w:rPr>
-              <w:t>Pawn-shield difference; check flags; castling-right difference</w:t>
-            </w:r>
-          </w:p>
-        </w:tc>
-        <w:tc>
-          <w:tcPr>
-            <w:tcW w:type="dxa" w:w="3458"/>
-            <w:vAlign w:val="center"/>
-          </w:tcPr>
-          <w:p>
-            <w:pPr>
-              <w:spacing w:after="0"/>
-            </w:pPr>
-            <w:r>
-              <w:rPr>
-                <w:sz w:val="16"/>
-              </w:rPr>
-              <w:t>Represents tactical exposure and structural safety</w:t>
-            </w:r>
-          </w:p>
-        </w:tc>
-      </w:tr>
-      <w:tr>
-        <w:trPr>
-          <w:cantSplit/>
-        </w:trPr>
-        <w:tc>
-          <w:tcPr>
-            <w:tcW w:type="dxa" w:w="1531"/>
-            <w:vAlign w:val="center"/>
-          </w:tcPr>
-          <w:p>
-            <w:pPr>
-              <w:spacing w:after="0"/>
-            </w:pPr>
-            <w:r>
-              <w:rPr>
-                <w:sz w:val="16"/>
-              </w:rPr>
-              <w:t>Pawn structure</w:t>
-            </w:r>
-          </w:p>
-        </w:tc>
-        <w:tc>
-          <w:tcPr>
-            <w:tcW w:type="dxa" w:w="4535"/>
-            <w:vAlign w:val="center"/>
-          </w:tcPr>
-          <w:p>
-            <w:pPr>
-              <w:spacing w:after="0"/>
-            </w:pPr>
-            <w:r>
-              <w:rPr>
-                <w:sz w:val="16"/>
-              </w:rPr>
-              <w:t>Doubled, isolated, and passed-pawn differences</w:t>
-            </w:r>
-          </w:p>
-        </w:tc>
-        <w:tc>
-          <w:tcPr>
-            <w:tcW w:type="dxa" w:w="3458"/>
-            <w:vAlign w:val="center"/>
-          </w:tcPr>
-          <w:p>
-            <w:pPr>
-              <w:spacing w:after="0"/>
-            </w:pPr>
-            <w:r>
-              <w:rPr>
-                <w:sz w:val="16"/>
-              </w:rPr>
-              <w:t>Captures long-term strengths and weaknesses</w:t>
-            </w:r>
-          </w:p>
-        </w:tc>
-      </w:tr>
-      <w:tr>
-        <w:trPr>
-          <w:cantSplit/>
-        </w:trPr>
-        <w:tc>
-          <w:tcPr>
-            <w:tcW w:type="dxa" w:w="1531"/>
-            <w:vAlign w:val="center"/>
-          </w:tcPr>
-          <w:p>
-            <w:pPr>
-              <w:spacing w:after="0"/>
-            </w:pPr>
-            <w:r>
-              <w:rPr>
-                <w:sz w:val="16"/>
-              </w:rPr>
-              <w:t>Context</w:t>
-            </w:r>
-          </w:p>
-        </w:tc>
-        <w:tc>
-          <w:tcPr>
-            <w:tcW w:type="dxa" w:w="4535"/>
-            <w:vAlign w:val="center"/>
-          </w:tcPr>
-          <w:p>
-            <w:pPr>
-              <w:spacing w:after="0"/>
-            </w:pPr>
-            <w:r>
-              <w:rPr>
-                <w:sz w:val="16"/>
-              </w:rPr>
-              <w:t>Side to move; current ply</w:t>
-            </w:r>
-          </w:p>
-        </w:tc>
-        <w:tc>
-          <w:tcPr>
-            <w:tcW w:type="dxa" w:w="3458"/>
-            <w:vAlign w:val="center"/>
-          </w:tcPr>
-          <w:p>
-            <w:pPr>
-              <w:spacing w:after="0"/>
-            </w:pPr>
-            <w:r>
-              <w:rPr>
-                <w:sz w:val="16"/>
-              </w:rPr>
-              <w:t>Accounts for tempo and game phase without requiring final length</w:t>
-            </w:r>
-          </w:p>
-        </w:tc>
-      </w:tr>
-    </w:tbl>
-    <w:p>
-      <w:pPr>
-        <w:spacing w:after="0"/>
-      </w:pPr>
-    </w:p>
-    <w:p>
-      <w:pPr>
-        <w:pStyle w:val="Heading2"/>
-      </w:pPr>
-      <w:r>
-        <w:t>4.3 CNN Board Representation</w:t>
+        <w:t>The CNN receives 17 binary 8×8 planes: 12 colour-specific piece planes, side to move, and four castling-right planes. Three convolutional layers produce a 64-dimensional board embedding. A separate metadata branch contains the standardised pre-match features and ply. The two representations are concatenated before a 64-unit hidden layer and three-class output.</w:t>
       </w:r>
     </w:p>
     <w:p>
       <w:r>
-        <w:t>Each board is encoded as 17 binary 8×8 planes: six White piece types, six Black piece types, side to move, and four castling rights. This retains spatial structure without hand-assigning values. Current ply divided by a fixed constant (100) is concatenated with the learned convolutional embedding. This transformation never uses final game length. The tensor representation occupies 159.0 MB for 146,111 snapshots.</w:t>
+        <w:t>Training uses only game-result cross-entropy with game- and class-balanced weights, AdamW, dropout 0.20, and validation early stopping. Stockfish values are not used as CNN labels or inputs. This makes the comparison easy to interpret: engineered board evaluation versus supervised spatial feature learning.</w:t>
       </w:r>
     </w:p>
     <w:p>
@@ -1650,7 +1362,7 @@
       <w:r>
         <w:drawing>
           <wp:inline xmlns:a="http://schemas.openxmlformats.org/drawingml/2006/main" xmlns:pic="http://schemas.openxmlformats.org/drawingml/2006/picture">
-            <wp:extent cx="4892040" cy="3226939"/>
+            <wp:extent cx="5623560" cy="1823257"/>
             <wp:docPr id="3" name="Picture 3"/>
             <wp:cNvGraphicFramePr>
               <a:graphicFrameLocks noChangeAspect="1"/>
@@ -1659,7 +1371,7 @@
               <a:graphicData uri="http://schemas.openxmlformats.org/drawingml/2006/picture">
                 <pic:pic>
                   <pic:nvPicPr>
-                    <pic:cNvPr id="0" name="04_position_feature_importance.png"/>
+                    <pic:cNvPr id="0" name="05_cnn_training_history.png"/>
                     <pic:cNvPicPr/>
                   </pic:nvPicPr>
                   <pic:blipFill>
@@ -1671,7 +1383,7 @@
                   <pic:spPr>
                     <a:xfrm>
                       <a:off x="0" y="0"/>
-                      <a:ext cx="4892040" cy="3226939"/>
+                      <a:ext cx="5623560" cy="1823257"/>
                     </a:xfrm>
                     <a:prstGeom prst="rect"/>
                   </pic:spPr>
@@ -1688,7 +1400,20 @@
         <w:jc w:val="center"/>
       </w:pPr>
       <w:r>
-        <w:t>Figure 3. Permutation importance for the selected handcrafted position model.</w:t>
+        <w:t>Figure 3. Supervised joint CNN optimisation and validation macro-F1.</w:t>
+      </w:r>
+    </w:p>
+    <w:p>
+      <w:pPr>
+        <w:pStyle w:val="Heading2"/>
+      </w:pPr>
+      <w:r>
+        <w:t>5.3 Experimental Control</w:t>
+      </w:r>
+    </w:p>
+    <w:p>
+      <w:r>
+        <w:t>Training and validation positions are fixed at ply 4 and then every 8 plies through 160. Test evaluation uses 10%, 25%, 50%, 75%, and 100% checkpoints only for reporting. All preprocessing is fitted on training data, and model selection uses validation macro-F1 before the test predictions are examined.</w:t>
       </w:r>
     </w:p>
     <w:p>
@@ -1701,7 +1426,15 @@
         <w:pStyle w:val="Heading1"/>
       </w:pPr>
       <w:r>
-        <w:t>5. Model Design and Technical Choices</w:t>
+        <w:t>6. Results</w:t>
+      </w:r>
+    </w:p>
+    <w:p>
+      <w:pPr>
+        <w:pStyle w:val="Heading2"/>
+      </w:pPr>
+      <w:r>
+        <w:t>6.1 Pre-match Baseline</w:t>
       </w:r>
     </w:p>
     <w:p>
@@ -1710,20 +1443,21 @@
         <w:jc w:val="center"/>
       </w:pPr>
       <w:r>
-        <w:t>Table 4. Algorithms, purpose, and selection rationale</w:t>
+        <w:t>Table 3. Pre-match validation and test performance</w:t>
       </w:r>
     </w:p>
     <w:tbl>
       <w:tblPr>
         <w:tblStyle w:val="LightShading-Accent1"/>
         <w:tblW w:type="auto" w:w="0"/>
-        <w:tblLayout w:type="autofit"/>
         <w:tblLook w:firstColumn="1" w:firstRow="1" w:lastColumn="0" w:lastRow="0" w:noHBand="0" w:noVBand="1" w:val="04A0"/>
       </w:tblPr>
       <w:tblGrid>
-        <w:gridCol w:w="3289"/>
-        <w:gridCol w:w="3289"/>
-        <w:gridCol w:w="3289"/>
+        <w:gridCol w:w="1973"/>
+        <w:gridCol w:w="1973"/>
+        <w:gridCol w:w="1973"/>
+        <w:gridCol w:w="1973"/>
+        <w:gridCol w:w="1973"/>
       </w:tblGrid>
       <w:tr>
         <w:trPr>
@@ -1731,7 +1465,23 @@
         </w:trPr>
         <w:tc>
           <w:tcPr>
-            <w:tcW w:type="dxa" w:w="1814"/>
+            <w:tcW w:type="dxa" w:w="1973"/>
+            <w:shd w:fill="1F4E78"/>
+          </w:tcPr>
+          <w:p>
+            <w:r>
+              <w:rPr>
+                <w:b/>
+                <w:color w:val="FFFFFF"/>
+                <w:sz w:val="16"/>
+              </w:rPr>
+              <w:t>Split</w:t>
+            </w:r>
+          </w:p>
+        </w:tc>
+        <w:tc>
+          <w:tcPr>
+            <w:tcW w:type="dxa" w:w="1973"/>
             <w:shd w:fill="1F4E78"/>
           </w:tcPr>
           <w:p>
@@ -1747,494 +1497,7 @@
         </w:tc>
         <w:tc>
           <w:tcPr>
-            <w:tcW w:type="dxa" w:w="2494"/>
-            <w:shd w:fill="1F4E78"/>
-          </w:tcPr>
-          <w:p>
-            <w:r>
-              <w:rPr>
-                <w:b/>
-                <w:color w:val="FFFFFF"/>
-                <w:sz w:val="16"/>
-              </w:rPr>
-              <w:t>Purpose</w:t>
-            </w:r>
-          </w:p>
-        </w:tc>
-        <w:tc>
-          <w:tcPr>
-            <w:tcW w:type="dxa" w:w="5216"/>
-            <w:shd w:fill="1F4E78"/>
-          </w:tcPr>
-          <w:p>
-            <w:r>
-              <w:rPr>
-                <w:b/>
-                <w:color w:val="FFFFFF"/>
-                <w:sz w:val="16"/>
-              </w:rPr>
-              <w:t>Why selected</w:t>
-            </w:r>
-          </w:p>
-        </w:tc>
-      </w:tr>
-      <w:tr>
-        <w:trPr>
-          <w:cantSplit/>
-        </w:trPr>
-        <w:tc>
-          <w:tcPr>
-            <w:tcW w:type="dxa" w:w="1814"/>
-            <w:vAlign w:val="center"/>
-          </w:tcPr>
-          <w:p>
-            <w:pPr>
-              <w:spacing w:after="0"/>
-            </w:pPr>
-            <w:r>
-              <w:rPr>
-                <w:sz w:val="16"/>
-              </w:rPr>
-              <w:t>Prior dummy</w:t>
-            </w:r>
-          </w:p>
-        </w:tc>
-        <w:tc>
-          <w:tcPr>
-            <w:tcW w:type="dxa" w:w="2494"/>
-            <w:vAlign w:val="center"/>
-          </w:tcPr>
-          <w:p>
-            <w:pPr>
-              <w:spacing w:after="0"/>
-            </w:pPr>
-            <w:r>
-              <w:rPr>
-                <w:sz w:val="16"/>
-              </w:rPr>
-              <w:t>Predict empirical class prior</w:t>
-            </w:r>
-          </w:p>
-        </w:tc>
-        <w:tc>
-          <w:tcPr>
-            <w:tcW w:type="dxa" w:w="5216"/>
-            <w:vAlign w:val="center"/>
-          </w:tcPr>
-          <w:p>
-            <w:pPr>
-              <w:spacing w:after="0"/>
-            </w:pPr>
-            <w:r>
-              <w:rPr>
-                <w:sz w:val="16"/>
-              </w:rPr>
-              <w:t>Sanity baseline and imbalance reference</w:t>
-            </w:r>
-          </w:p>
-        </w:tc>
-      </w:tr>
-      <w:tr>
-        <w:trPr>
-          <w:cantSplit/>
-        </w:trPr>
-        <w:tc>
-          <w:tcPr>
-            <w:tcW w:type="dxa" w:w="1814"/>
-            <w:vAlign w:val="center"/>
-          </w:tcPr>
-          <w:p>
-            <w:pPr>
-              <w:spacing w:after="0"/>
-            </w:pPr>
-            <w:r>
-              <w:rPr>
-                <w:sz w:val="16"/>
-              </w:rPr>
-              <w:t>Balanced logistic regression</w:t>
-            </w:r>
-          </w:p>
-        </w:tc>
-        <w:tc>
-          <w:tcPr>
-            <w:tcW w:type="dxa" w:w="2494"/>
-            <w:vAlign w:val="center"/>
-          </w:tcPr>
-          <w:p>
-            <w:pPr>
-              <w:spacing w:after="0"/>
-            </w:pPr>
-            <w:r>
-              <w:rPr>
-                <w:sz w:val="16"/>
-              </w:rPr>
-              <w:t>Linear pre-match baseline and fusion</w:t>
-            </w:r>
-          </w:p>
-        </w:tc>
-        <w:tc>
-          <w:tcPr>
-            <w:tcW w:type="dxa" w:w="5216"/>
-            <w:vAlign w:val="center"/>
-          </w:tcPr>
-          <w:p>
-            <w:pPr>
-              <w:spacing w:after="0"/>
-            </w:pPr>
-            <w:r>
-              <w:rPr>
-                <w:sz w:val="16"/>
-              </w:rPr>
-              <w:t>Interpretable; probabilistic; class weighting supports rare draws</w:t>
-            </w:r>
-          </w:p>
-        </w:tc>
-      </w:tr>
-      <w:tr>
-        <w:trPr>
-          <w:cantSplit/>
-        </w:trPr>
-        <w:tc>
-          <w:tcPr>
-            <w:tcW w:type="dxa" w:w="1814"/>
-            <w:vAlign w:val="center"/>
-          </w:tcPr>
-          <w:p>
-            <w:pPr>
-              <w:spacing w:after="0"/>
-            </w:pPr>
-            <w:r>
-              <w:rPr>
-                <w:sz w:val="16"/>
-              </w:rPr>
-              <w:t>Histogram gradient boosting</w:t>
-            </w:r>
-          </w:p>
-        </w:tc>
-        <w:tc>
-          <w:tcPr>
-            <w:tcW w:type="dxa" w:w="2494"/>
-            <w:vAlign w:val="center"/>
-          </w:tcPr>
-          <w:p>
-            <w:pPr>
-              <w:spacing w:after="0"/>
-            </w:pPr>
-            <w:r>
-              <w:rPr>
-                <w:sz w:val="16"/>
-              </w:rPr>
-              <w:t>Nonlinear tabular learning</w:t>
-            </w:r>
-          </w:p>
-        </w:tc>
-        <w:tc>
-          <w:tcPr>
-            <w:tcW w:type="dxa" w:w="5216"/>
-            <w:vAlign w:val="center"/>
-          </w:tcPr>
-          <w:p>
-            <w:pPr>
-              <w:spacing w:after="0"/>
-            </w:pPr>
-            <w:r>
-              <w:rPr>
-                <w:sz w:val="16"/>
-              </w:rPr>
-              <w:t>Captures interactions; efficient on 19k games / 146k snapshots; regularised and early-stopped [4]</w:t>
-            </w:r>
-          </w:p>
-        </w:tc>
-      </w:tr>
-      <w:tr>
-        <w:trPr>
-          <w:cantSplit/>
-        </w:trPr>
-        <w:tc>
-          <w:tcPr>
-            <w:tcW w:type="dxa" w:w="1814"/>
-            <w:vAlign w:val="center"/>
-          </w:tcPr>
-          <w:p>
-            <w:pPr>
-              <w:spacing w:after="0"/>
-            </w:pPr>
-            <w:r>
-              <w:rPr>
-                <w:sz w:val="16"/>
-              </w:rPr>
-              <w:t>Small CNN</w:t>
-            </w:r>
-          </w:p>
-        </w:tc>
-        <w:tc>
-          <w:tcPr>
-            <w:tcW w:type="dxa" w:w="2494"/>
-            <w:vAlign w:val="center"/>
-          </w:tcPr>
-          <w:p>
-            <w:pPr>
-              <w:spacing w:after="0"/>
-            </w:pPr>
-            <w:r>
-              <w:rPr>
-                <w:sz w:val="16"/>
-              </w:rPr>
-              <w:t>Learn directly from 17 board planes</w:t>
-            </w:r>
-          </w:p>
-        </w:tc>
-        <w:tc>
-          <w:tcPr>
-            <w:tcW w:type="dxa" w:w="5216"/>
-            <w:vAlign w:val="center"/>
-          </w:tcPr>
-          <w:p>
-            <w:pPr>
-              <w:spacing w:after="0"/>
-            </w:pPr>
-            <w:r>
-              <w:rPr>
-                <w:sz w:val="16"/>
-              </w:rPr>
-              <w:t>Tests spatial representation learning without a chess engine; implemented with PyTorch convolutions [5]</w:t>
-            </w:r>
-          </w:p>
-        </w:tc>
-      </w:tr>
-      <w:tr>
-        <w:trPr>
-          <w:cantSplit/>
-        </w:trPr>
-        <w:tc>
-          <w:tcPr>
-            <w:tcW w:type="dxa" w:w="1814"/>
-            <w:vAlign w:val="center"/>
-          </w:tcPr>
-          <w:p>
-            <w:pPr>
-              <w:spacing w:after="0"/>
-            </w:pPr>
-            <w:r>
-              <w:rPr>
-                <w:sz w:val="16"/>
-              </w:rPr>
-              <w:t>Probability stacker</w:t>
-            </w:r>
-          </w:p>
-        </w:tc>
-        <w:tc>
-          <w:tcPr>
-            <w:tcW w:type="dxa" w:w="2494"/>
-            <w:vAlign w:val="center"/>
-          </w:tcPr>
-          <w:p>
-            <w:pPr>
-              <w:spacing w:after="0"/>
-            </w:pPr>
-            <w:r>
-              <w:rPr>
-                <w:sz w:val="16"/>
-              </w:rPr>
-              <w:t>Fuse pre-match and position evidence</w:t>
-            </w:r>
-          </w:p>
-        </w:tc>
-        <w:tc>
-          <w:tcPr>
-            <w:tcW w:type="dxa" w:w="5216"/>
-            <w:vAlign w:val="center"/>
-          </w:tcPr>
-          <w:p>
-            <w:pPr>
-              <w:spacing w:after="0"/>
-            </w:pPr>
-            <w:r>
-              <w:rPr>
-                <w:sz w:val="16"/>
-              </w:rPr>
-              <w:t>Learns data-driven weighting of log probabilities and current ply</w:t>
-            </w:r>
-          </w:p>
-        </w:tc>
-      </w:tr>
-    </w:tbl>
-    <w:p>
-      <w:pPr>
-        <w:spacing w:after="0"/>
-      </w:pPr>
-    </w:p>
-    <w:p>
-      <w:pPr>
-        <w:pStyle w:val="Heading2"/>
-      </w:pPr>
-      <w:r>
-        <w:t>5.1 Tabular Models</w:t>
-      </w:r>
-    </w:p>
-    <w:p>
-      <w:r>
-        <w:t>Pre-match candidates are compared on validation macro-F1. Histogram gradient boosting uses learning rate 0.07, up to 250 iterations, 23 leaves, L2 regularisation, and early stopping. Position models use the same family with learning rate 0.08, up to 220 iterations, and 31 leaves. The material-only versus material-plus-positional comparison is a controlled ablation: any improvement estimates the contribution of richer chess structure beyond captured material.</w:t>
-      </w:r>
-    </w:p>
-    <w:p>
-      <w:pPr>
-        <w:pStyle w:val="Heading2"/>
-      </w:pPr>
-      <w:r>
-        <w:t>5.2 CNN Architecture and Training</w:t>
-      </w:r>
-    </w:p>
-    <w:p>
-      <w:r>
-        <w:t>The CNN applies two 3×3 32-channel convolutions, max pooling, a 64-channel convolution, adaptive global average pooling, and a 48-unit hidden classifier. Batch normalisation improves optimisation and dropout (0.20) regularises the final layer. AdamW uses learning rate 0.001 and weight decay 0.0001. Weighted cross-entropy addresses class imbalance. Training allows 12 epochs with patience-three early stopping on validation macro-F1; the best checkpoint occurred at epoch 4.</w:t>
-      </w:r>
-    </w:p>
-    <w:p>
-      <w:pPr>
-        <w:pStyle w:val="Heading2"/>
-      </w:pPr>
-      <w:r>
-        <w:t>5.3 Fusion and Test Discipline</w:t>
-      </w:r>
-    </w:p>
-    <w:p>
-      <w:r>
-        <w:t>The selected base models output three probabilities each. The stacker receives clipped log probabilities from the pre-match and position models plus current ply divided by the same fixed constant. Base models fit fixed-ply training positions; model selection and the stacker use fixed-ply validation positions; percentage-based positions are created only for final test reporting. Test labels remain reserved for final estimation. Reproducibility is supported by Python 3.11, a uv lockfile, fixed seed 6001, CPU-compatible PyTorch, and a recorded input hash.</w:t>
-      </w:r>
-    </w:p>
-    <w:p>
-      <w:pPr>
-        <w:spacing w:after="40"/>
-        <w:jc w:val="center"/>
-      </w:pPr>
-      <w:r>
-        <w:drawing>
-          <wp:inline xmlns:a="http://schemas.openxmlformats.org/drawingml/2006/main" xmlns:pic="http://schemas.openxmlformats.org/drawingml/2006/picture">
-            <wp:extent cx="5577840" cy="1807924"/>
-            <wp:docPr id="4" name="Picture 4"/>
-            <wp:cNvGraphicFramePr>
-              <a:graphicFrameLocks noChangeAspect="1"/>
-            </wp:cNvGraphicFramePr>
-            <a:graphic>
-              <a:graphicData uri="http://schemas.openxmlformats.org/drawingml/2006/picture">
-                <pic:pic>
-                  <pic:nvPicPr>
-                    <pic:cNvPr id="0" name="05_cnn_training_history.png"/>
-                    <pic:cNvPicPr/>
-                  </pic:nvPicPr>
-                  <pic:blipFill>
-                    <a:blip r:embed="rId14"/>
-                    <a:stretch>
-                      <a:fillRect/>
-                    </a:stretch>
-                  </pic:blipFill>
-                  <pic:spPr>
-                    <a:xfrm>
-                      <a:off x="0" y="0"/>
-                      <a:ext cx="5577840" cy="1807924"/>
-                    </a:xfrm>
-                    <a:prstGeom prst="rect"/>
-                  </pic:spPr>
-                </pic:pic>
-              </a:graphicData>
-            </a:graphic>
-          </wp:inline>
-        </w:drawing>
-      </w:r>
-    </w:p>
-    <w:p>
-      <w:pPr>
-        <w:pStyle w:val="Caption"/>
-        <w:jc w:val="center"/>
-      </w:pPr>
-      <w:r>
-        <w:t>Figure 4. CNN optimisation history and validation macro-F1 used for early stopping.</w:t>
-      </w:r>
-    </w:p>
-    <w:p>
-      <w:r>
-        <w:br w:type="page"/>
-      </w:r>
-    </w:p>
-    <w:p>
-      <w:pPr>
-        <w:pStyle w:val="Heading1"/>
-      </w:pPr>
-      <w:r>
-        <w:t>6. Experimental Results</w:t>
-      </w:r>
-    </w:p>
-    <w:p>
-      <w:pPr>
-        <w:pStyle w:val="Heading2"/>
-      </w:pPr>
-      <w:r>
-        <w:t>6.1 Pre-match Prediction</w:t>
-      </w:r>
-    </w:p>
-    <w:p>
-      <w:pPr>
-        <w:pStyle w:val="Caption"/>
-        <w:jc w:val="center"/>
-      </w:pPr>
-      <w:r>
-        <w:t>Table 5. Pre-match validation results and selected-model test result</w:t>
-      </w:r>
-    </w:p>
-    <w:tbl>
-      <w:tblPr>
-        <w:tblStyle w:val="LightShading-Accent1"/>
-        <w:tblW w:type="auto" w:w="0"/>
-        <w:tblLayout w:type="autofit"/>
-        <w:tblLook w:firstColumn="1" w:firstRow="1" w:lastColumn="0" w:lastRow="0" w:noHBand="0" w:noVBand="1" w:val="04A0"/>
-      </w:tblPr>
-      <w:tblGrid>
-        <w:gridCol w:w="1973"/>
-        <w:gridCol w:w="1973"/>
-        <w:gridCol w:w="1973"/>
-        <w:gridCol w:w="1973"/>
-        <w:gridCol w:w="1973"/>
-      </w:tblGrid>
-      <w:tr>
-        <w:trPr>
-          <w:tblHeader w:val="true"/>
-        </w:trPr>
-        <w:tc>
-          <w:tcPr>
-            <w:tcW w:type="dxa" w:w="1417"/>
-            <w:shd w:fill="1F4E78"/>
-          </w:tcPr>
-          <w:p>
-            <w:r>
-              <w:rPr>
-                <w:b/>
-                <w:color w:val="FFFFFF"/>
-                <w:sz w:val="16"/>
-              </w:rPr>
-              <w:t>Evaluation</w:t>
-            </w:r>
-          </w:p>
-        </w:tc>
-        <w:tc>
-          <w:tcPr>
-            <w:tcW w:type="dxa" w:w="3685"/>
-            <w:shd w:fill="1F4E78"/>
-          </w:tcPr>
-          <w:p>
-            <w:r>
-              <w:rPr>
-                <w:b/>
-                <w:color w:val="FFFFFF"/>
-                <w:sz w:val="16"/>
-              </w:rPr>
-              <w:t>Model</w:t>
-            </w:r>
-          </w:p>
-        </w:tc>
-        <w:tc>
-          <w:tcPr>
-            <w:tcW w:type="dxa" w:w="1304"/>
+            <w:tcW w:type="dxa" w:w="1973"/>
             <w:shd w:fill="1F4E78"/>
           </w:tcPr>
           <w:p>
@@ -2250,7 +1513,7 @@
         </w:tc>
         <w:tc>
           <w:tcPr>
-            <w:tcW w:type="dxa" w:w="1304"/>
+            <w:tcW w:type="dxa" w:w="1973"/>
             <w:shd w:fill="1F4E78"/>
           </w:tcPr>
           <w:p>
@@ -2266,7 +1529,7 @@
         </w:tc>
         <w:tc>
           <w:tcPr>
-            <w:tcW w:type="dxa" w:w="1304"/>
+            <w:tcW w:type="dxa" w:w="1973"/>
             <w:shd w:fill="1F4E78"/>
           </w:tcPr>
           <w:p>
@@ -2287,7 +1550,7 @@
         </w:trPr>
         <w:tc>
           <w:tcPr>
-            <w:tcW w:type="dxa" w:w="1417"/>
+            <w:tcW w:type="dxa" w:w="1973"/>
             <w:vAlign w:val="center"/>
           </w:tcPr>
           <w:p>
@@ -2304,7 +1567,7 @@
         </w:tc>
         <w:tc>
           <w:tcPr>
-            <w:tcW w:type="dxa" w:w="3685"/>
+            <w:tcW w:type="dxa" w:w="1973"/>
             <w:vAlign w:val="center"/>
           </w:tcPr>
           <w:p>
@@ -2321,7 +1584,7 @@
         </w:tc>
         <w:tc>
           <w:tcPr>
-            <w:tcW w:type="dxa" w:w="1304"/>
+            <w:tcW w:type="dxa" w:w="1973"/>
             <w:vAlign w:val="center"/>
           </w:tcPr>
           <w:p>
@@ -2338,7 +1601,7 @@
         </w:tc>
         <w:tc>
           <w:tcPr>
-            <w:tcW w:type="dxa" w:w="1304"/>
+            <w:tcW w:type="dxa" w:w="1973"/>
             <w:vAlign w:val="center"/>
           </w:tcPr>
           <w:p>
@@ -2355,7 +1618,7 @@
         </w:tc>
         <w:tc>
           <w:tcPr>
-            <w:tcW w:type="dxa" w:w="1304"/>
+            <w:tcW w:type="dxa" w:w="1973"/>
             <w:vAlign w:val="center"/>
           </w:tcPr>
           <w:p>
@@ -2377,7 +1640,7 @@
         </w:trPr>
         <w:tc>
           <w:tcPr>
-            <w:tcW w:type="dxa" w:w="1417"/>
+            <w:tcW w:type="dxa" w:w="1973"/>
             <w:vAlign w:val="center"/>
           </w:tcPr>
           <w:p>
@@ -2394,7 +1657,7 @@
         </w:tc>
         <w:tc>
           <w:tcPr>
-            <w:tcW w:type="dxa" w:w="3685"/>
+            <w:tcW w:type="dxa" w:w="1973"/>
             <w:vAlign w:val="center"/>
           </w:tcPr>
           <w:p>
@@ -2411,7 +1674,7 @@
         </w:tc>
         <w:tc>
           <w:tcPr>
-            <w:tcW w:type="dxa" w:w="1304"/>
+            <w:tcW w:type="dxa" w:w="1973"/>
             <w:vAlign w:val="center"/>
           </w:tcPr>
           <w:p>
@@ -2428,7 +1691,7 @@
         </w:tc>
         <w:tc>
           <w:tcPr>
-            <w:tcW w:type="dxa" w:w="1304"/>
+            <w:tcW w:type="dxa" w:w="1973"/>
             <w:vAlign w:val="center"/>
           </w:tcPr>
           <w:p>
@@ -2445,7 +1708,7 @@
         </w:tc>
         <w:tc>
           <w:tcPr>
-            <w:tcW w:type="dxa" w:w="1304"/>
+            <w:tcW w:type="dxa" w:w="1973"/>
             <w:vAlign w:val="center"/>
           </w:tcPr>
           <w:p>
@@ -2467,7 +1730,7 @@
         </w:trPr>
         <w:tc>
           <w:tcPr>
-            <w:tcW w:type="dxa" w:w="1417"/>
+            <w:tcW w:type="dxa" w:w="1973"/>
             <w:vAlign w:val="center"/>
           </w:tcPr>
           <w:p>
@@ -2484,7 +1747,7 @@
         </w:tc>
         <w:tc>
           <w:tcPr>
-            <w:tcW w:type="dxa" w:w="3685"/>
+            <w:tcW w:type="dxa" w:w="1973"/>
             <w:vAlign w:val="center"/>
           </w:tcPr>
           <w:p>
@@ -2501,7 +1764,7 @@
         </w:tc>
         <w:tc>
           <w:tcPr>
-            <w:tcW w:type="dxa" w:w="1304"/>
+            <w:tcW w:type="dxa" w:w="1973"/>
             <w:vAlign w:val="center"/>
           </w:tcPr>
           <w:p>
@@ -2518,7 +1781,7 @@
         </w:tc>
         <w:tc>
           <w:tcPr>
-            <w:tcW w:type="dxa" w:w="1304"/>
+            <w:tcW w:type="dxa" w:w="1973"/>
             <w:vAlign w:val="center"/>
           </w:tcPr>
           <w:p>
@@ -2535,7 +1798,7 @@
         </w:tc>
         <w:tc>
           <w:tcPr>
-            <w:tcW w:type="dxa" w:w="1304"/>
+            <w:tcW w:type="dxa" w:w="1973"/>
             <w:vAlign w:val="center"/>
           </w:tcPr>
           <w:p>
@@ -2557,7 +1820,7 @@
         </w:trPr>
         <w:tc>
           <w:tcPr>
-            <w:tcW w:type="dxa" w:w="1417"/>
+            <w:tcW w:type="dxa" w:w="1973"/>
             <w:vAlign w:val="center"/>
           </w:tcPr>
           <w:p>
@@ -2574,7 +1837,7 @@
         </w:tc>
         <w:tc>
           <w:tcPr>
-            <w:tcW w:type="dxa" w:w="3685"/>
+            <w:tcW w:type="dxa" w:w="1973"/>
             <w:vAlign w:val="center"/>
           </w:tcPr>
           <w:p>
@@ -2585,13 +1848,13 @@
               <w:rPr>
                 <w:sz w:val="16"/>
               </w:rPr>
-              <w:t>Selected histogram gradient boosting</w:t>
+              <w:t>Selected gradient boosting</w:t>
             </w:r>
           </w:p>
         </w:tc>
         <w:tc>
           <w:tcPr>
-            <w:tcW w:type="dxa" w:w="1304"/>
+            <w:tcW w:type="dxa" w:w="1973"/>
             <w:vAlign w:val="center"/>
           </w:tcPr>
           <w:p>
@@ -2608,7 +1871,7 @@
         </w:tc>
         <w:tc>
           <w:tcPr>
-            <w:tcW w:type="dxa" w:w="1304"/>
+            <w:tcW w:type="dxa" w:w="1973"/>
             <w:vAlign w:val="center"/>
           </w:tcPr>
           <w:p>
@@ -2625,7 +1888,7 @@
         </w:tc>
         <w:tc>
           <w:tcPr>
-            <w:tcW w:type="dxa" w:w="1304"/>
+            <w:tcW w:type="dxa" w:w="1973"/>
             <w:vAlign w:val="center"/>
           </w:tcPr>
           <w:p>
@@ -2649,47 +1912,15 @@
     </w:p>
     <w:p>
       <w:r>
-        <w:t>The dummy has competitive accuracy because nearly half of games are White wins, but its macro-F1 exposes complete failure on minority classes. Gradient boosting is selected by validation macro-F1 and improves test macro-F1 to 0.427. Draw recall is 0.331 but precision is only 0.074, showing that class balancing trades false draw alarms for minority-class sensitivity.</w:t>
+        <w:t>The dummy's accuracy reflects class imbalance, while its low macro-F1 reveals poor class coverage. Gradient boosting is selected by validation macro-F1 and establishes the 0% prediction.</w:t>
       </w:r>
     </w:p>
     <w:p>
       <w:pPr>
-        <w:spacing w:after="40"/>
-        <w:jc w:val="center"/>
+        <w:pStyle w:val="Heading2"/>
       </w:pPr>
       <w:r>
-        <w:drawing>
-          <wp:inline xmlns:a="http://schemas.openxmlformats.org/drawingml/2006/main" xmlns:pic="http://schemas.openxmlformats.org/drawingml/2006/picture">
-            <wp:extent cx="5715000" cy="2103236"/>
-            <wp:docPr id="5" name="Picture 5"/>
-            <wp:cNvGraphicFramePr>
-              <a:graphicFrameLocks noChangeAspect="1"/>
-            </wp:cNvGraphicFramePr>
-            <a:graphic>
-              <a:graphicData uri="http://schemas.openxmlformats.org/drawingml/2006/picture">
-                <pic:pic>
-                  <pic:nvPicPr>
-                    <pic:cNvPr id="0" name="03_prematch_importance_confusion.png"/>
-                    <pic:cNvPicPr/>
-                  </pic:nvPicPr>
-                  <pic:blipFill>
-                    <a:blip r:embed="rId15"/>
-                    <a:stretch>
-                      <a:fillRect/>
-                    </a:stretch>
-                  </pic:blipFill>
-                  <pic:spPr>
-                    <a:xfrm>
-                      <a:off x="0" y="0"/>
-                      <a:ext cx="5715000" cy="2103236"/>
-                    </a:xfrm>
-                    <a:prstGeom prst="rect"/>
-                  </pic:spPr>
-                </pic:pic>
-              </a:graphicData>
-            </a:graphic>
-          </wp:inline>
-        </w:drawing>
+        <w:t>6.2 Joint In-game Models</w:t>
       </w:r>
     </w:p>
     <w:p>
@@ -2698,31 +1929,13 @@
         <w:jc w:val="center"/>
       </w:pPr>
       <w:r>
-        <w:t>Figure 5. Pre-match permutation importance and row-normalised test confusion matrix.</w:t>
-      </w:r>
-    </w:p>
-    <w:p>
-      <w:pPr>
-        <w:pStyle w:val="Heading2"/>
-      </w:pPr>
-      <w:r>
-        <w:t>6.2 Position Models and Feature Ablation</w:t>
-      </w:r>
-    </w:p>
-    <w:p>
-      <w:pPr>
-        <w:pStyle w:val="Caption"/>
-        <w:jc w:val="center"/>
-      </w:pPr>
-      <w:r>
-        <w:t>Table 6. Position-model comparison</w:t>
+        <w:t>Table 4. Joint-model comparison</w:t>
       </w:r>
     </w:p>
     <w:tbl>
       <w:tblPr>
         <w:tblStyle w:val="LightShading-Accent1"/>
         <w:tblW w:type="auto" w:w="0"/>
-        <w:tblLayout w:type="autofit"/>
         <w:tblLook w:firstColumn="1" w:firstRow="1" w:lastColumn="0" w:lastRow="0" w:noHBand="0" w:noVBand="1" w:val="04A0"/>
       </w:tblPr>
       <w:tblGrid>
@@ -2738,7 +1951,23 @@
         </w:trPr>
         <w:tc>
           <w:tcPr>
-            <w:tcW w:type="dxa" w:w="2835"/>
+            <w:tcW w:type="dxa" w:w="1973"/>
+            <w:shd w:fill="1F4E78"/>
+          </w:tcPr>
+          <w:p>
+            <w:r>
+              <w:rPr>
+                <w:b/>
+                <w:color w:val="FFFFFF"/>
+                <w:sz w:val="16"/>
+              </w:rPr>
+              <w:t>Split</w:t>
+            </w:r>
+          </w:p>
+        </w:tc>
+        <w:tc>
+          <w:tcPr>
+            <w:tcW w:type="dxa" w:w="1973"/>
             <w:shd w:fill="1F4E78"/>
           </w:tcPr>
           <w:p>
@@ -2754,23 +1983,7 @@
         </w:tc>
         <w:tc>
           <w:tcPr>
-            <w:tcW w:type="dxa" w:w="1701"/>
-            <w:shd w:fill="1F4E78"/>
-          </w:tcPr>
-          <w:p>
-            <w:r>
-              <w:rPr>
-                <w:b/>
-                <w:color w:val="FFFFFF"/>
-                <w:sz w:val="16"/>
-              </w:rPr>
-              <w:t>Split</w:t>
-            </w:r>
-          </w:p>
-        </w:tc>
-        <w:tc>
-          <w:tcPr>
-            <w:tcW w:type="dxa" w:w="1417"/>
+            <w:tcW w:type="dxa" w:w="1973"/>
             <w:shd w:fill="1F4E78"/>
           </w:tcPr>
           <w:p>
@@ -2786,7 +1999,7 @@
         </w:tc>
         <w:tc>
           <w:tcPr>
-            <w:tcW w:type="dxa" w:w="1417"/>
+            <w:tcW w:type="dxa" w:w="1973"/>
             <w:shd w:fill="1F4E78"/>
           </w:tcPr>
           <w:p>
@@ -2802,7 +2015,7 @@
         </w:tc>
         <w:tc>
           <w:tcPr>
-            <w:tcW w:type="dxa" w:w="1417"/>
+            <w:tcW w:type="dxa" w:w="1973"/>
             <w:shd w:fill="1F4E78"/>
           </w:tcPr>
           <w:p>
@@ -2823,24 +2036,7 @@
         </w:trPr>
         <w:tc>
           <w:tcPr>
-            <w:tcW w:type="dxa" w:w="2835"/>
-            <w:vAlign w:val="center"/>
-          </w:tcPr>
-          <w:p>
-            <w:pPr>
-              <w:spacing w:after="0"/>
-            </w:pPr>
-            <w:r>
-              <w:rPr>
-                <w:sz w:val="16"/>
-              </w:rPr>
-              <w:t>Material only</w:t>
-            </w:r>
-          </w:p>
-        </w:tc>
-        <w:tc>
-          <w:tcPr>
-            <w:tcW w:type="dxa" w:w="1701"/>
+            <w:tcW w:type="dxa" w:w="1973"/>
             <w:vAlign w:val="center"/>
           </w:tcPr>
           <w:p>
@@ -2857,7 +2053,7 @@
         </w:tc>
         <w:tc>
           <w:tcPr>
-            <w:tcW w:type="dxa" w:w="1417"/>
+            <w:tcW w:type="dxa" w:w="1973"/>
             <w:vAlign w:val="center"/>
           </w:tcPr>
           <w:p>
@@ -2868,13 +2064,13 @@
               <w:rPr>
                 <w:sz w:val="16"/>
               </w:rPr>
-              <w:t>0.548</w:t>
+              <w:t>Metadata + manual</w:t>
             </w:r>
           </w:p>
         </w:tc>
         <w:tc>
           <w:tcPr>
-            <w:tcW w:type="dxa" w:w="1417"/>
+            <w:tcW w:type="dxa" w:w="1973"/>
             <w:vAlign w:val="center"/>
           </w:tcPr>
           <w:p>
@@ -2885,13 +2081,13 @@
               <w:rPr>
                 <w:sz w:val="16"/>
               </w:rPr>
-              <w:t>0.457</w:t>
+              <w:t>0.613</w:t>
             </w:r>
           </w:p>
         </w:tc>
         <w:tc>
           <w:tcPr>
-            <w:tcW w:type="dxa" w:w="1417"/>
+            <w:tcW w:type="dxa" w:w="1973"/>
             <w:vAlign w:val="center"/>
           </w:tcPr>
           <w:p>
@@ -2902,7 +2098,24 @@
               <w:rPr>
                 <w:sz w:val="16"/>
               </w:rPr>
-              <w:t>0.962</w:t>
+              <w:t>0.484</w:t>
+            </w:r>
+          </w:p>
+        </w:tc>
+        <w:tc>
+          <w:tcPr>
+            <w:tcW w:type="dxa" w:w="1973"/>
+            <w:vAlign w:val="center"/>
+          </w:tcPr>
+          <w:p>
+            <w:pPr>
+              <w:spacing w:after="0"/>
+            </w:pPr>
+            <w:r>
+              <w:rPr>
+                <w:sz w:val="16"/>
+              </w:rPr>
+              <w:t>0.844</w:t>
             </w:r>
           </w:p>
         </w:tc>
@@ -2913,24 +2126,7 @@
         </w:trPr>
         <w:tc>
           <w:tcPr>
-            <w:tcW w:type="dxa" w:w="2835"/>
-            <w:vAlign w:val="center"/>
-          </w:tcPr>
-          <w:p>
-            <w:pPr>
-              <w:spacing w:after="0"/>
-            </w:pPr>
-            <w:r>
-              <w:rPr>
-                <w:sz w:val="16"/>
-              </w:rPr>
-              <w:t>Material + positional</w:t>
-            </w:r>
-          </w:p>
-        </w:tc>
-        <w:tc>
-          <w:tcPr>
-            <w:tcW w:type="dxa" w:w="1701"/>
+            <w:tcW w:type="dxa" w:w="1973"/>
             <w:vAlign w:val="center"/>
           </w:tcPr>
           <w:p>
@@ -2947,7 +2143,7 @@
         </w:tc>
         <w:tc>
           <w:tcPr>
-            <w:tcW w:type="dxa" w:w="1417"/>
+            <w:tcW w:type="dxa" w:w="1973"/>
             <w:vAlign w:val="center"/>
           </w:tcPr>
           <w:p>
@@ -2958,13 +2154,13 @@
               <w:rPr>
                 <w:sz w:val="16"/>
               </w:rPr>
-              <w:t>0.557</w:t>
+              <w:t>Metadata + manual + Stockfish</w:t>
             </w:r>
           </w:p>
         </w:tc>
         <w:tc>
           <w:tcPr>
-            <w:tcW w:type="dxa" w:w="1417"/>
+            <w:tcW w:type="dxa" w:w="1973"/>
             <w:vAlign w:val="center"/>
           </w:tcPr>
           <w:p>
@@ -2975,13 +2171,13 @@
               <w:rPr>
                 <w:sz w:val="16"/>
               </w:rPr>
-              <w:t>0.468</w:t>
+              <w:t>0.651</w:t>
             </w:r>
           </w:p>
         </w:tc>
         <w:tc>
           <w:tcPr>
-            <w:tcW w:type="dxa" w:w="1417"/>
+            <w:tcW w:type="dxa" w:w="1973"/>
             <w:vAlign w:val="center"/>
           </w:tcPr>
           <w:p>
@@ -2992,7 +2188,24 @@
               <w:rPr>
                 <w:sz w:val="16"/>
               </w:rPr>
-              <w:t>0.939</w:t>
+              <w:t>0.524</w:t>
+            </w:r>
+          </w:p>
+        </w:tc>
+        <w:tc>
+          <w:tcPr>
+            <w:tcW w:type="dxa" w:w="1973"/>
+            <w:vAlign w:val="center"/>
+          </w:tcPr>
+          <w:p>
+            <w:pPr>
+              <w:spacing w:after="0"/>
+            </w:pPr>
+            <w:r>
+              <w:rPr>
+                <w:sz w:val="16"/>
+              </w:rPr>
+              <w:t>0.788</w:t>
             </w:r>
           </w:p>
         </w:tc>
@@ -3003,7 +2216,7 @@
         </w:trPr>
         <w:tc>
           <w:tcPr>
-            <w:tcW w:type="dxa" w:w="2835"/>
+            <w:tcW w:type="dxa" w:w="1973"/>
             <w:vAlign w:val="center"/>
           </w:tcPr>
           <w:p>
@@ -3014,13 +2227,86 @@
               <w:rPr>
                 <w:sz w:val="16"/>
               </w:rPr>
-              <w:t>Material + positional</w:t>
+              <w:t>Validation</w:t>
             </w:r>
           </w:p>
         </w:tc>
         <w:tc>
           <w:tcPr>
-            <w:tcW w:type="dxa" w:w="1701"/>
+            <w:tcW w:type="dxa" w:w="1973"/>
+            <w:vAlign w:val="center"/>
+          </w:tcPr>
+          <w:p>
+            <w:pPr>
+              <w:spacing w:after="0"/>
+            </w:pPr>
+            <w:r>
+              <w:rPr>
+                <w:sz w:val="16"/>
+              </w:rPr>
+              <w:t>Joint supervised CNN</w:t>
+            </w:r>
+          </w:p>
+        </w:tc>
+        <w:tc>
+          <w:tcPr>
+            <w:tcW w:type="dxa" w:w="1973"/>
+            <w:vAlign w:val="center"/>
+          </w:tcPr>
+          <w:p>
+            <w:pPr>
+              <w:spacing w:after="0"/>
+            </w:pPr>
+            <w:r>
+              <w:rPr>
+                <w:sz w:val="16"/>
+              </w:rPr>
+              <w:t>0.591</w:t>
+            </w:r>
+          </w:p>
+        </w:tc>
+        <w:tc>
+          <w:tcPr>
+            <w:tcW w:type="dxa" w:w="1973"/>
+            <w:vAlign w:val="center"/>
+          </w:tcPr>
+          <w:p>
+            <w:pPr>
+              <w:spacing w:after="0"/>
+            </w:pPr>
+            <w:r>
+              <w:rPr>
+                <w:sz w:val="16"/>
+              </w:rPr>
+              <w:t>0.487</w:t>
+            </w:r>
+          </w:p>
+        </w:tc>
+        <w:tc>
+          <w:tcPr>
+            <w:tcW w:type="dxa" w:w="1973"/>
+            <w:vAlign w:val="center"/>
+          </w:tcPr>
+          <w:p>
+            <w:pPr>
+              <w:spacing w:after="0"/>
+            </w:pPr>
+            <w:r>
+              <w:rPr>
+                <w:sz w:val="16"/>
+              </w:rPr>
+              <w:t>0.888</w:t>
+            </w:r>
+          </w:p>
+        </w:tc>
+      </w:tr>
+      <w:tr>
+        <w:trPr>
+          <w:cantSplit/>
+        </w:trPr>
+        <w:tc>
+          <w:tcPr>
+            <w:tcW w:type="dxa" w:w="1973"/>
             <w:vAlign w:val="center"/>
           </w:tcPr>
           <w:p>
@@ -3037,7 +2323,7 @@
         </w:tc>
         <w:tc>
           <w:tcPr>
-            <w:tcW w:type="dxa" w:w="1417"/>
+            <w:tcW w:type="dxa" w:w="1973"/>
             <w:vAlign w:val="center"/>
           </w:tcPr>
           <w:p>
@@ -3048,13 +2334,13 @@
               <w:rPr>
                 <w:sz w:val="16"/>
               </w:rPr>
-              <w:t>0.602</w:t>
+              <w:t>Metadata + manual</w:t>
             </w:r>
           </w:p>
         </w:tc>
         <w:tc>
           <w:tcPr>
-            <w:tcW w:type="dxa" w:w="1417"/>
+            <w:tcW w:type="dxa" w:w="1973"/>
             <w:vAlign w:val="center"/>
           </w:tcPr>
           <w:p>
@@ -3065,13 +2351,13 @@
               <w:rPr>
                 <w:sz w:val="16"/>
               </w:rPr>
-              <w:t>0.480</w:t>
+              <w:t>0.639</w:t>
             </w:r>
           </w:p>
         </w:tc>
         <w:tc>
           <w:tcPr>
-            <w:tcW w:type="dxa" w:w="1417"/>
+            <w:tcW w:type="dxa" w:w="1973"/>
             <w:vAlign w:val="center"/>
           </w:tcPr>
           <w:p>
@@ -3082,7 +2368,24 @@
               <w:rPr>
                 <w:sz w:val="16"/>
               </w:rPr>
-              <w:t>0.881</w:t>
+              <w:t>0.488</w:t>
+            </w:r>
+          </w:p>
+        </w:tc>
+        <w:tc>
+          <w:tcPr>
+            <w:tcW w:type="dxa" w:w="1973"/>
+            <w:vAlign w:val="center"/>
+          </w:tcPr>
+          <w:p>
+            <w:pPr>
+              <w:spacing w:after="0"/>
+            </w:pPr>
+            <w:r>
+              <w:rPr>
+                <w:sz w:val="16"/>
+              </w:rPr>
+              <w:t>0.797</w:t>
             </w:r>
           </w:p>
         </w:tc>
@@ -3093,114 +2396,7 @@
         </w:trPr>
         <w:tc>
           <w:tcPr>
-            <w:tcW w:type="dxa" w:w="2835"/>
-            <w:vAlign w:val="center"/>
-          </w:tcPr>
-          <w:p>
-            <w:pPr>
-              <w:spacing w:after="0"/>
-            </w:pPr>
-            <w:r>
-              <w:rPr>
-                <w:sz w:val="16"/>
-              </w:rPr>
-              <w:t>CNN</w:t>
-            </w:r>
-          </w:p>
-        </w:tc>
-        <w:tc>
-          <w:tcPr>
-            <w:tcW w:type="dxa" w:w="1701"/>
-            <w:vAlign w:val="center"/>
-          </w:tcPr>
-          <w:p>
-            <w:pPr>
-              <w:spacing w:after="0"/>
-            </w:pPr>
-            <w:r>
-              <w:rPr>
-                <w:sz w:val="16"/>
-              </w:rPr>
-              <w:t>Validation</w:t>
-            </w:r>
-          </w:p>
-        </w:tc>
-        <w:tc>
-          <w:tcPr>
-            <w:tcW w:type="dxa" w:w="1417"/>
-            <w:vAlign w:val="center"/>
-          </w:tcPr>
-          <w:p>
-            <w:pPr>
-              <w:spacing w:after="0"/>
-            </w:pPr>
-            <w:r>
-              <w:rPr>
-                <w:sz w:val="16"/>
-              </w:rPr>
-              <w:t>0.581</w:t>
-            </w:r>
-          </w:p>
-        </w:tc>
-        <w:tc>
-          <w:tcPr>
-            <w:tcW w:type="dxa" w:w="1417"/>
-            <w:vAlign w:val="center"/>
-          </w:tcPr>
-          <w:p>
-            <w:pPr>
-              <w:spacing w:after="0"/>
-            </w:pPr>
-            <w:r>
-              <w:rPr>
-                <w:sz w:val="16"/>
-              </w:rPr>
-              <w:t>0.465</w:t>
-            </w:r>
-          </w:p>
-        </w:tc>
-        <w:tc>
-          <w:tcPr>
-            <w:tcW w:type="dxa" w:w="1417"/>
-            <w:vAlign w:val="center"/>
-          </w:tcPr>
-          <w:p>
-            <w:pPr>
-              <w:spacing w:after="0"/>
-            </w:pPr>
-            <w:r>
-              <w:rPr>
-                <w:sz w:val="16"/>
-              </w:rPr>
-              <w:t>0.920</w:t>
-            </w:r>
-          </w:p>
-        </w:tc>
-      </w:tr>
-      <w:tr>
-        <w:trPr>
-          <w:cantSplit/>
-        </w:trPr>
-        <w:tc>
-          <w:tcPr>
-            <w:tcW w:type="dxa" w:w="2835"/>
-            <w:vAlign w:val="center"/>
-          </w:tcPr>
-          <w:p>
-            <w:pPr>
-              <w:spacing w:after="0"/>
-            </w:pPr>
-            <w:r>
-              <w:rPr>
-                <w:sz w:val="16"/>
-              </w:rPr>
-              <w:t>CNN</w:t>
-            </w:r>
-          </w:p>
-        </w:tc>
-        <w:tc>
-          <w:tcPr>
-            <w:tcW w:type="dxa" w:w="1701"/>
+            <w:tcW w:type="dxa" w:w="1973"/>
             <w:vAlign w:val="center"/>
           </w:tcPr>
           <w:p>
@@ -3217,7 +2413,7 @@
         </w:tc>
         <w:tc>
           <w:tcPr>
-            <w:tcW w:type="dxa" w:w="1417"/>
+            <w:tcW w:type="dxa" w:w="1973"/>
             <w:vAlign w:val="center"/>
           </w:tcPr>
           <w:p>
@@ -3228,13 +2424,13 @@
               <w:rPr>
                 <w:sz w:val="16"/>
               </w:rPr>
-              <w:t>0.594</w:t>
+              <w:t>Metadata + manual + Stockfish</w:t>
             </w:r>
           </w:p>
         </w:tc>
         <w:tc>
           <w:tcPr>
-            <w:tcW w:type="dxa" w:w="1417"/>
+            <w:tcW w:type="dxa" w:w="1973"/>
             <w:vAlign w:val="center"/>
           </w:tcPr>
           <w:p>
@@ -3245,13 +2441,13 @@
               <w:rPr>
                 <w:sz w:val="16"/>
               </w:rPr>
-              <w:t>0.433</w:t>
+              <w:t>0.687</w:t>
             </w:r>
           </w:p>
         </w:tc>
         <w:tc>
           <w:tcPr>
-            <w:tcW w:type="dxa" w:w="1417"/>
+            <w:tcW w:type="dxa" w:w="1973"/>
             <w:vAlign w:val="center"/>
           </w:tcPr>
           <w:p>
@@ -3262,7 +2458,114 @@
               <w:rPr>
                 <w:sz w:val="16"/>
               </w:rPr>
-              <w:t>1.448</w:t>
+              <w:t>0.545</w:t>
+            </w:r>
+          </w:p>
+        </w:tc>
+        <w:tc>
+          <w:tcPr>
+            <w:tcW w:type="dxa" w:w="1973"/>
+            <w:vAlign w:val="center"/>
+          </w:tcPr>
+          <w:p>
+            <w:pPr>
+              <w:spacing w:after="0"/>
+            </w:pPr>
+            <w:r>
+              <w:rPr>
+                <w:sz w:val="16"/>
+              </w:rPr>
+              <w:t>0.714</w:t>
+            </w:r>
+          </w:p>
+        </w:tc>
+      </w:tr>
+      <w:tr>
+        <w:trPr>
+          <w:cantSplit/>
+        </w:trPr>
+        <w:tc>
+          <w:tcPr>
+            <w:tcW w:type="dxa" w:w="1973"/>
+            <w:vAlign w:val="center"/>
+          </w:tcPr>
+          <w:p>
+            <w:pPr>
+              <w:spacing w:after="0"/>
+            </w:pPr>
+            <w:r>
+              <w:rPr>
+                <w:sz w:val="16"/>
+              </w:rPr>
+              <w:t>Test</w:t>
+            </w:r>
+          </w:p>
+        </w:tc>
+        <w:tc>
+          <w:tcPr>
+            <w:tcW w:type="dxa" w:w="1973"/>
+            <w:vAlign w:val="center"/>
+          </w:tcPr>
+          <w:p>
+            <w:pPr>
+              <w:spacing w:after="0"/>
+            </w:pPr>
+            <w:r>
+              <w:rPr>
+                <w:sz w:val="16"/>
+              </w:rPr>
+              <w:t>Joint supervised CNN</w:t>
+            </w:r>
+          </w:p>
+        </w:tc>
+        <w:tc>
+          <w:tcPr>
+            <w:tcW w:type="dxa" w:w="1973"/>
+            <w:vAlign w:val="center"/>
+          </w:tcPr>
+          <w:p>
+            <w:pPr>
+              <w:spacing w:after="0"/>
+            </w:pPr>
+            <w:r>
+              <w:rPr>
+                <w:sz w:val="16"/>
+              </w:rPr>
+              <w:t>0.610</w:t>
+            </w:r>
+          </w:p>
+        </w:tc>
+        <w:tc>
+          <w:tcPr>
+            <w:tcW w:type="dxa" w:w="1973"/>
+            <w:vAlign w:val="center"/>
+          </w:tcPr>
+          <w:p>
+            <w:pPr>
+              <w:spacing w:after="0"/>
+            </w:pPr>
+            <w:r>
+              <w:rPr>
+                <w:sz w:val="16"/>
+              </w:rPr>
+              <w:t>0.478</w:t>
+            </w:r>
+          </w:p>
+        </w:tc>
+        <w:tc>
+          <w:tcPr>
+            <w:tcW w:type="dxa" w:w="1973"/>
+            <w:vAlign w:val="center"/>
+          </w:tcPr>
+          <w:p>
+            <w:pPr>
+              <w:spacing w:after="0"/>
+            </w:pPr>
+            <w:r>
+              <w:rPr>
+                <w:sz w:val="16"/>
+              </w:rPr>
+              <w:t>0.898</w:t>
             </w:r>
           </w:p>
         </w:tc>
@@ -3275,7 +2578,56 @@
     </w:p>
     <w:p>
       <w:r>
-        <w:t>Adding positional features raises validation accuracy by 0.9 percentage points and macro-F1 by 1.1 points over material alone. The CNN attains higher validation accuracy, but the handcrafted model has the higher validation macro-F1 and is therefore selected under the predefined primary metric. On percentage-based test snapshots, the handcrafted model also has higher macro-F1 (0.480 versus 0.433), supporting the value of domain knowledge under distribution shift.</w:t>
+        <w:t>Adding the four Stockfish features improves validation accuracy by 3.8 percentage points and macro-F1 by 4.0 points. On test snapshots, the gains are 4.8 and 5.7 points respectively. The Stockfish-assisted model also exceeds the CNN and is therefore selected. Figure 2 shows that WDL wins and cp score are the strongest features, followed by rating difference, material total, and ply. This ordering supports the joint-design rationale.</w:t>
+      </w:r>
+    </w:p>
+    <w:p>
+      <w:pPr>
+        <w:spacing w:after="40"/>
+        <w:jc w:val="center"/>
+      </w:pPr>
+      <w:r>
+        <w:drawing>
+          <wp:inline xmlns:a="http://schemas.openxmlformats.org/drawingml/2006/main" xmlns:pic="http://schemas.openxmlformats.org/drawingml/2006/picture">
+            <wp:extent cx="5623560" cy="2069584"/>
+            <wp:docPr id="4" name="Picture 4"/>
+            <wp:cNvGraphicFramePr>
+              <a:graphicFrameLocks noChangeAspect="1"/>
+            </wp:cNvGraphicFramePr>
+            <a:graphic>
+              <a:graphicData uri="http://schemas.openxmlformats.org/drawingml/2006/picture">
+                <pic:pic>
+                  <pic:nvPicPr>
+                    <pic:cNvPr id="0" name="03_prematch_importance_confusion.png"/>
+                    <pic:cNvPicPr/>
+                  </pic:nvPicPr>
+                  <pic:blipFill>
+                    <a:blip r:embed="rId14"/>
+                    <a:stretch>
+                      <a:fillRect/>
+                    </a:stretch>
+                  </pic:blipFill>
+                  <pic:spPr>
+                    <a:xfrm>
+                      <a:off x="0" y="0"/>
+                      <a:ext cx="5623560" cy="2069584"/>
+                    </a:xfrm>
+                    <a:prstGeom prst="rect"/>
+                  </pic:spPr>
+                </pic:pic>
+              </a:graphicData>
+            </a:graphic>
+          </wp:inline>
+        </w:drawing>
+      </w:r>
+    </w:p>
+    <w:p>
+      <w:pPr>
+        <w:pStyle w:val="Caption"/>
+        <w:jc w:val="center"/>
+      </w:pPr>
+      <w:r>
+        <w:t>Figure 4. Pre-match permutation importance and test confusion matrix.</w:t>
       </w:r>
     </w:p>
     <w:p>
@@ -3288,12 +2640,7 @@
         <w:pStyle w:val="Heading1"/>
       </w:pPr>
       <w:r>
-        <w:t>6.3 Combined Progressive Prediction</w:t>
-      </w:r>
-    </w:p>
-    <w:p>
-      <w:r>
-        <w:t>Across all test snapshots, fusion improves the selected position model: accuracy rises from 0.602 to 0.641 and macro-F1 from 0.480 to 0.516. The gain is plausible because ratings add prior strength information that a single board snapshot does not encode.</w:t>
+        <w:t>6.3 Progressive Test Performance</w:t>
       </w:r>
     </w:p>
     <w:p>
@@ -3302,14 +2649,13 @@
         <w:jc w:val="center"/>
       </w:pPr>
       <w:r>
-        <w:t>Table 7. Pure-prediction performance over game progress</w:t>
+        <w:t>Table 5. Selected-model performance over game progress</w:t>
       </w:r>
     </w:p>
     <w:tbl>
       <w:tblPr>
         <w:tblStyle w:val="LightShading-Accent1"/>
         <w:tblW w:type="auto" w:w="0"/>
-        <w:tblLayout w:type="autofit"/>
         <w:tblLook w:firstColumn="1" w:firstRow="1" w:lastColumn="0" w:lastRow="0" w:noHBand="0" w:noVBand="1" w:val="04A0"/>
       </w:tblPr>
       <w:tblGrid>
@@ -3324,7 +2670,7 @@
         </w:trPr>
         <w:tc>
           <w:tcPr>
-            <w:tcW w:type="dxa" w:w="2551"/>
+            <w:tcW w:type="dxa" w:w="2466"/>
             <w:shd w:fill="1F4E78"/>
           </w:tcPr>
           <w:p>
@@ -3340,7 +2686,7 @@
         </w:tc>
         <w:tc>
           <w:tcPr>
-            <w:tcW w:type="dxa" w:w="1871"/>
+            <w:tcW w:type="dxa" w:w="2466"/>
             <w:shd w:fill="1F4E78"/>
           </w:tcPr>
           <w:p>
@@ -3356,7 +2702,7 @@
         </w:tc>
         <w:tc>
           <w:tcPr>
-            <w:tcW w:type="dxa" w:w="1871"/>
+            <w:tcW w:type="dxa" w:w="2466"/>
             <w:shd w:fill="1F4E78"/>
           </w:tcPr>
           <w:p>
@@ -3372,7 +2718,7 @@
         </w:tc>
         <w:tc>
           <w:tcPr>
-            <w:tcW w:type="dxa" w:w="2268"/>
+            <w:tcW w:type="dxa" w:w="2466"/>
             <w:shd w:fill="1F4E78"/>
           </w:tcPr>
           <w:p>
@@ -3393,7 +2739,7 @@
         </w:trPr>
         <w:tc>
           <w:tcPr>
-            <w:tcW w:type="dxa" w:w="2551"/>
+            <w:tcW w:type="dxa" w:w="2466"/>
             <w:vAlign w:val="center"/>
           </w:tcPr>
           <w:p>
@@ -3410,7 +2756,7 @@
         </w:tc>
         <w:tc>
           <w:tcPr>
-            <w:tcW w:type="dxa" w:w="1871"/>
+            <w:tcW w:type="dxa" w:w="2466"/>
             <w:vAlign w:val="center"/>
           </w:tcPr>
           <w:p>
@@ -3427,7 +2773,7 @@
         </w:tc>
         <w:tc>
           <w:tcPr>
-            <w:tcW w:type="dxa" w:w="1871"/>
+            <w:tcW w:type="dxa" w:w="2466"/>
             <w:vAlign w:val="center"/>
           </w:tcPr>
           <w:p>
@@ -3444,7 +2790,7 @@
         </w:tc>
         <w:tc>
           <w:tcPr>
-            <w:tcW w:type="dxa" w:w="2268"/>
+            <w:tcW w:type="dxa" w:w="2466"/>
             <w:vAlign w:val="center"/>
           </w:tcPr>
           <w:p>
@@ -3466,7 +2812,7 @@
         </w:trPr>
         <w:tc>
           <w:tcPr>
-            <w:tcW w:type="dxa" w:w="2551"/>
+            <w:tcW w:type="dxa" w:w="2466"/>
             <w:vAlign w:val="center"/>
           </w:tcPr>
           <w:p>
@@ -3483,7 +2829,7 @@
         </w:tc>
         <w:tc>
           <w:tcPr>
-            <w:tcW w:type="dxa" w:w="1871"/>
+            <w:tcW w:type="dxa" w:w="2466"/>
             <w:vAlign w:val="center"/>
           </w:tcPr>
           <w:p>
@@ -3494,13 +2840,13 @@
               <w:rPr>
                 <w:sz w:val="16"/>
               </w:rPr>
-              <w:t>0.599</w:t>
+              <w:t>0.584</w:t>
             </w:r>
           </w:p>
         </w:tc>
         <w:tc>
           <w:tcPr>
-            <w:tcW w:type="dxa" w:w="1871"/>
+            <w:tcW w:type="dxa" w:w="2466"/>
             <w:vAlign w:val="center"/>
           </w:tcPr>
           <w:p>
@@ -3511,13 +2857,13 @@
               <w:rPr>
                 <w:sz w:val="16"/>
               </w:rPr>
-              <w:t>0.409</w:t>
+              <w:t>0.435</w:t>
             </w:r>
           </w:p>
         </w:tc>
         <w:tc>
           <w:tcPr>
-            <w:tcW w:type="dxa" w:w="2268"/>
+            <w:tcW w:type="dxa" w:w="2466"/>
             <w:vAlign w:val="center"/>
           </w:tcPr>
           <w:p>
@@ -3539,7 +2885,7 @@
         </w:trPr>
         <w:tc>
           <w:tcPr>
-            <w:tcW w:type="dxa" w:w="2551"/>
+            <w:tcW w:type="dxa" w:w="2466"/>
             <w:vAlign w:val="center"/>
           </w:tcPr>
           <w:p>
@@ -3556,7 +2902,7 @@
         </w:tc>
         <w:tc>
           <w:tcPr>
-            <w:tcW w:type="dxa" w:w="1871"/>
+            <w:tcW w:type="dxa" w:w="2466"/>
             <w:vAlign w:val="center"/>
           </w:tcPr>
           <w:p>
@@ -3567,13 +2913,13 @@
               <w:rPr>
                 <w:sz w:val="16"/>
               </w:rPr>
-              <w:t>0.611</w:t>
+              <w:t>0.588</w:t>
             </w:r>
           </w:p>
         </w:tc>
         <w:tc>
           <w:tcPr>
-            <w:tcW w:type="dxa" w:w="1871"/>
+            <w:tcW w:type="dxa" w:w="2466"/>
             <w:vAlign w:val="center"/>
           </w:tcPr>
           <w:p>
@@ -3584,13 +2930,13 @@
               <w:rPr>
                 <w:sz w:val="16"/>
               </w:rPr>
-              <w:t>0.447</w:t>
+              <w:t>0.450</w:t>
             </w:r>
           </w:p>
         </w:tc>
         <w:tc>
           <w:tcPr>
-            <w:tcW w:type="dxa" w:w="2268"/>
+            <w:tcW w:type="dxa" w:w="2466"/>
             <w:vAlign w:val="center"/>
           </w:tcPr>
           <w:p>
@@ -3612,7 +2958,7 @@
         </w:trPr>
         <w:tc>
           <w:tcPr>
-            <w:tcW w:type="dxa" w:w="2551"/>
+            <w:tcW w:type="dxa" w:w="2466"/>
             <w:vAlign w:val="center"/>
           </w:tcPr>
           <w:p>
@@ -3629,7 +2975,7 @@
         </w:tc>
         <w:tc>
           <w:tcPr>
-            <w:tcW w:type="dxa" w:w="1871"/>
+            <w:tcW w:type="dxa" w:w="2466"/>
             <w:vAlign w:val="center"/>
           </w:tcPr>
           <w:p>
@@ -3640,13 +2986,13 @@
               <w:rPr>
                 <w:sz w:val="16"/>
               </w:rPr>
-              <w:t>0.582</w:t>
+              <w:t>0.649</w:t>
             </w:r>
           </w:p>
         </w:tc>
         <w:tc>
           <w:tcPr>
-            <w:tcW w:type="dxa" w:w="1871"/>
+            <w:tcW w:type="dxa" w:w="2466"/>
             <w:vAlign w:val="center"/>
           </w:tcPr>
           <w:p>
@@ -3657,13 +3003,13 @@
               <w:rPr>
                 <w:sz w:val="16"/>
               </w:rPr>
-              <w:t>0.470</w:t>
+              <w:t>0.498</w:t>
             </w:r>
           </w:p>
         </w:tc>
         <w:tc>
           <w:tcPr>
-            <w:tcW w:type="dxa" w:w="2268"/>
+            <w:tcW w:type="dxa" w:w="2466"/>
             <w:vAlign w:val="center"/>
           </w:tcPr>
           <w:p>
@@ -3685,7 +3031,7 @@
         </w:trPr>
         <w:tc>
           <w:tcPr>
-            <w:tcW w:type="dxa" w:w="2551"/>
+            <w:tcW w:type="dxa" w:w="2466"/>
             <w:vAlign w:val="center"/>
           </w:tcPr>
           <w:p>
@@ -3702,7 +3048,7 @@
         </w:tc>
         <w:tc>
           <w:tcPr>
-            <w:tcW w:type="dxa" w:w="1871"/>
+            <w:tcW w:type="dxa" w:w="2466"/>
             <w:vAlign w:val="center"/>
           </w:tcPr>
           <w:p>
@@ -3713,13 +3059,13 @@
               <w:rPr>
                 <w:sz w:val="16"/>
               </w:rPr>
-              <w:t>0.625</w:t>
+              <w:t>0.714</w:t>
             </w:r>
           </w:p>
         </w:tc>
         <w:tc>
           <w:tcPr>
-            <w:tcW w:type="dxa" w:w="1871"/>
+            <w:tcW w:type="dxa" w:w="2466"/>
             <w:vAlign w:val="center"/>
           </w:tcPr>
           <w:p>
@@ -3730,13 +3076,13 @@
               <w:rPr>
                 <w:sz w:val="16"/>
               </w:rPr>
-              <w:t>0.524</w:t>
+              <w:t>0.570</w:t>
             </w:r>
           </w:p>
         </w:tc>
         <w:tc>
           <w:tcPr>
-            <w:tcW w:type="dxa" w:w="2268"/>
+            <w:tcW w:type="dxa" w:w="2466"/>
             <w:vAlign w:val="center"/>
           </w:tcPr>
           <w:p>
@@ -3758,7 +3104,7 @@
         </w:trPr>
         <w:tc>
           <w:tcPr>
-            <w:tcW w:type="dxa" w:w="2551"/>
+            <w:tcW w:type="dxa" w:w="2466"/>
             <w:vAlign w:val="center"/>
           </w:tcPr>
           <w:p>
@@ -3775,7 +3121,7 @@
         </w:tc>
         <w:tc>
           <w:tcPr>
-            <w:tcW w:type="dxa" w:w="1871"/>
+            <w:tcW w:type="dxa" w:w="2466"/>
             <w:vAlign w:val="center"/>
           </w:tcPr>
           <w:p>
@@ -3786,13 +3132,13 @@
               <w:rPr>
                 <w:sz w:val="16"/>
               </w:rPr>
-              <w:t>0.788</w:t>
+              <w:t>0.899</w:t>
             </w:r>
           </w:p>
         </w:tc>
         <w:tc>
           <w:tcPr>
-            <w:tcW w:type="dxa" w:w="1871"/>
+            <w:tcW w:type="dxa" w:w="2466"/>
             <w:vAlign w:val="center"/>
           </w:tcPr>
           <w:p>
@@ -3803,13 +3149,13 @@
               <w:rPr>
                 <w:sz w:val="16"/>
               </w:rPr>
-              <w:t>0.659</w:t>
+              <w:t>0.779</w:t>
             </w:r>
           </w:p>
         </w:tc>
         <w:tc>
           <w:tcPr>
-            <w:tcW w:type="dxa" w:w="2268"/>
+            <w:tcW w:type="dxa" w:w="2466"/>
             <w:vAlign w:val="center"/>
           </w:tcPr>
           <w:p>
@@ -3839,8 +3185,8 @@
       <w:r>
         <w:drawing>
           <wp:inline xmlns:a="http://schemas.openxmlformats.org/drawingml/2006/main" xmlns:pic="http://schemas.openxmlformats.org/drawingml/2006/picture">
-            <wp:extent cx="5897880" cy="2060705"/>
-            <wp:docPr id="6" name="Picture 6"/>
+            <wp:extent cx="5852160" cy="2044731"/>
+            <wp:docPr id="5" name="Picture 5"/>
             <wp:cNvGraphicFramePr>
               <a:graphicFrameLocks noChangeAspect="1"/>
             </wp:cNvGraphicFramePr>
@@ -3852,7 +3198,7 @@
                     <pic:cNvPicPr/>
                   </pic:nvPicPr>
                   <pic:blipFill>
-                    <a:blip r:embed="rId16"/>
+                    <a:blip r:embed="rId15"/>
                     <a:stretch>
                       <a:fillRect/>
                     </a:stretch>
@@ -3860,7 +3206,7 @@
                   <pic:spPr>
                     <a:xfrm>
                       <a:off x="0" y="0"/>
-                      <a:ext cx="5897880" cy="2060705"/>
+                      <a:ext cx="5852160" cy="2044731"/>
                     </a:xfrm>
                     <a:prstGeom prst="rect"/>
                   </pic:spPr>
@@ -3877,12 +3223,12 @@
         <w:jc w:val="center"/>
       </w:pPr>
       <w:r>
-        <w:t>Figure 6. Held-out pure-prediction accuracy and macro-F1 as recorded moves become available.</w:t>
+        <w:t>Figure 5. Pure-prediction accuracy and macro-F1 as moves become available.</w:t>
       </w:r>
     </w:p>
     <w:p>
       <w:r>
-        <w:t>The area under the accuracy-progress curve is 0.623 and the corresponding macro-F1 area is 0.493. The curve reaches its strongest result at the final recorded position. It is not constrained to be monotonic: the accuracy dip at 50% can arise from different position distributions at each retrospective checkpoint, class imbalance, and model uncertainty. A monotonic post-processor was intentionally avoided because it would conceal genuine prediction errors.</w:t>
+        <w:t>Performance increases consistently as more moves become available. The area under the accuracy-progress curve is 0.670; the macro-F1 area is 0.530. At the last recorded position, the model reaches 89.9% accuracy and 77.9% macro-F1 without substituting the known result.</w:t>
       </w:r>
     </w:p>
     <w:p>
@@ -3893,8 +3239,8 @@
       <w:r>
         <w:drawing>
           <wp:inline xmlns:a="http://schemas.openxmlformats.org/drawingml/2006/main" xmlns:pic="http://schemas.openxmlformats.org/drawingml/2006/picture">
-            <wp:extent cx="5577840" cy="2059554"/>
-            <wp:docPr id="7" name="Picture 7"/>
+            <wp:extent cx="5486400" cy="2025791"/>
+            <wp:docPr id="6" name="Picture 6"/>
             <wp:cNvGraphicFramePr>
               <a:graphicFrameLocks noChangeAspect="1"/>
             </wp:cNvGraphicFramePr>
@@ -3902,11 +3248,11 @@
               <a:graphicData uri="http://schemas.openxmlformats.org/drawingml/2006/picture">
                 <pic:pic>
                   <pic:nvPicPr>
-                    <pic:cNvPr id="0" name="07_combined_confusion_confidence.png"/>
+                    <pic:cNvPr id="0" name="07_final_confusion_confidence.png"/>
                     <pic:cNvPicPr/>
                   </pic:nvPicPr>
                   <pic:blipFill>
-                    <a:blip r:embed="rId17"/>
+                    <a:blip r:embed="rId16"/>
                     <a:stretch>
                       <a:fillRect/>
                     </a:stretch>
@@ -3914,7 +3260,7 @@
                   <pic:spPr>
                     <a:xfrm>
                       <a:off x="0" y="0"/>
-                      <a:ext cx="5577840" cy="2059554"/>
+                      <a:ext cx="5486400" cy="2025791"/>
                     </a:xfrm>
                     <a:prstGeom prst="rect"/>
                   </pic:spPr>
@@ -3931,12 +3277,12 @@
         <w:jc w:val="center"/>
       </w:pPr>
       <w:r>
-        <w:t>Figure 7. Combined-model confusion matrix across test snapshots and confidence distribution.</w:t>
+        <w:t>Figure 6. Selected-model confusion matrix and confidence across all test snapshots.</w:t>
       </w:r>
     </w:p>
     <w:p>
       <w:r>
-        <w:t>Across all checkpoints, Black and White outcomes have F1 scores of 0.659 and 0.695, respectively, while draw F1 is 0.194. The principal remaining weakness is therefore distinguishing draws from decisive games.</w:t>
+        <w:t>Across all in-game test snapshots, Black and White F1 scores are 0.708 and 0.722. Draw F1 remains lower at 0.206 because draws are rare and objective equality does not guarantee that human players will draw.</w:t>
       </w:r>
     </w:p>
     <w:p>
@@ -3949,25 +3295,17 @@
         <w:pStyle w:val="Heading1"/>
       </w:pPr>
       <w:r>
-        <w:t>7. Discussion</w:t>
+        <w:t>7. Discussion and Limitations</w:t>
       </w:r>
     </w:p>
     <w:p>
       <w:r>
-        <w:t>The experiments answer the research question in three parts. First, pre-match variables provide a useful but limited prior: ratings shift win probabilities but cannot represent tactics or strategy. Second, board reconstruction produces a major performance increase, with measurable value from mobility, king, pawn, and contextual features beyond material. Third, the CNN does not automatically dominate an engineered model. Convolutions can learn local patterns, but 19,113 games are small relative to the diversity of chess positions, and one outcome label supplies weak supervision for internal concepts.</w:t>
+        <w:t>The main result is that objective engine evaluation and human context are complementary. WDL and cp describe the current position, while rating difference helps translate that position into the likely result of a human game. The manual feature set contributes interpretable phase information without recreating Stockfish's internal evaluation.</w:t>
       </w:r>
     </w:p>
     <w:p>
       <w:r>
-        <w:t>The 100% checkpoint remains a prediction from the final recorded board and current ply. It is not replaced with the known result. This is essential because resignation and timeout can end games in positions without checkmate, so the board alone does not logically identify the recorded winner. The achieved 78.8% accuracy is therefore more credible than an artificially perfect endpoint.</w:t>
-      </w:r>
-    </w:p>
-    <w:p>
-      <w:pPr>
-        <w:pStyle w:val="Heading2"/>
-      </w:pPr>
-      <w:r>
-        <w:t>7.1 Limitations and Improvements</w:t>
+        <w:t>The CNN provides a legitimate AI comparison but is weaker than the compact engineered model. The dataset contains many correlated positions from only 19,113 games, whereas spatial chess concepts are difficult to learn from final outcomes alone. This illustrates an important algorithmic trade-off: domain-informed features can be more data-efficient and explainable than end-to-end learning on a modest dataset.</w:t>
       </w:r>
     </w:p>
     <w:p>
@@ -3975,7 +3313,7 @@
         <w:pStyle w:val="ListBullet"/>
       </w:pPr>
       <w:r>
-        <w:t>External validity: one historical Lichess sample may not represent other periods, rating pools, platforms, or over-the-board play.</w:t>
+        <w:t>The 1,000-node Stockfish budget favours reproducibility and speed over maximum analysis strength.</w:t>
       </w:r>
     </w:p>
     <w:p>
@@ -3983,7 +3321,7 @@
         <w:pStyle w:val="ListBullet"/>
       </w:pPr>
       <w:r>
-        <w:t>Split design: a chronological split would test temporal drift; grouping by player would test unseen-player generalisation.</w:t>
+        <w:t>Stockfish WDL is based on engine play, not rating- and time-specific human behaviour.</w:t>
       </w:r>
     </w:p>
     <w:p>
@@ -3991,7 +3329,7 @@
         <w:pStyle w:val="ListBullet"/>
       </w:pPr>
       <w:r>
-        <w:t>Progress reporting: percentages require final length and are used only for retrospective test grouping; deployed inference uses current ply and can run after any move.</w:t>
+        <w:t>Per-move clocks are unavailable, which limits timeout prediction.</w:t>
       </w:r>
     </w:p>
     <w:p>
@@ -3999,7 +3337,7 @@
         <w:pStyle w:val="ListBullet"/>
       </w:pPr>
       <w:r>
-        <w:t>Missing clocks: per-move remaining time would be particularly valuable for timeout outcomes.</w:t>
+        <w:t>Random game-level splitting does not measure temporal drift or fully unseen-player performance.</w:t>
       </w:r>
     </w:p>
     <w:p>
@@ -4007,23 +3345,7 @@
         <w:pStyle w:val="ListBullet"/>
       </w:pPr>
       <w:r>
-        <w:t>Calibration: future work should report reliability diagrams or expected calibration error.</w:t>
-      </w:r>
-    </w:p>
-    <w:p>
-      <w:pPr>
-        <w:pStyle w:val="ListBullet"/>
-      </w:pPr>
-      <w:r>
-        <w:t>Representation learning: more data, residual blocks, colour/board symmetries, and multi-task targets could improve the CNN.</w:t>
-      </w:r>
-    </w:p>
-    <w:p>
-      <w:pPr>
-        <w:pStyle w:val="ListBullet"/>
-      </w:pPr>
-      <w:r>
-        <w:t>Validation: nested game-level cross-fitting would reduce variance when selecting a position model and training the stacker.</w:t>
+        <w:t>Percentage checkpoints are retrospective reporting positions; deployed inference uses current ply.</w:t>
       </w:r>
     </w:p>
     <w:p>
@@ -4036,7 +3358,7 @@
     </w:p>
     <w:p>
       <w:r>
-        <w:t>A reproducible end-to-end system was implemented for progressively predicting chess outcomes. The study cleaned and split 19,113 unique games, reconstructed every move sequence, compared linear, boosted-tree, handcrafted, and convolutional approaches, and combined complementary evidence without test leakage. Histogram gradient boosting with material and positional features was the strongest board model; it outperformed the compact CNN and benefited modestly from pre-match probability fusion. Test performance rose from 52.3% accuracy before play to 78.8% at the last recorded position, with macro-F1 rising from 42.7% to 65.9%. The main technical conclusion is that explicit chess structure is a strong inductive bias for a modest dataset, while the main application lesson is that evaluation must preserve the difference between prediction and an observed result.</w:t>
+        <w:t>The project implements a concise, reproducible AI pipeline for progressive chess-result prediction. The final in-game model jointly uses pre-match context, four Stockfish measures, and three transparent manual features. It materially improves on the same model without Stockfish and on a supervised CNN, while retaining clear feature semantics. Test accuracy rises from 52.3% before play to 89.9% at the final recorded position, and macro-F1 rises from 42.7% to 77.9%. The strongest conclusion is not simply that Stockfish is informative, but that combining objective position strength with player context is necessary for predicting real human game outcomes.</w:t>
       </w:r>
     </w:p>
     <w:p>
@@ -4080,7 +3402,7 @@
         <w:ind w:left="312" w:hanging="312"/>
       </w:pPr>
       <w:r>
-        <w:t>[2] datasnaek. Chess Game Dataset (Lichess). Kaggle. https://www.kaggle.com/datasets/datasnaek/chess (accessed 25 October 2026).</w:t>
+        <w:t>[2] datasnaek. Chess Game Dataset (Lichess). Kaggle. https://www.kaggle.com/datasets/datasnaek/chess (accessed 26 October 2026).</w:t>
       </w:r>
     </w:p>
     <w:p>
@@ -4089,7 +3411,7 @@
         <w:ind w:left="312" w:hanging="312"/>
       </w:pPr>
       <w:r>
-        <w:t>[3] Niklas Fiekas. python-chess 1.11.2 documentation. https://python-chess.readthedocs.io/en/latest/ (accessed 25 October 2026).</w:t>
+        <w:t>[3] Niklas Fiekas. python-chess engine documentation. https://python-chess.readthedocs.io/en/latest/engine.html (accessed 26 October 2026).</w:t>
       </w:r>
     </w:p>
     <w:p>
@@ -4098,7 +3420,7 @@
         <w:ind w:left="312" w:hanging="312"/>
       </w:pPr>
       <w:r>
-        <w:t>[4] scikit-learn developers. HistGradientBoostingClassifier documentation. https://scikit-learn.org/stable/modules/generated/sklearn.ensemble.HistGradientBoostingClassifier.html (accessed 25 October 2026).</w:t>
+        <w:t>[4] Stockfish developers. Stockfish 19 and Stockfish documentation. https://stockfishchess.org/download/ and https://official-stockfish.github.io/docs/ (accessed 26 October 2026).</w:t>
       </w:r>
     </w:p>
     <w:p>
@@ -4107,7 +3429,7 @@
         <w:ind w:left="312" w:hanging="312"/>
       </w:pPr>
       <w:r>
-        <w:t>[5] PyTorch contributors. Conv2d documentation. https://docs.pytorch.org/docs/stable/generated/torch.nn.Conv2d.html (accessed 25 October 2026).</w:t>
+        <w:t>[5] scikit-learn developers. HistGradientBoostingClassifier documentation. https://scikit-learn.org/stable/modules/generated/sklearn.ensemble.HistGradientBoostingClassifier.html (accessed 26 October 2026).</w:t>
       </w:r>
     </w:p>
     <w:p>
@@ -4116,7 +3438,7 @@
         <w:ind w:left="312" w:hanging="312"/>
       </w:pPr>
       <w:r>
-        <w:t>[6] Y. LeCun, L. Bottou, Y. Bengio, and P. Haffner. Gradient-Based Learning Applied to Document Recognition. Proceedings of the IEEE, 86(11), 1998. https://doi.org/10.1109/5.726791.</w:t>
+        <w:t>[6] PyTorch contributors. Conv2d documentation. https://docs.pytorch.org/docs/stable/generated/torch.nn.Conv2d.html (accessed 26 October 2026).</w:t>
       </w:r>
     </w:p>
     <w:p>
@@ -4131,7 +3453,6 @@
       <w:tblPr>
         <w:tblStyle w:val="LightShading-Accent1"/>
         <w:tblW w:type="auto" w:w="0"/>
-        <w:tblLayout w:type="autofit"/>
         <w:tblLook w:firstColumn="1" w:firstRow="1" w:lastColumn="0" w:lastRow="0" w:noHBand="0" w:noVBand="1" w:val="04A0"/>
       </w:tblPr>
       <w:tblGrid>
@@ -4144,7 +3465,7 @@
         </w:trPr>
         <w:tc>
           <w:tcPr>
-            <w:tcW w:type="dxa" w:w="2268"/>
+            <w:tcW w:type="dxa" w:w="4933"/>
             <w:shd w:fill="1F4E78"/>
           </w:tcPr>
           <w:p>
@@ -4160,7 +3481,7 @@
         </w:tc>
         <w:tc>
           <w:tcPr>
-            <w:tcW w:type="dxa" w:w="7087"/>
+            <w:tcW w:type="dxa" w:w="4933"/>
             <w:shd w:fill="1F4E78"/>
           </w:tcPr>
           <w:p>
@@ -4181,7 +3502,7 @@
         </w:trPr>
         <w:tc>
           <w:tcPr>
-            <w:tcW w:type="dxa" w:w="2268"/>
+            <w:tcW w:type="dxa" w:w="4933"/>
             <w:vAlign w:val="center"/>
           </w:tcPr>
           <w:p>
@@ -4192,13 +3513,13 @@
               <w:rPr>
                 <w:sz w:val="16"/>
               </w:rPr>
-              <w:t>Input SHA-256</w:t>
+              <w:t>Dataset SHA-256</w:t>
             </w:r>
           </w:p>
         </w:tc>
         <w:tc>
           <w:tcPr>
-            <w:tcW w:type="dxa" w:w="7087"/>
+            <w:tcW w:type="dxa" w:w="4933"/>
             <w:vAlign w:val="center"/>
           </w:tcPr>
           <w:p>
@@ -4220,7 +3541,85 @@
         </w:trPr>
         <w:tc>
           <w:tcPr>
-            <w:tcW w:type="dxa" w:w="2268"/>
+            <w:tcW w:type="dxa" w:w="4933"/>
+            <w:vAlign w:val="center"/>
+          </w:tcPr>
+          <w:p>
+            <w:pPr>
+              <w:spacing w:after="0"/>
+            </w:pPr>
+            <w:r>
+              <w:rPr>
+                <w:sz w:val="16"/>
+              </w:rPr>
+              <w:t>Stockfish binary SHA-256</w:t>
+            </w:r>
+          </w:p>
+        </w:tc>
+        <w:tc>
+          <w:tcPr>
+            <w:tcW w:type="dxa" w:w="4933"/>
+            <w:vAlign w:val="center"/>
+          </w:tcPr>
+          <w:p>
+            <w:pPr>
+              <w:spacing w:after="0"/>
+            </w:pPr>
+            <w:r>
+              <w:rPr>
+                <w:sz w:val="16"/>
+              </w:rPr>
+              <w:t>0f83d24cc46d2c66c60f16001af5444873bc112b7d028594513426894c12da19</w:t>
+            </w:r>
+          </w:p>
+        </w:tc>
+      </w:tr>
+      <w:tr>
+        <w:trPr>
+          <w:cantSplit/>
+        </w:trPr>
+        <w:tc>
+          <w:tcPr>
+            <w:tcW w:type="dxa" w:w="4933"/>
+            <w:vAlign w:val="center"/>
+          </w:tcPr>
+          <w:p>
+            <w:pPr>
+              <w:spacing w:after="0"/>
+            </w:pPr>
+            <w:r>
+              <w:rPr>
+                <w:sz w:val="16"/>
+              </w:rPr>
+              <w:t>Engine configuration</w:t>
+            </w:r>
+          </w:p>
+        </w:tc>
+        <w:tc>
+          <w:tcPr>
+            <w:tcW w:type="dxa" w:w="4933"/>
+            <w:vAlign w:val="center"/>
+          </w:tcPr>
+          <w:p>
+            <w:pPr>
+              <w:spacing w:after="0"/>
+            </w:pPr>
+            <w:r>
+              <w:rPr>
+                <w:sz w:val="16"/>
+              </w:rPr>
+              <w:t>Stockfish 19; 1,000 nodes; one thread; WDL enabled</w:t>
+            </w:r>
+          </w:p>
+        </w:tc>
+      </w:tr>
+      <w:tr>
+        <w:trPr>
+          <w:cantSplit/>
+        </w:trPr>
+        <w:tc>
+          <w:tcPr>
+            <w:tcW w:type="dxa" w:w="4933"/>
             <w:vAlign w:val="center"/>
           </w:tcPr>
           <w:p>
@@ -4237,7 +3636,7 @@
         </w:tc>
         <w:tc>
           <w:tcPr>
-            <w:tcW w:type="dxa" w:w="7087"/>
+            <w:tcW w:type="dxa" w:w="4933"/>
             <w:vAlign w:val="center"/>
           </w:tcPr>
           <w:p>
@@ -4259,46 +3658,7 @@
         </w:trPr>
         <w:tc>
           <w:tcPr>
-            <w:tcW w:type="dxa" w:w="2268"/>
-            <w:vAlign w:val="center"/>
-          </w:tcPr>
-          <w:p>
-            <w:pPr>
-              <w:spacing w:after="0"/>
-            </w:pPr>
-            <w:r>
-              <w:rPr>
-                <w:sz w:val="16"/>
-              </w:rPr>
-              <w:t>Runtime</w:t>
-            </w:r>
-          </w:p>
-        </w:tc>
-        <w:tc>
-          <w:tcPr>
-            <w:tcW w:type="dxa" w:w="7087"/>
-            <w:vAlign w:val="center"/>
-          </w:tcPr>
-          <w:p>
-            <w:pPr>
-              <w:spacing w:after="0"/>
-            </w:pPr>
-            <w:r>
-              <w:rPr>
-                <w:sz w:val="16"/>
-              </w:rPr>
-              <w:t>Python 3.11; CPU-compatible PyTorch</w:t>
-            </w:r>
-          </w:p>
-        </w:tc>
-      </w:tr>
-      <w:tr>
-        <w:trPr>
-          <w:cantSplit/>
-        </w:trPr>
-        <w:tc>
-          <w:tcPr>
-            <w:tcW w:type="dxa" w:w="2268"/>
+            <w:tcW w:type="dxa" w:w="4933"/>
             <w:vAlign w:val="center"/>
           </w:tcPr>
           <w:p>
@@ -4315,7 +3675,7 @@
         </w:tc>
         <w:tc>
           <w:tcPr>
-            <w:tcW w:type="dxa" w:w="7087"/>
+            <w:tcW w:type="dxa" w:w="4933"/>
             <w:vAlign w:val="center"/>
           </w:tcPr>
           <w:p>
@@ -4326,7 +3686,7 @@
               <w:rPr>
                 <w:sz w:val="16"/>
               </w:rPr>
-              <w:t>pyproject.toml and uv.lock</w:t>
+              <w:t>Python 3.11; pyproject.toml; uv.lock; CPU PyTorch</w:t>
             </w:r>
           </w:p>
         </w:tc>
@@ -4337,7 +3697,7 @@
         </w:trPr>
         <w:tc>
           <w:tcPr>
-            <w:tcW w:type="dxa" w:w="2268"/>
+            <w:tcW w:type="dxa" w:w="4933"/>
             <w:vAlign w:val="center"/>
           </w:tcPr>
           <w:p>
@@ -4354,7 +3714,7 @@
         </w:tc>
         <w:tc>
           <w:tcPr>
-            <w:tcW w:type="dxa" w:w="7087"/>
+            <w:tcW w:type="dxa" w:w="4933"/>
             <w:vAlign w:val="center"/>
           </w:tcPr>
           <w:p>
@@ -4365,46 +3725,7 @@
               <w:rPr>
                 <w:sz w:val="16"/>
               </w:rPr>
-              <w:t>CA6001_chess_outcome_prediction.ipynb (executed, no cell errors)</w:t>
-            </w:r>
-          </w:p>
-        </w:tc>
-      </w:tr>
-      <w:tr>
-        <w:trPr>
-          <w:cantSplit/>
-        </w:trPr>
-        <w:tc>
-          <w:tcPr>
-            <w:tcW w:type="dxa" w:w="2268"/>
-            <w:vAlign w:val="center"/>
-          </w:tcPr>
-          <w:p>
-            <w:pPr>
-              <w:spacing w:after="0"/>
-            </w:pPr>
-            <w:r>
-              <w:rPr>
-                <w:sz w:val="16"/>
-              </w:rPr>
-              <w:t>Saved figures</w:t>
-            </w:r>
-          </w:p>
-        </w:tc>
-        <w:tc>
-          <w:tcPr>
-            <w:tcW w:type="dxa" w:w="7087"/>
-            <w:vAlign w:val="center"/>
-          </w:tcPr>
-          <w:p>
-            <w:pPr>
-              <w:spacing w:after="0"/>
-            </w:pPr>
-            <w:r>
-              <w:rPr>
-                <w:sz w:val="16"/>
-              </w:rPr>
-              <w:t>figures/01_eda_overview.png through figures/07_combined_confusion_confidence.png</w:t>
+              <w:t>CA6001_chess_outcome_prediction.ipynb (executed without cell errors)</w:t>
             </w:r>
           </w:p>
         </w:tc>
@@ -4417,7 +3738,7 @@
     </w:p>
     <w:p>
       <w:r>
-        <w:t>Note: Replace the bracketed group-member placeholder on the title page before submission. The report body occupies nine pages following the title page, within the stated maximum of ten pages excluding the title page.</w:t>
+        <w:t>Replace the bracketed group-member placeholder on the title page before submission. The report has one title page followed by eight body pages, within the ten-page limit excluding the title page.</w:t>
       </w:r>
     </w:p>
     <w:sectPr>
@@ -4892,7 +4213,7 @@
     <w:pPr>
       <w:keepNext/>
       <w:keepLines/>
-      <w:spacing w:before="60" w:after="100"/>
+      <w:spacing w:before="480" w:after="0"/>
       <w:outlineLvl w:val="0"/>
     </w:pPr>
     <w:rPr>
@@ -4916,7 +4237,7 @@
     <w:pPr>
       <w:keepNext/>
       <w:keepLines/>
-      <w:spacing w:before="60" w:after="60"/>
+      <w:spacing w:before="200" w:after="0"/>
       <w:outlineLvl w:val="1"/>
     </w:pPr>
     <w:rPr>
@@ -5366,7 +4687,7 @@
       <w:numPr>
         <w:numId w:val="1"/>
       </w:numPr>
-      <w:spacing w:after="30" w:line="240" w:lineRule="auto"/>
+      <w:spacing w:after="20"/>
       <w:contextualSpacing/>
     </w:pPr>
     <w:rPr>
@@ -5384,13 +4705,8 @@
       <w:numPr>
         <w:numId w:val="2"/>
       </w:numPr>
-      <w:spacing w:after="30" w:line="240" w:lineRule="auto"/>
       <w:contextualSpacing/>
     </w:pPr>
-    <w:rPr>
-      <w:rFonts w:ascii="Aptos" w:hAnsi="Aptos"/>
-      <w:sz w:val="18"/>
-    </w:rPr>
   </w:style>
   <w:style w:type="paragraph" w:styleId="ListBullet3">
     <w:name w:val="List Bullet 3"/>
@@ -5415,7 +4731,7 @@
       <w:numPr>
         <w:numId w:val="5"/>
       </w:numPr>
-      <w:spacing w:after="30" w:line="240" w:lineRule="auto"/>
+      <w:spacing w:after="20"/>
       <w:contextualSpacing/>
     </w:pPr>
     <w:rPr>
@@ -5649,7 +4965,7 @@
       <w:b/>
       <w:bCs/>
       <w:i/>
-      <w:color w:val="464646"/>
+      <w:color w:val="4F81BD" w:themeColor="accent1"/>
       <w:sz w:val="16"/>
       <w:szCs w:val="18"/>
     </w:rPr>

--- a/docs/CA6001_Final_Report_Chess_Outcome_Prediction.docx
+++ b/docs/CA6001_Final_Report_Chess_Outcome_Prediction.docx
@@ -22,7 +22,7 @@
         <w:jc w:val="center"/>
       </w:pPr>
       <w:r>
-        <w:t>Progressive Chess Outcome Prediction</w:t>
+        <w:t>Human-Context Chess Outcome Prediction</w:t>
       </w:r>
     </w:p>
     <w:p>
@@ -31,7 +31,7 @@
         <w:jc w:val="center"/>
       </w:pPr>
       <w:r>
-        <w:t>Joint Pre-match and Stockfish-assisted Modelling</w:t>
+        <w:t>Beyond Direct Stockfish WDL</w:t>
       </w:r>
     </w:p>
     <w:p>
@@ -95,7 +95,7 @@
     </w:p>
     <w:p>
       <w:r>
-        <w:t>This project predicts whether Black wins, the game is drawn, or White wins, first before play and then as moves become available. A public Lichess sample is cleaned to 19,113 unique games and split by game into training, validation, and test sets. The main model jointly learns from pre-match ratings and time control, four Stockfish indicators, and three transparent manual position features. A supervised CNN provides a contrasting representation-learning approach but receives no engine targets or reinforcement learning. The selected Stockfish-assisted model reaches 68.7% accuracy and 54.5% macro-F1 across test snapshots. Accuracy rises from 52.3% before play to 89.9% at the last recorded position, while macro-F1 rises from 42.7% to 77.9%. The results show that a small set of strong engine and contextual features can produce an effective and interpretable progressive predictor.</w:t>
+        <w:t>Stockfish can evaluate objective board strength, but its win/draw/loss (WDL) probabilities describe engine play rather than the particular human players in a game. This project asks whether human context improves three-class outcome prediction beyond direct Stockfish WDL. A public Lichess sample is cleaned to 19,113 unique games and split by game. Three in-game predictors are compared: direct WDL, a learned position-only model, and the same learner augmented with pre-match ratings and time control. Across test snapshots, direct WDL obtains 47.6% accuracy and 43.4% macro-F1; learning from position features raises these to 63.4% and 52.0%; adding human context reaches 68.7% and 54.5%. The main model progresses from 52.3% accuracy before play to 89.9% at the final recorded position. The controlled comparison demonstrates that objective evaluation and human context are complementary, while retaining a compact and interpretable design.</w:t>
       </w:r>
     </w:p>
     <w:p>
@@ -108,7 +108,7 @@
     </w:p>
     <w:p>
       <w:r>
-        <w:t>Chess prediction is sequential. Ratings and time control describe player strength and playing conditions before the first move, while the board provides increasingly direct evidence during play. A model that ignores pre-match context cannot distinguish how players of different strengths may convert the same objective advantage. Conversely, ratings alone cannot represent tactics or material changes. The central design decision is therefore to train the in-game model jointly on both information sources rather than combine independently trained predictions.</w:t>
+        <w:t>A strategy engine is designed to evaluate positions under strong play. Human outcomes also depend on rating difference, time control, and the practical ability to convert or defend a position. Two boards with the same engine score may therefore lead to different result probabilities for different players. The study isolates this issue through a controlled ablation: the same classifier is trained first without and then with pre-match human context.</w:t>
       </w:r>
     </w:p>
     <w:p>
@@ -140,7 +140,7 @@
         <w:pStyle w:val="ListBullet"/>
       </w:pPr>
       <w:r>
-        <w:t>In-game inputs: pre-match features, current ply, three position summaries, and four Stockfish indicators.</w:t>
+        <w:t>Comparison A: direct Stockfish WDL, without fitting a classifier.</w:t>
       </w:r>
     </w:p>
     <w:p>
@@ -148,7 +148,7 @@
         <w:pStyle w:val="ListBullet"/>
       </w:pPr>
       <w:r>
-        <w:t>Primary model-selection metric: macro-F1; accuracy and multiclass log loss are secondary metrics.</w:t>
+        <w:t>Comparison B: a position-only classifier using four engine indicators and three transparent features.</w:t>
       </w:r>
     </w:p>
     <w:p>
@@ -156,7 +156,15 @@
         <w:pStyle w:val="ListBullet"/>
       </w:pPr>
       <w:r>
-        <w:t>Final output: held-out accuracy and macro-F1 against retrospective game progress.</w:t>
+        <w:t>Main model: the identical classifier plus ratings, rated status, and time control.</w:t>
+      </w:r>
+    </w:p>
+    <w:p>
+      <w:pPr>
+        <w:pStyle w:val="ListBullet"/>
+      </w:pPr>
+      <w:r>
+        <w:t>Metrics: macro-F1, accuracy, and multiclass log loss, followed across retrospective game progress.</w:t>
       </w:r>
     </w:p>
     <w:p>
@@ -1257,7 +1265,7 @@
               <a:graphicData uri="http://schemas.openxmlformats.org/drawingml/2006/picture">
                 <pic:pic>
                   <pic:nvPicPr>
-                    <pic:cNvPr id="0" name="04_joint_feature_importance.png"/>
+                    <pic:cNvPr id="0" name="04_human_context_feature_importance.png"/>
                     <pic:cNvPicPr/>
                   </pic:nvPicPr>
                   <pic:blipFill>
@@ -1286,7 +1294,7 @@
         <w:jc w:val="center"/>
       </w:pPr>
       <w:r>
-        <w:t>Figure 2. Permutation importance of the selected joint tabular model.</w:t>
+        <w:t>Figure 2. Permutation importance of the human-context joint model.</w:t>
       </w:r>
     </w:p>
     <w:p>
@@ -1307,33 +1315,12 @@
         <w:pStyle w:val="Heading2"/>
       </w:pPr>
       <w:r>
-        <w:t>5.1 Joint Tabular Model</w:t>
+        <w:t>5.1 Direct Stockfish WDL</w:t>
       </w:r>
     </w:p>
     <w:p>
       <w:r>
-        <w:t>Histogram gradient boosting is used because it learns nonlinear thresholds and interactions, accepts missing cp/mate values, and trains efficiently on 108,534 training snapshots [5]. The principal comparison is an ablation between:</w:t>
-      </w:r>
-    </w:p>
-    <w:p>
-      <w:pPr>
-        <w:pStyle w:val="ListBullet"/>
-      </w:pPr>
-      <w:r>
-        <w:t>pre-match metadata plus ply/material features; and</w:t>
-      </w:r>
-    </w:p>
-    <w:p>
-      <w:pPr>
-        <w:pStyle w:val="ListBullet"/>
-      </w:pPr>
-      <w:r>
-        <w:t>the same joint features plus the four Stockfish indicators.</w:t>
-      </w:r>
-    </w:p>
-    <w:p>
-      <w:r>
-        <w:t>Both models use learning rate 0.08, up to 240 boosting iterations, 31 leaves, L2 regularisation, and validation early stopping. This controlled comparison directly estimates the contribution of Stockfish without changing the learner.</w:t>
+        <w:t>Stockfish returns White-win and draw counts per 1,000 outcomes; the implied Black-win count is 1,000 minus those two values. After normalisation, the largest probability is used directly. No game result is used to fit or calibrate this predictor. It therefore represents the pure strategy-engine view of the board.</w:t>
       </w:r>
     </w:p>
     <w:p>
@@ -1341,17 +1328,25 @@
         <w:pStyle w:val="Heading2"/>
       </w:pPr>
       <w:r>
-        <w:t>5.2 Supervised CNN</w:t>
+        <w:t>5.2 Controlled Learned Models</w:t>
       </w:r>
     </w:p>
     <w:p>
       <w:r>
-        <w:t>The CNN receives 17 binary 8×8 planes: 12 colour-specific piece planes, side to move, and four castling-right planes. Three convolutional layers produce a 64-dimensional board embedding. A separate metadata branch contains the standardised pre-match features and ply. The two representations are concatenated before a 64-unit hidden layer and three-class output.</w:t>
+        <w:t>Histogram gradient boosting learns nonlinear thresholds and interactions, accepts missing cp/mate values, and trains efficiently on 108,534 snapshots [5]. The position-only model uses the seven in-game features in Table 2. The main model adds only the ten pre-match features. Both use learning rate 0.08, up to 240 iterations, 31 leaves, L2 regularisation, class- and game-balanced weights, and validation early stopping. Holding the algorithm and position representation fixed isolates the contribution of context.</w:t>
+      </w:r>
+    </w:p>
+    <w:p>
+      <w:pPr>
+        <w:pStyle w:val="Heading2"/>
+      </w:pPr>
+      <w:r>
+        <w:t>5.3 Experimental Control</w:t>
       </w:r>
     </w:p>
     <w:p>
       <w:r>
-        <w:t>Training uses only game-result cross-entropy with game- and class-balanced weights, AdamW, dropout 0.20, and validation early stopping. Stockfish values are not used as CNN labels or inputs. This makes the comparison easy to interpret: engineered board evaluation versus supervised spatial feature learning.</w:t>
+        <w:t>Training and validation positions are fixed at ply 4 and then every 8 plies through 160. Test evaluation uses 10%, 25%, 50%, 75%, and 100% checkpoints only for reporting. All preprocessing is fitted on training data. Validation data are used for pre-match model selection and comparison; the human-context model is the prespecified main model, not chosen after viewing test results.</w:t>
       </w:r>
     </w:p>
     <w:p>
@@ -1362,7 +1357,7 @@
       <w:r>
         <w:drawing>
           <wp:inline xmlns:a="http://schemas.openxmlformats.org/drawingml/2006/main" xmlns:pic="http://schemas.openxmlformats.org/drawingml/2006/picture">
-            <wp:extent cx="5623560" cy="1823257"/>
+            <wp:extent cx="5623560" cy="1961959"/>
             <wp:docPr id="3" name="Picture 3"/>
             <wp:cNvGraphicFramePr>
               <a:graphicFrameLocks noChangeAspect="1"/>
@@ -1371,7 +1366,7 @@
               <a:graphicData uri="http://schemas.openxmlformats.org/drawingml/2006/picture">
                 <pic:pic>
                   <pic:nvPicPr>
-                    <pic:cNvPr id="0" name="05_cnn_training_history.png"/>
+                    <pic:cNvPr id="0" name="05_controlled_model_comparison.png"/>
                     <pic:cNvPicPr/>
                   </pic:nvPicPr>
                   <pic:blipFill>
@@ -1383,7 +1378,7 @@
                   <pic:spPr>
                     <a:xfrm>
                       <a:off x="0" y="0"/>
-                      <a:ext cx="5623560" cy="1823257"/>
+                      <a:ext cx="5623560" cy="1961959"/>
                     </a:xfrm>
                     <a:prstGeom prst="rect"/>
                   </pic:spPr>
@@ -1400,20 +1395,7 @@
         <w:jc w:val="center"/>
       </w:pPr>
       <w:r>
-        <w:t>Figure 3. Supervised joint CNN optimisation and validation macro-F1.</w:t>
-      </w:r>
-    </w:p>
-    <w:p>
-      <w:pPr>
-        <w:pStyle w:val="Heading2"/>
-      </w:pPr>
-      <w:r>
-        <w:t>5.3 Experimental Control</w:t>
-      </w:r>
-    </w:p>
-    <w:p>
-      <w:r>
-        <w:t>Training and validation positions are fixed at ply 4 and then every 8 plies through 160. Test evaluation uses 10%, 25%, 50%, 75%, and 100% checkpoints only for reporting. All preprocessing is fitted on training data, and model selection uses validation macro-F1 before the test predictions are examined.</w:t>
+        <w:t>Figure 3. Validation and test comparison of the three prespecified predictors.</w:t>
       </w:r>
     </w:p>
     <w:p>
@@ -1920,7 +1902,7 @@
         <w:pStyle w:val="Heading2"/>
       </w:pPr>
       <w:r>
-        <w:t>6.2 Joint In-game Models</w:t>
+        <w:t>6.2 Controlled In-game Comparison</w:t>
       </w:r>
     </w:p>
     <w:p>
@@ -1929,7 +1911,7 @@
         <w:jc w:val="center"/>
       </w:pPr>
       <w:r>
-        <w:t>Table 4. Joint-model comparison</w:t>
+        <w:t>Table 4. Engine, position-only, and human-context comparison</w:t>
       </w:r>
     </w:p>
     <w:tbl>
@@ -2064,7 +2046,7 @@
               <w:rPr>
                 <w:sz w:val="16"/>
               </w:rPr>
-              <w:t>Metadata + manual</w:t>
+              <w:t>Direct Stockfish WDL</w:t>
             </w:r>
           </w:p>
         </w:tc>
@@ -2081,7 +2063,7 @@
               <w:rPr>
                 <w:sz w:val="16"/>
               </w:rPr>
-              <w:t>0.613</w:t>
+              <w:t>0.478</w:t>
             </w:r>
           </w:p>
         </w:tc>
@@ -2098,7 +2080,7 @@
               <w:rPr>
                 <w:sz w:val="16"/>
               </w:rPr>
-              <w:t>0.484</w:t>
+              <w:t>0.437</w:t>
             </w:r>
           </w:p>
         </w:tc>
@@ -2115,7 +2097,7 @@
               <w:rPr>
                 <w:sz w:val="16"/>
               </w:rPr>
-              <w:t>0.844</w:t>
+              <w:t>6.723</w:t>
             </w:r>
           </w:p>
         </w:tc>
@@ -2154,7 +2136,97 @@
               <w:rPr>
                 <w:sz w:val="16"/>
               </w:rPr>
-              <w:t>Metadata + manual + Stockfish</w:t>
+              <w:t>Learned position only</w:t>
+            </w:r>
+          </w:p>
+        </w:tc>
+        <w:tc>
+          <w:tcPr>
+            <w:tcW w:type="dxa" w:w="1973"/>
+            <w:vAlign w:val="center"/>
+          </w:tcPr>
+          <w:p>
+            <w:pPr>
+              <w:spacing w:after="0"/>
+            </w:pPr>
+            <w:r>
+              <w:rPr>
+                <w:sz w:val="16"/>
+              </w:rPr>
+              <w:t>0.586</w:t>
+            </w:r>
+          </w:p>
+        </w:tc>
+        <w:tc>
+          <w:tcPr>
+            <w:tcW w:type="dxa" w:w="1973"/>
+            <w:vAlign w:val="center"/>
+          </w:tcPr>
+          <w:p>
+            <w:pPr>
+              <w:spacing w:after="0"/>
+            </w:pPr>
+            <w:r>
+              <w:rPr>
+                <w:sz w:val="16"/>
+              </w:rPr>
+              <w:t>0.499</w:t>
+            </w:r>
+          </w:p>
+        </w:tc>
+        <w:tc>
+          <w:tcPr>
+            <w:tcW w:type="dxa" w:w="1973"/>
+            <w:vAlign w:val="center"/>
+          </w:tcPr>
+          <w:p>
+            <w:pPr>
+              <w:spacing w:after="0"/>
+            </w:pPr>
+            <w:r>
+              <w:rPr>
+                <w:sz w:val="16"/>
+              </w:rPr>
+              <w:t>0.934</w:t>
+            </w:r>
+          </w:p>
+        </w:tc>
+      </w:tr>
+      <w:tr>
+        <w:trPr>
+          <w:cantSplit/>
+        </w:trPr>
+        <w:tc>
+          <w:tcPr>
+            <w:tcW w:type="dxa" w:w="1973"/>
+            <w:vAlign w:val="center"/>
+          </w:tcPr>
+          <w:p>
+            <w:pPr>
+              <w:spacing w:after="0"/>
+            </w:pPr>
+            <w:r>
+              <w:rPr>
+                <w:sz w:val="16"/>
+              </w:rPr>
+              <w:t>Validation</w:t>
+            </w:r>
+          </w:p>
+        </w:tc>
+        <w:tc>
+          <w:tcPr>
+            <w:tcW w:type="dxa" w:w="1973"/>
+            <w:vAlign w:val="center"/>
+          </w:tcPr>
+          <w:p>
+            <w:pPr>
+              <w:spacing w:after="0"/>
+            </w:pPr>
+            <w:r>
+              <w:rPr>
+                <w:sz w:val="16"/>
+              </w:rPr>
+              <w:t>Human-context joint</w:t>
             </w:r>
           </w:p>
         </w:tc>
@@ -2227,7 +2299,7 @@
               <w:rPr>
                 <w:sz w:val="16"/>
               </w:rPr>
-              <w:t>Validation</w:t>
+              <w:t>Test</w:t>
             </w:r>
           </w:p>
         </w:tc>
@@ -2244,7 +2316,7 @@
               <w:rPr>
                 <w:sz w:val="16"/>
               </w:rPr>
-              <w:t>Joint supervised CNN</w:t>
+              <w:t>Direct Stockfish WDL</w:t>
             </w:r>
           </w:p>
         </w:tc>
@@ -2261,7 +2333,7 @@
               <w:rPr>
                 <w:sz w:val="16"/>
               </w:rPr>
-              <w:t>0.591</w:t>
+              <w:t>0.476</w:t>
             </w:r>
           </w:p>
         </w:tc>
@@ -2278,7 +2350,7 @@
               <w:rPr>
                 <w:sz w:val="16"/>
               </w:rPr>
-              <w:t>0.487</w:t>
+              <w:t>0.434</w:t>
             </w:r>
           </w:p>
         </w:tc>
@@ -2295,7 +2367,7 @@
               <w:rPr>
                 <w:sz w:val="16"/>
               </w:rPr>
-              <w:t>0.888</w:t>
+              <w:t>5.751</w:t>
             </w:r>
           </w:p>
         </w:tc>
@@ -2334,7 +2406,7 @@
               <w:rPr>
                 <w:sz w:val="16"/>
               </w:rPr>
-              <w:t>Metadata + manual</w:t>
+              <w:t>Learned position only</w:t>
             </w:r>
           </w:p>
         </w:tc>
@@ -2351,7 +2423,7 @@
               <w:rPr>
                 <w:sz w:val="16"/>
               </w:rPr>
-              <w:t>0.639</w:t>
+              <w:t>0.634</w:t>
             </w:r>
           </w:p>
         </w:tc>
@@ -2368,7 +2440,7 @@
               <w:rPr>
                 <w:sz w:val="16"/>
               </w:rPr>
-              <w:t>0.488</w:t>
+              <w:t>0.520</w:t>
             </w:r>
           </w:p>
         </w:tc>
@@ -2385,7 +2457,7 @@
               <w:rPr>
                 <w:sz w:val="16"/>
               </w:rPr>
-              <w:t>0.797</w:t>
+              <w:t>0.853</w:t>
             </w:r>
           </w:p>
         </w:tc>
@@ -2424,7 +2496,7 @@
               <w:rPr>
                 <w:sz w:val="16"/>
               </w:rPr>
-              <w:t>Metadata + manual + Stockfish</w:t>
+              <w:t>Human-context joint</w:t>
             </w:r>
           </w:p>
         </w:tc>
@@ -2480,96 +2552,6 @@
           </w:p>
         </w:tc>
       </w:tr>
-      <w:tr>
-        <w:trPr>
-          <w:cantSplit/>
-        </w:trPr>
-        <w:tc>
-          <w:tcPr>
-            <w:tcW w:type="dxa" w:w="1973"/>
-            <w:vAlign w:val="center"/>
-          </w:tcPr>
-          <w:p>
-            <w:pPr>
-              <w:spacing w:after="0"/>
-            </w:pPr>
-            <w:r>
-              <w:rPr>
-                <w:sz w:val="16"/>
-              </w:rPr>
-              <w:t>Test</w:t>
-            </w:r>
-          </w:p>
-        </w:tc>
-        <w:tc>
-          <w:tcPr>
-            <w:tcW w:type="dxa" w:w="1973"/>
-            <w:vAlign w:val="center"/>
-          </w:tcPr>
-          <w:p>
-            <w:pPr>
-              <w:spacing w:after="0"/>
-            </w:pPr>
-            <w:r>
-              <w:rPr>
-                <w:sz w:val="16"/>
-              </w:rPr>
-              <w:t>Joint supervised CNN</w:t>
-            </w:r>
-          </w:p>
-        </w:tc>
-        <w:tc>
-          <w:tcPr>
-            <w:tcW w:type="dxa" w:w="1973"/>
-            <w:vAlign w:val="center"/>
-          </w:tcPr>
-          <w:p>
-            <w:pPr>
-              <w:spacing w:after="0"/>
-            </w:pPr>
-            <w:r>
-              <w:rPr>
-                <w:sz w:val="16"/>
-              </w:rPr>
-              <w:t>0.610</w:t>
-            </w:r>
-          </w:p>
-        </w:tc>
-        <w:tc>
-          <w:tcPr>
-            <w:tcW w:type="dxa" w:w="1973"/>
-            <w:vAlign w:val="center"/>
-          </w:tcPr>
-          <w:p>
-            <w:pPr>
-              <w:spacing w:after="0"/>
-            </w:pPr>
-            <w:r>
-              <w:rPr>
-                <w:sz w:val="16"/>
-              </w:rPr>
-              <w:t>0.478</w:t>
-            </w:r>
-          </w:p>
-        </w:tc>
-        <w:tc>
-          <w:tcPr>
-            <w:tcW w:type="dxa" w:w="1973"/>
-            <w:vAlign w:val="center"/>
-          </w:tcPr>
-          <w:p>
-            <w:pPr>
-              <w:spacing w:after="0"/>
-            </w:pPr>
-            <w:r>
-              <w:rPr>
-                <w:sz w:val="16"/>
-              </w:rPr>
-              <w:t>0.898</w:t>
-            </w:r>
-          </w:p>
-        </w:tc>
-      </w:tr>
     </w:tbl>
     <w:p>
       <w:pPr>
@@ -2578,7 +2560,7 @@
     </w:p>
     <w:p>
       <w:r>
-        <w:t>Adding the four Stockfish features improves validation accuracy by 3.8 percentage points and macro-F1 by 4.0 points. On test snapshots, the gains are 4.8 and 5.7 points respectively. The Stockfish-assisted model also exceeds the CNN and is therefore selected. Figure 2 shows that WDL wins and cp score are the strongest features, followed by rating difference, material total, and ply. This ordering supports the joint-design rationale.</w:t>
+        <w:t>Learning the mapping from position evidence to human results substantially outperforms direct engine WDL. More importantly, adding human context to the otherwise identical learned model raises test accuracy by 5.4 percentage points, macro-F1 by 2.5 points, and reduces log loss by 0.139. Figure 2 shows that WDL wins and cp remain dominant, while rating difference is also among the leading features. Objective position strength and player context therefore contribute complementary information.</w:t>
       </w:r>
     </w:p>
     <w:p>
@@ -2649,7 +2631,7 @@
         <w:jc w:val="center"/>
       </w:pPr>
       <w:r>
-        <w:t>Table 5. Selected-model performance over game progress</w:t>
+        <w:t>Table 5. Main-model performance over game progress</w:t>
       </w:r>
     </w:p>
     <w:tbl>
@@ -3194,7 +3176,7 @@
               <a:graphicData uri="http://schemas.openxmlformats.org/drawingml/2006/picture">
                 <pic:pic>
                   <pic:nvPicPr>
-                    <pic:cNvPr id="0" name="06_progressive_performance_curve.png"/>
+                    <pic:cNvPr id="0" name="06_progressive_model_comparison.png"/>
                     <pic:cNvPicPr/>
                   </pic:nvPicPr>
                   <pic:blipFill>
@@ -3223,12 +3205,12 @@
         <w:jc w:val="center"/>
       </w:pPr>
       <w:r>
-        <w:t>Figure 5. Pure-prediction accuracy and macro-F1 as moves become available.</w:t>
+        <w:t>Figure 5. Held-out performance of all three predictors as moves become available.</w:t>
       </w:r>
     </w:p>
     <w:p>
       <w:r>
-        <w:t>Performance increases consistently as more moves become available. The area under the accuracy-progress curve is 0.670; the macro-F1 area is 0.530. At the last recorded position, the model reaches 89.9% accuracy and 77.9% macro-F1 without substituting the known result.</w:t>
+        <w:t>The human-context model has the best normalised area under the 10–100% progress curve: 0.683 for accuracy and 0.541 for macro-F1, compared with 0.630/0.521 for the position-only learner and 0.500/0.437 for direct WDL. Direct WDL performs particularly poorly early because balanced positions receive high engine draw probability, while only 4.6% of these human games are draws. At the final position it reaches 90.1% accuracy, showing that objective evidence eventually becomes decisive.</w:t>
       </w:r>
     </w:p>
     <w:p>
@@ -3248,7 +3230,7 @@
               <a:graphicData uri="http://schemas.openxmlformats.org/drawingml/2006/picture">
                 <pic:pic>
                   <pic:nvPicPr>
-                    <pic:cNvPr id="0" name="07_final_confusion_confidence.png"/>
+                    <pic:cNvPr id="0" name="07_main_model_confusion_confidence.png"/>
                     <pic:cNvPicPr/>
                   </pic:nvPicPr>
                   <pic:blipFill>
@@ -3277,7 +3259,7 @@
         <w:jc w:val="center"/>
       </w:pPr>
       <w:r>
-        <w:t>Figure 6. Selected-model confusion matrix and confidence across all test snapshots.</w:t>
+        <w:t>Figure 6. Main-model confusion matrix and confidence across all test snapshots.</w:t>
       </w:r>
     </w:p>
     <w:p>
@@ -3300,12 +3282,12 @@
     </w:p>
     <w:p>
       <w:r>
-        <w:t>The main result is that objective engine evaluation and human context are complementary. WDL and cp describe the current position, while rating difference helps translate that position into the likely result of a human game. The manual feature set contributes interpretable phase information without recreating Stockfish's internal evaluation.</w:t>
+        <w:t>Direct WDL is not a weak chess evaluation: it answers a different question. It estimates outcomes under engine-calibrated play, where early balanced positions are often draws. The dataset instead contains short online human games with few draws. The learned position model adapts engine evidence to this outcome distribution, and the controlled context addition then captures which player is more likely to convert or resist the evaluated position.</w:t>
       </w:r>
     </w:p>
     <w:p>
       <w:r>
-        <w:t>The CNN provides a legitimate AI comparison but is weaker than the compact engineered model. The dataset contains many correlated positions from only 19,113 games, whereas spatial chess concepts are difficult to learn from final outcomes alone. This illustrates an important algorithmic trade-off: domain-informed features can be more data-efficient and explainable than end-to-end learning on a modest dataset.</w:t>
+        <w:t>The comparison is deliberately small: it avoids adding a second model family whose performance would confound representation, optimisation, and context. The resulting ablation answers the research question directly and keeps every feature explainable.</w:t>
       </w:r>
     </w:p>
     <w:p>
@@ -3358,7 +3340,7 @@
     </w:p>
     <w:p>
       <w:r>
-        <w:t>The project implements a concise, reproducible AI pipeline for progressive chess-result prediction. The final in-game model jointly uses pre-match context, four Stockfish measures, and three transparent manual features. It materially improves on the same model without Stockfish and on a supervised CNN, while retaining clear feature semantics. Test accuracy rises from 52.3% before play to 89.9% at the final recorded position, and macro-F1 rises from 42.7% to 77.9%. The strongest conclusion is not simply that Stockfish is informative, but that combining objective position strength with player context is necessary for predicting real human game outcomes.</w:t>
+        <w:t>The experiment shows that a strong strategy engine and a human-outcome predictor are not interchangeable. Direct Stockfish WDL is informative but mismatched to this human population, especially early in a game. Learning from the same position evidence improves the mapping, and adding pre-match context produces a further controlled gain of 5.4 accuracy points and 2.5 macro-F1 points. The main model rises from 52.3% accuracy before play to 89.9% at the final recorded position. A compact combination of objective board strength and human context is therefore the clearest and best-performing solution for this dataset.</w:t>
       </w:r>
     </w:p>
     <w:p>
@@ -3430,15 +3412,6 @@
       </w:pPr>
       <w:r>
         <w:t>[5] scikit-learn developers. HistGradientBoostingClassifier documentation. https://scikit-learn.org/stable/modules/generated/sklearn.ensemble.HistGradientBoostingClassifier.html (accessed 26 October 2026).</w:t>
-      </w:r>
-    </w:p>
-    <w:p>
-      <w:pPr>
-        <w:spacing w:after="120"/>
-        <w:ind w:left="312" w:hanging="312"/>
-      </w:pPr>
-      <w:r>
-        <w:t>[6] PyTorch contributors. Conv2d documentation. https://docs.pytorch.org/docs/stable/generated/torch.nn.Conv2d.html (accessed 26 October 2026).</w:t>
       </w:r>
     </w:p>
     <w:p>
@@ -3686,7 +3659,7 @@
               <w:rPr>
                 <w:sz w:val="16"/>
               </w:rPr>
-              <w:t>Python 3.11; pyproject.toml; uv.lock; CPU PyTorch</w:t>
+              <w:t>Python 3.11; pyproject.toml; uv.lock</w:t>
             </w:r>
           </w:p>
         </w:tc>
@@ -3781,7 +3754,7 @@
         <w:color w:val="5F5F5F"/>
         <w:sz w:val="16"/>
       </w:rPr>
-      <w:t>CA6001  |  Progressive Chess Outcome Prediction</w:t>
+      <w:t>CA6001  |  Human-Context Chess Outcome Prediction</w:t>
     </w:r>
   </w:p>
 </w:hdr>

--- a/docs/CA6001_Final_Report_Chess_Outcome_Prediction.docx
+++ b/docs/CA6001_Final_Report_Chess_Outcome_Prediction.docx
@@ -400,6 +400,51 @@
                 <w:lang w:eastAsia="zh-CN"/>
               </w:rPr>
             </w:pPr>
+            <w:r>
+              <w:rPr>
+                <w:rFonts w:ascii="Arial" w:eastAsia="宋体" w:hAnsi="Arial" w:cs="Arial" w:hint="eastAsia"/>
+                <w:sz w:val="21"/>
+                <w:szCs w:val="28"/>
+                <w:lang w:eastAsia="zh-CN"/>
+              </w:rPr>
+              <w:t>Y</w:t>
+            </w:r>
+            <w:r>
+              <w:rPr>
+                <w:rFonts w:ascii="Arial" w:eastAsia="宋体" w:hAnsi="Arial" w:cs="Arial"/>
+                <w:sz w:val="21"/>
+                <w:szCs w:val="28"/>
+                <w:lang w:eastAsia="zh-CN"/>
+              </w:rPr>
+              <w:t>ang</w:t>
+            </w:r>
+            <w:r>
+              <w:rPr>
+                <w:rFonts w:ascii="Arial" w:eastAsia="宋体" w:hAnsi="Arial" w:cs="Arial" w:hint="eastAsia"/>
+                <w:sz w:val="21"/>
+                <w:szCs w:val="28"/>
+                <w:lang w:eastAsia="zh-CN"/>
+              </w:rPr>
+              <w:t xml:space="preserve"> Q</w:t>
+            </w:r>
+            <w:r>
+              <w:rPr>
+                <w:rFonts w:ascii="Arial" w:eastAsia="宋体" w:hAnsi="Arial" w:cs="Arial"/>
+                <w:sz w:val="21"/>
+                <w:szCs w:val="28"/>
+                <w:lang w:eastAsia="zh-CN"/>
+              </w:rPr>
+              <w:t>ingyang</w:t>
+            </w:r>
+            <w:r>
+              <w:rPr>
+                <w:rFonts w:ascii="Arial" w:eastAsia="宋体" w:hAnsi="Arial" w:cs="Arial" w:hint="eastAsia"/>
+                <w:sz w:val="21"/>
+                <w:szCs w:val="28"/>
+                <w:lang w:eastAsia="zh-CN"/>
+              </w:rPr>
+              <w:t xml:space="preserve"> </w:t>
+            </w:r>
           </w:p>
         </w:tc>
         <w:tc>
@@ -415,6 +460,15 @@
                 <w:lang w:eastAsia="zh-CN"/>
               </w:rPr>
             </w:pPr>
+            <w:r>
+              <w:rPr>
+                <w:rFonts w:ascii="Arial" w:eastAsia="宋体" w:hAnsi="Arial" w:cs="Arial" w:hint="eastAsia"/>
+                <w:sz w:val="21"/>
+                <w:szCs w:val="28"/>
+                <w:lang w:eastAsia="zh-CN"/>
+              </w:rPr>
+              <w:t>G2610921E</w:t>
+            </w:r>
           </w:p>
         </w:tc>
       </w:tr>
@@ -432,6 +486,42 @@
                 <w:lang w:eastAsia="zh-CN"/>
               </w:rPr>
             </w:pPr>
+            <w:r>
+              <w:rPr>
+                <w:rFonts w:ascii="Arial" w:eastAsia="宋体" w:hAnsi="Arial" w:cs="Arial"/>
+                <w:sz w:val="21"/>
+                <w:szCs w:val="28"/>
+                <w:lang w:eastAsia="zh-CN"/>
+              </w:rPr>
+              <w:t>Y</w:t>
+            </w:r>
+            <w:r>
+              <w:rPr>
+                <w:rFonts w:ascii="Arial" w:eastAsia="宋体" w:hAnsi="Arial" w:cs="Arial"/>
+                <w:sz w:val="21"/>
+                <w:szCs w:val="28"/>
+                <w:lang w:eastAsia="zh-CN"/>
+              </w:rPr>
+              <w:t>ang</w:t>
+            </w:r>
+            <w:r>
+              <w:rPr>
+                <w:rFonts w:ascii="Arial" w:eastAsia="宋体" w:hAnsi="Arial" w:cs="Arial"/>
+                <w:sz w:val="21"/>
+                <w:szCs w:val="28"/>
+                <w:lang w:eastAsia="zh-CN"/>
+              </w:rPr>
+              <w:t xml:space="preserve"> T</w:t>
+            </w:r>
+            <w:r>
+              <w:rPr>
+                <w:rFonts w:ascii="Arial" w:eastAsia="宋体" w:hAnsi="Arial" w:cs="Arial"/>
+                <w:sz w:val="21"/>
+                <w:szCs w:val="28"/>
+                <w:lang w:eastAsia="zh-CN"/>
+              </w:rPr>
+              <w:t>ianhao</w:t>
+            </w:r>
           </w:p>
         </w:tc>
         <w:tc>
@@ -447,6 +537,15 @@
                 <w:lang w:eastAsia="zh-CN"/>
               </w:rPr>
             </w:pPr>
+            <w:r>
+              <w:rPr>
+                <w:rFonts w:ascii="Arial" w:eastAsia="宋体" w:hAnsi="Arial" w:cs="Arial"/>
+                <w:sz w:val="21"/>
+                <w:szCs w:val="28"/>
+                <w:lang w:eastAsia="zh-CN"/>
+              </w:rPr>
+              <w:t>G2610014B</w:t>
+            </w:r>
           </w:p>
         </w:tc>
       </w:tr>
@@ -464,6 +563,42 @@
                 <w:lang w:eastAsia="zh-CN"/>
               </w:rPr>
             </w:pPr>
+            <w:r>
+              <w:rPr>
+                <w:rFonts w:ascii="Arial" w:eastAsia="宋体" w:hAnsi="Arial" w:cs="Arial"/>
+                <w:sz w:val="21"/>
+                <w:szCs w:val="28"/>
+                <w:lang w:eastAsia="zh-CN"/>
+              </w:rPr>
+              <w:t>Z</w:t>
+            </w:r>
+            <w:r>
+              <w:rPr>
+                <w:rFonts w:ascii="Arial" w:eastAsia="宋体" w:hAnsi="Arial" w:cs="Arial"/>
+                <w:sz w:val="21"/>
+                <w:szCs w:val="28"/>
+                <w:lang w:eastAsia="zh-CN"/>
+              </w:rPr>
+              <w:t>hong</w:t>
+            </w:r>
+            <w:r>
+              <w:rPr>
+                <w:rFonts w:ascii="Arial" w:eastAsia="宋体" w:hAnsi="Arial" w:cs="Arial"/>
+                <w:sz w:val="21"/>
+                <w:szCs w:val="28"/>
+                <w:lang w:eastAsia="zh-CN"/>
+              </w:rPr>
+              <w:t xml:space="preserve"> Y</w:t>
+            </w:r>
+            <w:r>
+              <w:rPr>
+                <w:rFonts w:ascii="Arial" w:eastAsia="宋体" w:hAnsi="Arial" w:cs="Arial"/>
+                <w:sz w:val="21"/>
+                <w:szCs w:val="28"/>
+                <w:lang w:eastAsia="zh-CN"/>
+              </w:rPr>
+              <w:t>uxuan</w:t>
+            </w:r>
           </w:p>
         </w:tc>
         <w:tc>
@@ -479,6 +614,15 @@
                 <w:lang w:eastAsia="zh-CN"/>
               </w:rPr>
             </w:pPr>
+            <w:r>
+              <w:rPr>
+                <w:rFonts w:ascii="Arial" w:eastAsia="宋体" w:hAnsi="Arial" w:cs="Arial"/>
+                <w:sz w:val="21"/>
+                <w:szCs w:val="28"/>
+                <w:lang w:eastAsia="zh-CN"/>
+              </w:rPr>
+              <w:t>G2605201F</w:t>
+            </w:r>
           </w:p>
         </w:tc>
       </w:tr>
@@ -496,6 +640,51 @@
                 <w:lang w:eastAsia="zh-CN"/>
               </w:rPr>
             </w:pPr>
+            <w:r>
+              <w:rPr>
+                <w:rFonts w:ascii="Arial" w:eastAsia="宋体" w:hAnsi="Arial" w:cs="Arial"/>
+                <w:sz w:val="21"/>
+                <w:szCs w:val="28"/>
+                <w:lang w:eastAsia="zh-CN"/>
+              </w:rPr>
+              <w:t>F</w:t>
+            </w:r>
+            <w:r>
+              <w:rPr>
+                <w:rFonts w:ascii="Arial" w:eastAsia="宋体" w:hAnsi="Arial" w:cs="Arial"/>
+                <w:sz w:val="21"/>
+                <w:szCs w:val="28"/>
+                <w:lang w:eastAsia="zh-CN"/>
+              </w:rPr>
+              <w:t>ang</w:t>
+            </w:r>
+            <w:r>
+              <w:rPr>
+                <w:rFonts w:ascii="Arial" w:eastAsia="宋体" w:hAnsi="Arial" w:cs="Arial"/>
+                <w:sz w:val="21"/>
+                <w:szCs w:val="28"/>
+                <w:lang w:eastAsia="zh-CN"/>
+              </w:rPr>
+              <w:t xml:space="preserve"> Z</w:t>
+            </w:r>
+            <w:r>
+              <w:rPr>
+                <w:rFonts w:ascii="Arial" w:eastAsia="宋体" w:hAnsi="Arial" w:cs="Arial"/>
+                <w:sz w:val="21"/>
+                <w:szCs w:val="28"/>
+                <w:lang w:eastAsia="zh-CN"/>
+              </w:rPr>
+              <w:t>hou</w:t>
+            </w:r>
+            <w:r>
+              <w:rPr>
+                <w:rFonts w:ascii="Arial" w:eastAsia="宋体" w:hAnsi="Arial" w:cs="Arial"/>
+                <w:sz w:val="21"/>
+                <w:szCs w:val="28"/>
+                <w:lang w:eastAsia="zh-CN"/>
+              </w:rPr>
+              <w:t xml:space="preserve">  </w:t>
+            </w:r>
           </w:p>
         </w:tc>
         <w:tc>
@@ -511,6 +700,15 @@
                 <w:lang w:eastAsia="zh-CN"/>
               </w:rPr>
             </w:pPr>
+            <w:r>
+              <w:rPr>
+                <w:rFonts w:ascii="Arial" w:eastAsia="宋体" w:hAnsi="Arial" w:cs="Arial"/>
+                <w:sz w:val="21"/>
+                <w:szCs w:val="28"/>
+                <w:lang w:eastAsia="zh-CN"/>
+              </w:rPr>
+              <w:t>G2609924H</w:t>
+            </w:r>
           </w:p>
         </w:tc>
       </w:tr>
@@ -532,6 +730,30 @@
           <w:sz w:val="21"/>
           <w:szCs w:val="28"/>
         </w:rPr>
+        <w:t xml:space="preserve">Source code: GitHub </w:t>
+      </w:r>
+      <w:hyperlink r:id="rId9" w:history="1">
+        <w:r>
+          <w:rPr>
+            <w:rStyle w:val="aff9"/>
+            <w:sz w:val="21"/>
+            <w:szCs w:val="28"/>
+          </w:rPr>
+          <w:t>https://github.com/processor-zhong/Chess</w:t>
+        </w:r>
+      </w:hyperlink>
+      <w:r>
+        <w:rPr>
+          <w:sz w:val="21"/>
+          <w:szCs w:val="28"/>
+        </w:rPr>
+        <w:t xml:space="preserve"> </w:t>
+      </w:r>
+      <w:r>
+        <w:rPr>
+          <w:sz w:val="21"/>
+          <w:szCs w:val="28"/>
+        </w:rPr>
         <w:br w:type="page"/>
       </w:r>
     </w:p>
@@ -555,7 +777,6 @@
     <w:p>
       <w:pPr>
         <w:rPr>
-          <w:rFonts w:hint="eastAsia"/>
           <w:sz w:val="22"/>
           <w:szCs w:val="32"/>
         </w:rPr>
@@ -565,14 +786,7 @@
           <w:sz w:val="22"/>
           <w:szCs w:val="32"/>
         </w:rPr>
-        <w:t>Stockfish can evaluate objective board strength, but its win/draw/loss (WDL) probabilities describe engine play rather than the particular human players in a game. This project asks whether human context improves three-class outcome prediction beyond direct Stockfish WDL. A public Lichess sample is cleaned to 19,113 unique games and split by game. Three in-game predictors are compared: direct WDL, a learned position-only model, and the same learner augmented with pre-match ratings and time control. Across a</w:t>
-      </w:r>
-      <w:r>
-        <w:rPr>
-          <w:sz w:val="22"/>
-          <w:szCs w:val="32"/>
-        </w:rPr>
-        <w:t>ll held-out snapshots pooled from the 10%, 25%, 50%, 75%, and 100% checkpoints, direct WDL obtains 47.6% accuracy and 43.4% macro-F1; the position-only HGB raises these to 63.4% and 52.0%; the Human-context HGB reaches 68.7% and 54.5%. The main model progresses from 52.3% accuracy before play to 89.9% at the final recorded position. The controlled comparison demonstrates that objective evaluation and human context are complementary, while retaining a compact and interpretable design.</w:t>
+        <w:t>Stockfish can evaluate objective board strength, but its win/draw/loss (WDL) probabilities describe engine play rather than the particular human players in a game. This project asks whether human context improves three-class outcome prediction beyond direct Stockfish WDL. A public Lichess sample is cleaned to 19,113 unique games and split by game. Three in-game predictors are compared: direct WDL, a learned position-only model, and the same learner augmented with pre-match ratings and time control. Across all held-out snapshots pooled from the 10%, 25%, 50%, 75%, and 100% checkpoints, direct WDL obtains 47.6% accuracy and 43.4% macro-F1; the position-only HGB raises these to 63.4% and 52.0%; the Human-context HGB reaches 68.7% and 54.5%. The main model progresses from 52.3% accuracy before play to 89.9% at the final recorded position. The controlled comparison demonstrates that objective evaluation and human context are complementary, while retaining a compact and interpretable design.</w:t>
       </w:r>
     </w:p>
     <w:p>
@@ -594,7 +808,6 @@
     <w:p>
       <w:pPr>
         <w:rPr>
-          <w:rFonts w:hint="eastAsia"/>
           <w:sz w:val="22"/>
           <w:szCs w:val="32"/>
         </w:rPr>
@@ -627,7 +840,6 @@
       <w:pPr>
         <w:pStyle w:val="a0"/>
         <w:rPr>
-          <w:rFonts w:hint="eastAsia"/>
           <w:sz w:val="22"/>
           <w:szCs w:val="32"/>
         </w:rPr>
@@ -644,7 +856,6 @@
       <w:pPr>
         <w:pStyle w:val="a0"/>
         <w:rPr>
-          <w:rFonts w:hint="eastAsia"/>
           <w:sz w:val="22"/>
           <w:szCs w:val="32"/>
         </w:rPr>
@@ -661,7 +872,6 @@
       <w:pPr>
         <w:pStyle w:val="a0"/>
         <w:rPr>
-          <w:rFonts w:hint="eastAsia"/>
           <w:sz w:val="22"/>
           <w:szCs w:val="32"/>
         </w:rPr>
@@ -678,7 +888,6 @@
       <w:pPr>
         <w:pStyle w:val="a0"/>
         <w:rPr>
-          <w:rFonts w:hint="eastAsia"/>
           <w:sz w:val="22"/>
           <w:szCs w:val="32"/>
         </w:rPr>
@@ -695,7 +904,6 @@
       <w:pPr>
         <w:pStyle w:val="a0"/>
         <w:rPr>
-          <w:rFonts w:hint="eastAsia"/>
           <w:sz w:val="22"/>
           <w:szCs w:val="32"/>
         </w:rPr>
@@ -712,7 +920,6 @@
       <w:pPr>
         <w:pStyle w:val="a0"/>
         <w:rPr>
-          <w:rFonts w:hint="eastAsia"/>
           <w:sz w:val="22"/>
           <w:szCs w:val="32"/>
         </w:rPr>
@@ -728,7 +935,6 @@
     <w:p>
       <w:pPr>
         <w:rPr>
-          <w:rFonts w:hint="eastAsia"/>
           <w:sz w:val="22"/>
           <w:szCs w:val="32"/>
         </w:rPr>
@@ -744,7 +950,6 @@
     <w:p>
       <w:pPr>
         <w:rPr>
-          <w:rFonts w:hint="eastAsia"/>
           <w:sz w:val="22"/>
           <w:szCs w:val="32"/>
         </w:rPr>
@@ -777,7 +982,6 @@
     <w:p>
       <w:pPr>
         <w:rPr>
-          <w:rFonts w:hint="eastAsia"/>
           <w:sz w:val="22"/>
           <w:szCs w:val="32"/>
         </w:rPr>
@@ -795,7 +999,6 @@
         <w:pStyle w:val="af7"/>
         <w:jc w:val="center"/>
         <w:rPr>
-          <w:rFonts w:hint="eastAsia"/>
           <w:sz w:val="21"/>
           <w:szCs w:val="22"/>
         </w:rPr>
@@ -833,7 +1036,6 @@
           <w:p>
             <w:pPr>
               <w:rPr>
-                <w:rFonts w:hint="eastAsia"/>
                 <w:sz w:val="22"/>
                 <w:szCs w:val="32"/>
               </w:rPr>
@@ -857,7 +1059,6 @@
             <w:pPr>
               <w:cnfStyle w:val="100000000000" w:firstRow="1" w:lastRow="0" w:firstColumn="0" w:lastColumn="0" w:oddVBand="0" w:evenVBand="0" w:oddHBand="0" w:evenHBand="0" w:firstRowFirstColumn="0" w:firstRowLastColumn="0" w:lastRowFirstColumn="0" w:lastRowLastColumn="0"/>
               <w:rPr>
-                <w:rFonts w:hint="eastAsia"/>
                 <w:sz w:val="22"/>
                 <w:szCs w:val="32"/>
               </w:rPr>
@@ -881,7 +1082,6 @@
             <w:pPr>
               <w:cnfStyle w:val="100000000000" w:firstRow="1" w:lastRow="0" w:firstColumn="0" w:lastColumn="0" w:oddVBand="0" w:evenVBand="0" w:oddHBand="0" w:evenHBand="0" w:firstRowFirstColumn="0" w:firstRowLastColumn="0" w:lastRowFirstColumn="0" w:lastRowLastColumn="0"/>
               <w:rPr>
-                <w:rFonts w:hint="eastAsia"/>
                 <w:sz w:val="22"/>
                 <w:szCs w:val="32"/>
               </w:rPr>
@@ -912,7 +1112,6 @@
             <w:pPr>
               <w:spacing w:after="0"/>
               <w:rPr>
-                <w:rFonts w:hint="eastAsia"/>
                 <w:sz w:val="22"/>
                 <w:szCs w:val="32"/>
               </w:rPr>
@@ -936,7 +1135,6 @@
               <w:spacing w:after="0"/>
               <w:cnfStyle w:val="000000100000" w:firstRow="0" w:lastRow="0" w:firstColumn="0" w:lastColumn="0" w:oddVBand="0" w:evenVBand="0" w:oddHBand="1" w:evenHBand="0" w:firstRowFirstColumn="0" w:firstRowLastColumn="0" w:lastRowFirstColumn="0" w:lastRowLastColumn="0"/>
               <w:rPr>
-                <w:rFonts w:hint="eastAsia"/>
                 <w:sz w:val="22"/>
                 <w:szCs w:val="32"/>
               </w:rPr>
@@ -960,7 +1158,6 @@
               <w:spacing w:after="0"/>
               <w:cnfStyle w:val="000000100000" w:firstRow="0" w:lastRow="0" w:firstColumn="0" w:lastColumn="0" w:oddVBand="0" w:evenVBand="0" w:oddHBand="1" w:evenHBand="0" w:firstRowFirstColumn="0" w:firstRowLastColumn="0" w:lastRowFirstColumn="0" w:lastRowLastColumn="0"/>
               <w:rPr>
-                <w:rFonts w:hint="eastAsia"/>
                 <w:sz w:val="22"/>
                 <w:szCs w:val="32"/>
               </w:rPr>
@@ -989,7 +1186,6 @@
             <w:pPr>
               <w:spacing w:after="0"/>
               <w:rPr>
-                <w:rFonts w:hint="eastAsia"/>
                 <w:sz w:val="22"/>
                 <w:szCs w:val="32"/>
               </w:rPr>
@@ -1013,7 +1209,6 @@
               <w:spacing w:after="0"/>
               <w:cnfStyle w:val="000000000000" w:firstRow="0" w:lastRow="0" w:firstColumn="0" w:lastColumn="0" w:oddVBand="0" w:evenVBand="0" w:oddHBand="0" w:evenHBand="0" w:firstRowFirstColumn="0" w:firstRowLastColumn="0" w:lastRowFirstColumn="0" w:lastRowLastColumn="0"/>
               <w:rPr>
-                <w:rFonts w:hint="eastAsia"/>
                 <w:sz w:val="22"/>
                 <w:szCs w:val="32"/>
               </w:rPr>
@@ -1037,7 +1232,6 @@
               <w:spacing w:after="0"/>
               <w:cnfStyle w:val="000000000000" w:firstRow="0" w:lastRow="0" w:firstColumn="0" w:lastColumn="0" w:oddVBand="0" w:evenVBand="0" w:oddHBand="0" w:evenHBand="0" w:firstRowFirstColumn="0" w:firstRowLastColumn="0" w:lastRowFirstColumn="0" w:lastRowLastColumn="0"/>
               <w:rPr>
-                <w:rFonts w:hint="eastAsia"/>
                 <w:sz w:val="22"/>
                 <w:szCs w:val="32"/>
               </w:rPr>
@@ -1067,7 +1261,6 @@
             <w:pPr>
               <w:spacing w:after="0"/>
               <w:rPr>
-                <w:rFonts w:hint="eastAsia"/>
                 <w:sz w:val="22"/>
                 <w:szCs w:val="32"/>
               </w:rPr>
@@ -1091,7 +1284,6 @@
               <w:spacing w:after="0"/>
               <w:cnfStyle w:val="000000100000" w:firstRow="0" w:lastRow="0" w:firstColumn="0" w:lastColumn="0" w:oddVBand="0" w:evenVBand="0" w:oddHBand="1" w:evenHBand="0" w:firstRowFirstColumn="0" w:firstRowLastColumn="0" w:lastRowFirstColumn="0" w:lastRowLastColumn="0"/>
               <w:rPr>
-                <w:rFonts w:hint="eastAsia"/>
                 <w:sz w:val="22"/>
                 <w:szCs w:val="32"/>
               </w:rPr>
@@ -1115,7 +1307,6 @@
               <w:spacing w:after="0"/>
               <w:cnfStyle w:val="000000100000" w:firstRow="0" w:lastRow="0" w:firstColumn="0" w:lastColumn="0" w:oddVBand="0" w:evenVBand="0" w:oddHBand="1" w:evenHBand="0" w:firstRowFirstColumn="0" w:firstRowLastColumn="0" w:lastRowFirstColumn="0" w:lastRowLastColumn="0"/>
               <w:rPr>
-                <w:rFonts w:hint="eastAsia"/>
                 <w:sz w:val="22"/>
                 <w:szCs w:val="32"/>
               </w:rPr>
@@ -1144,7 +1335,6 @@
             <w:pPr>
               <w:spacing w:after="0"/>
               <w:rPr>
-                <w:rFonts w:hint="eastAsia"/>
                 <w:sz w:val="22"/>
                 <w:szCs w:val="32"/>
               </w:rPr>
@@ -1168,7 +1358,6 @@
               <w:spacing w:after="0"/>
               <w:cnfStyle w:val="000000000000" w:firstRow="0" w:lastRow="0" w:firstColumn="0" w:lastColumn="0" w:oddVBand="0" w:evenVBand="0" w:oddHBand="0" w:evenHBand="0" w:firstRowFirstColumn="0" w:firstRowLastColumn="0" w:lastRowFirstColumn="0" w:lastRowLastColumn="0"/>
               <w:rPr>
-                <w:rFonts w:hint="eastAsia"/>
                 <w:sz w:val="22"/>
                 <w:szCs w:val="32"/>
               </w:rPr>
@@ -1192,7 +1381,6 @@
               <w:spacing w:after="0"/>
               <w:cnfStyle w:val="000000000000" w:firstRow="0" w:lastRow="0" w:firstColumn="0" w:lastColumn="0" w:oddVBand="0" w:evenVBand="0" w:oddHBand="0" w:evenHBand="0" w:firstRowFirstColumn="0" w:firstRowLastColumn="0" w:lastRowFirstColumn="0" w:lastRowLastColumn="0"/>
               <w:rPr>
-                <w:rFonts w:hint="eastAsia"/>
                 <w:sz w:val="22"/>
                 <w:szCs w:val="32"/>
               </w:rPr>
@@ -1222,7 +1410,6 @@
             <w:pPr>
               <w:spacing w:after="0"/>
               <w:rPr>
-                <w:rFonts w:hint="eastAsia"/>
                 <w:sz w:val="22"/>
                 <w:szCs w:val="32"/>
               </w:rPr>
@@ -1246,7 +1433,6 @@
               <w:spacing w:after="0"/>
               <w:cnfStyle w:val="000000100000" w:firstRow="0" w:lastRow="0" w:firstColumn="0" w:lastColumn="0" w:oddVBand="0" w:evenVBand="0" w:oddHBand="1" w:evenHBand="0" w:firstRowFirstColumn="0" w:firstRowLastColumn="0" w:lastRowFirstColumn="0" w:lastRowLastColumn="0"/>
               <w:rPr>
-                <w:rFonts w:hint="eastAsia"/>
                 <w:sz w:val="22"/>
                 <w:szCs w:val="32"/>
               </w:rPr>
@@ -1270,7 +1456,6 @@
               <w:spacing w:after="0"/>
               <w:cnfStyle w:val="000000100000" w:firstRow="0" w:lastRow="0" w:firstColumn="0" w:lastColumn="0" w:oddVBand="0" w:evenVBand="0" w:oddHBand="1" w:evenHBand="0" w:firstRowFirstColumn="0" w:firstRowLastColumn="0" w:lastRowFirstColumn="0" w:lastRowLastColumn="0"/>
               <w:rPr>
-                <w:rFonts w:hint="eastAsia"/>
                 <w:sz w:val="22"/>
                 <w:szCs w:val="32"/>
               </w:rPr>
@@ -1299,7 +1484,6 @@
             <w:pPr>
               <w:spacing w:after="0"/>
               <w:rPr>
-                <w:rFonts w:hint="eastAsia"/>
                 <w:sz w:val="22"/>
                 <w:szCs w:val="32"/>
               </w:rPr>
@@ -1323,7 +1507,6 @@
               <w:spacing w:after="0"/>
               <w:cnfStyle w:val="000000000000" w:firstRow="0" w:lastRow="0" w:firstColumn="0" w:lastColumn="0" w:oddVBand="0" w:evenVBand="0" w:oddHBand="0" w:evenHBand="0" w:firstRowFirstColumn="0" w:firstRowLastColumn="0" w:lastRowFirstColumn="0" w:lastRowLastColumn="0"/>
               <w:rPr>
-                <w:rFonts w:hint="eastAsia"/>
                 <w:sz w:val="22"/>
                 <w:szCs w:val="32"/>
               </w:rPr>
@@ -1347,7 +1530,6 @@
               <w:spacing w:after="0"/>
               <w:cnfStyle w:val="000000000000" w:firstRow="0" w:lastRow="0" w:firstColumn="0" w:lastColumn="0" w:oddVBand="0" w:evenVBand="0" w:oddHBand="0" w:evenHBand="0" w:firstRowFirstColumn="0" w:firstRowLastColumn="0" w:lastRowFirstColumn="0" w:lastRowLastColumn="0"/>
               <w:rPr>
-                <w:rFonts w:hint="eastAsia"/>
                 <w:sz w:val="22"/>
                 <w:szCs w:val="32"/>
               </w:rPr>
@@ -1377,7 +1559,6 @@
             <w:pPr>
               <w:spacing w:after="0"/>
               <w:rPr>
-                <w:rFonts w:hint="eastAsia"/>
                 <w:sz w:val="22"/>
                 <w:szCs w:val="32"/>
               </w:rPr>
@@ -1401,7 +1582,6 @@
               <w:spacing w:after="0"/>
               <w:cnfStyle w:val="000000100000" w:firstRow="0" w:lastRow="0" w:firstColumn="0" w:lastColumn="0" w:oddVBand="0" w:evenVBand="0" w:oddHBand="1" w:evenHBand="0" w:firstRowFirstColumn="0" w:firstRowLastColumn="0" w:lastRowFirstColumn="0" w:lastRowLastColumn="0"/>
               <w:rPr>
-                <w:rFonts w:hint="eastAsia"/>
                 <w:sz w:val="22"/>
                 <w:szCs w:val="32"/>
               </w:rPr>
@@ -1425,7 +1605,6 @@
               <w:spacing w:after="0"/>
               <w:cnfStyle w:val="000000100000" w:firstRow="0" w:lastRow="0" w:firstColumn="0" w:lastColumn="0" w:oddVBand="0" w:evenVBand="0" w:oddHBand="1" w:evenHBand="0" w:firstRowFirstColumn="0" w:firstRowLastColumn="0" w:lastRowFirstColumn="0" w:lastRowLastColumn="0"/>
               <w:rPr>
-                <w:rFonts w:hint="eastAsia"/>
                 <w:sz w:val="22"/>
                 <w:szCs w:val="32"/>
               </w:rPr>
@@ -1445,7 +1624,6 @@
       <w:pPr>
         <w:spacing w:after="0"/>
         <w:rPr>
-          <w:rFonts w:hint="eastAsia"/>
           <w:sz w:val="22"/>
           <w:szCs w:val="32"/>
         </w:rPr>
@@ -1454,7 +1632,6 @@
     <w:p>
       <w:pPr>
         <w:rPr>
-          <w:rFonts w:hint="eastAsia"/>
           <w:sz w:val="22"/>
           <w:szCs w:val="32"/>
         </w:rPr>
@@ -1472,7 +1649,6 @@
         <w:spacing w:after="40"/>
         <w:jc w:val="center"/>
         <w:rPr>
-          <w:rFonts w:hint="eastAsia"/>
           <w:sz w:val="22"/>
           <w:szCs w:val="32"/>
         </w:rPr>
@@ -1499,7 +1675,7 @@
                     <pic:cNvPicPr/>
                   </pic:nvPicPr>
                   <pic:blipFill>
-                    <a:blip r:embed="rId9"/>
+                    <a:blip r:embed="rId10"/>
                     <a:stretch>
                       <a:fillRect/>
                     </a:stretch>
@@ -1525,7 +1701,6 @@
         <w:pStyle w:val="af7"/>
         <w:jc w:val="center"/>
         <w:rPr>
-          <w:rFonts w:hint="eastAsia"/>
           <w:sz w:val="21"/>
           <w:szCs w:val="22"/>
         </w:rPr>
@@ -1541,7 +1716,6 @@
     <w:p>
       <w:pPr>
         <w:rPr>
-          <w:rFonts w:hint="eastAsia"/>
           <w:sz w:val="22"/>
           <w:szCs w:val="32"/>
         </w:rPr>
@@ -1557,7 +1731,6 @@
     <w:p>
       <w:pPr>
         <w:rPr>
-          <w:rFonts w:hint="eastAsia"/>
           <w:sz w:val="22"/>
           <w:szCs w:val="32"/>
         </w:rPr>
@@ -1606,7 +1779,6 @@
     <w:p>
       <w:pPr>
         <w:rPr>
-          <w:rFonts w:hint="eastAsia"/>
           <w:sz w:val="22"/>
           <w:szCs w:val="32"/>
         </w:rPr>
@@ -1638,7 +1810,6 @@
     <w:p>
       <w:pPr>
         <w:rPr>
-          <w:rFonts w:hint="eastAsia"/>
           <w:sz w:val="22"/>
           <w:szCs w:val="32"/>
         </w:rPr>
@@ -1656,7 +1827,6 @@
         <w:pStyle w:val="af7"/>
         <w:jc w:val="center"/>
         <w:rPr>
-          <w:rFonts w:hint="eastAsia"/>
           <w:sz w:val="21"/>
           <w:szCs w:val="22"/>
         </w:rPr>
@@ -1694,7 +1864,6 @@
           <w:p>
             <w:pPr>
               <w:rPr>
-                <w:rFonts w:hint="eastAsia"/>
                 <w:sz w:val="22"/>
                 <w:szCs w:val="32"/>
               </w:rPr>
@@ -1718,7 +1887,6 @@
             <w:pPr>
               <w:cnfStyle w:val="100000000000" w:firstRow="1" w:lastRow="0" w:firstColumn="0" w:lastColumn="0" w:oddVBand="0" w:evenVBand="0" w:oddHBand="0" w:evenHBand="0" w:firstRowFirstColumn="0" w:firstRowLastColumn="0" w:lastRowFirstColumn="0" w:lastRowLastColumn="0"/>
               <w:rPr>
-                <w:rFonts w:hint="eastAsia"/>
                 <w:sz w:val="22"/>
                 <w:szCs w:val="32"/>
               </w:rPr>
@@ -1742,7 +1910,6 @@
             <w:pPr>
               <w:cnfStyle w:val="100000000000" w:firstRow="1" w:lastRow="0" w:firstColumn="0" w:lastColumn="0" w:oddVBand="0" w:evenVBand="0" w:oddHBand="0" w:evenHBand="0" w:firstRowFirstColumn="0" w:firstRowLastColumn="0" w:lastRowFirstColumn="0" w:lastRowLastColumn="0"/>
               <w:rPr>
-                <w:rFonts w:hint="eastAsia"/>
                 <w:sz w:val="22"/>
                 <w:szCs w:val="32"/>
               </w:rPr>
@@ -1773,7 +1940,6 @@
             <w:pPr>
               <w:spacing w:after="0"/>
               <w:rPr>
-                <w:rFonts w:hint="eastAsia"/>
                 <w:sz w:val="22"/>
                 <w:szCs w:val="32"/>
               </w:rPr>
@@ -1797,7 +1963,6 @@
               <w:spacing w:after="0"/>
               <w:cnfStyle w:val="000000100000" w:firstRow="0" w:lastRow="0" w:firstColumn="0" w:lastColumn="0" w:oddVBand="0" w:evenVBand="0" w:oddHBand="1" w:evenHBand="0" w:firstRowFirstColumn="0" w:firstRowLastColumn="0" w:lastRowFirstColumn="0" w:lastRowLastColumn="0"/>
               <w:rPr>
-                <w:rFonts w:hint="eastAsia"/>
                 <w:sz w:val="22"/>
                 <w:szCs w:val="32"/>
               </w:rPr>
@@ -1821,7 +1986,6 @@
               <w:spacing w:after="0"/>
               <w:cnfStyle w:val="000000100000" w:firstRow="0" w:lastRow="0" w:firstColumn="0" w:lastColumn="0" w:oddVBand="0" w:evenVBand="0" w:oddHBand="1" w:evenHBand="0" w:firstRowFirstColumn="0" w:firstRowLastColumn="0" w:lastRowFirstColumn="0" w:lastRowLastColumn="0"/>
               <w:rPr>
-                <w:rFonts w:hint="eastAsia"/>
                 <w:sz w:val="22"/>
                 <w:szCs w:val="32"/>
               </w:rPr>
@@ -1850,7 +2014,6 @@
             <w:pPr>
               <w:spacing w:after="0"/>
               <w:rPr>
-                <w:rFonts w:hint="eastAsia"/>
                 <w:sz w:val="22"/>
                 <w:szCs w:val="32"/>
               </w:rPr>
@@ -1874,7 +2037,6 @@
               <w:spacing w:after="0"/>
               <w:cnfStyle w:val="000000000000" w:firstRow="0" w:lastRow="0" w:firstColumn="0" w:lastColumn="0" w:oddVBand="0" w:evenVBand="0" w:oddHBand="0" w:evenHBand="0" w:firstRowFirstColumn="0" w:firstRowLastColumn="0" w:lastRowFirstColumn="0" w:lastRowLastColumn="0"/>
               <w:rPr>
-                <w:rFonts w:hint="eastAsia"/>
                 <w:sz w:val="22"/>
                 <w:szCs w:val="32"/>
               </w:rPr>
@@ -1898,7 +2060,6 @@
               <w:spacing w:after="0"/>
               <w:cnfStyle w:val="000000000000" w:firstRow="0" w:lastRow="0" w:firstColumn="0" w:lastColumn="0" w:oddVBand="0" w:evenVBand="0" w:oddHBand="0" w:evenHBand="0" w:firstRowFirstColumn="0" w:firstRowLastColumn="0" w:lastRowFirstColumn="0" w:lastRowLastColumn="0"/>
               <w:rPr>
-                <w:rFonts w:hint="eastAsia"/>
                 <w:sz w:val="22"/>
                 <w:szCs w:val="32"/>
               </w:rPr>
@@ -1928,7 +2089,6 @@
             <w:pPr>
               <w:spacing w:after="0"/>
               <w:rPr>
-                <w:rFonts w:hint="eastAsia"/>
                 <w:sz w:val="22"/>
                 <w:szCs w:val="32"/>
               </w:rPr>
@@ -1952,7 +2112,6 @@
               <w:spacing w:after="0"/>
               <w:cnfStyle w:val="000000100000" w:firstRow="0" w:lastRow="0" w:firstColumn="0" w:lastColumn="0" w:oddVBand="0" w:evenVBand="0" w:oddHBand="1" w:evenHBand="0" w:firstRowFirstColumn="0" w:firstRowLastColumn="0" w:lastRowFirstColumn="0" w:lastRowLastColumn="0"/>
               <w:rPr>
-                <w:rFonts w:hint="eastAsia"/>
                 <w:sz w:val="22"/>
                 <w:szCs w:val="32"/>
               </w:rPr>
@@ -1976,7 +2135,6 @@
               <w:spacing w:after="0"/>
               <w:cnfStyle w:val="000000100000" w:firstRow="0" w:lastRow="0" w:firstColumn="0" w:lastColumn="0" w:oddVBand="0" w:evenVBand="0" w:oddHBand="1" w:evenHBand="0" w:firstRowFirstColumn="0" w:firstRowLastColumn="0" w:lastRowFirstColumn="0" w:lastRowLastColumn="0"/>
               <w:rPr>
-                <w:rFonts w:hint="eastAsia"/>
                 <w:sz w:val="22"/>
                 <w:szCs w:val="32"/>
               </w:rPr>
@@ -2005,7 +2163,6 @@
             <w:pPr>
               <w:spacing w:after="0"/>
               <w:rPr>
-                <w:rFonts w:hint="eastAsia"/>
                 <w:sz w:val="22"/>
                 <w:szCs w:val="32"/>
               </w:rPr>
@@ -2029,7 +2186,6 @@
               <w:spacing w:after="0"/>
               <w:cnfStyle w:val="000000000000" w:firstRow="0" w:lastRow="0" w:firstColumn="0" w:lastColumn="0" w:oddVBand="0" w:evenVBand="0" w:oddHBand="0" w:evenHBand="0" w:firstRowFirstColumn="0" w:firstRowLastColumn="0" w:lastRowFirstColumn="0" w:lastRowLastColumn="0"/>
               <w:rPr>
-                <w:rFonts w:hint="eastAsia"/>
                 <w:sz w:val="22"/>
                 <w:szCs w:val="32"/>
               </w:rPr>
@@ -2053,7 +2209,6 @@
               <w:spacing w:after="0"/>
               <w:cnfStyle w:val="000000000000" w:firstRow="0" w:lastRow="0" w:firstColumn="0" w:lastColumn="0" w:oddVBand="0" w:evenVBand="0" w:oddHBand="0" w:evenHBand="0" w:firstRowFirstColumn="0" w:firstRowLastColumn="0" w:lastRowFirstColumn="0" w:lastRowLastColumn="0"/>
               <w:rPr>
-                <w:rFonts w:hint="eastAsia"/>
                 <w:sz w:val="22"/>
                 <w:szCs w:val="32"/>
               </w:rPr>
@@ -2083,7 +2238,6 @@
             <w:pPr>
               <w:spacing w:after="0"/>
               <w:rPr>
-                <w:rFonts w:hint="eastAsia"/>
                 <w:sz w:val="22"/>
                 <w:szCs w:val="32"/>
               </w:rPr>
@@ -2107,7 +2261,6 @@
               <w:spacing w:after="0"/>
               <w:cnfStyle w:val="000000100000" w:firstRow="0" w:lastRow="0" w:firstColumn="0" w:lastColumn="0" w:oddVBand="0" w:evenVBand="0" w:oddHBand="1" w:evenHBand="0" w:firstRowFirstColumn="0" w:firstRowLastColumn="0" w:lastRowFirstColumn="0" w:lastRowLastColumn="0"/>
               <w:rPr>
-                <w:rFonts w:hint="eastAsia"/>
                 <w:sz w:val="22"/>
                 <w:szCs w:val="32"/>
               </w:rPr>
@@ -2131,7 +2284,6 @@
               <w:spacing w:after="0"/>
               <w:cnfStyle w:val="000000100000" w:firstRow="0" w:lastRow="0" w:firstColumn="0" w:lastColumn="0" w:oddVBand="0" w:evenVBand="0" w:oddHBand="1" w:evenHBand="0" w:firstRowFirstColumn="0" w:firstRowLastColumn="0" w:lastRowFirstColumn="0" w:lastRowLastColumn="0"/>
               <w:rPr>
-                <w:rFonts w:hint="eastAsia"/>
                 <w:sz w:val="22"/>
                 <w:szCs w:val="32"/>
               </w:rPr>
@@ -2160,7 +2312,6 @@
             <w:pPr>
               <w:spacing w:after="0"/>
               <w:rPr>
-                <w:rFonts w:hint="eastAsia"/>
                 <w:sz w:val="22"/>
                 <w:szCs w:val="32"/>
               </w:rPr>
@@ -2184,7 +2335,6 @@
               <w:spacing w:after="0"/>
               <w:cnfStyle w:val="000000000000" w:firstRow="0" w:lastRow="0" w:firstColumn="0" w:lastColumn="0" w:oddVBand="0" w:evenVBand="0" w:oddHBand="0" w:evenHBand="0" w:firstRowFirstColumn="0" w:firstRowLastColumn="0" w:lastRowFirstColumn="0" w:lastRowLastColumn="0"/>
               <w:rPr>
-                <w:rFonts w:hint="eastAsia"/>
                 <w:sz w:val="22"/>
                 <w:szCs w:val="32"/>
               </w:rPr>
@@ -2208,7 +2358,6 @@
               <w:spacing w:after="0"/>
               <w:cnfStyle w:val="000000000000" w:firstRow="0" w:lastRow="0" w:firstColumn="0" w:lastColumn="0" w:oddVBand="0" w:evenVBand="0" w:oddHBand="0" w:evenHBand="0" w:firstRowFirstColumn="0" w:firstRowLastColumn="0" w:lastRowFirstColumn="0" w:lastRowLastColumn="0"/>
               <w:rPr>
-                <w:rFonts w:hint="eastAsia"/>
                 <w:sz w:val="22"/>
                 <w:szCs w:val="32"/>
               </w:rPr>
@@ -2238,7 +2387,6 @@
             <w:pPr>
               <w:spacing w:after="0"/>
               <w:rPr>
-                <w:rFonts w:hint="eastAsia"/>
                 <w:sz w:val="22"/>
                 <w:szCs w:val="32"/>
               </w:rPr>
@@ -2262,7 +2410,6 @@
               <w:spacing w:after="0"/>
               <w:cnfStyle w:val="000000100000" w:firstRow="0" w:lastRow="0" w:firstColumn="0" w:lastColumn="0" w:oddVBand="0" w:evenVBand="0" w:oddHBand="1" w:evenHBand="0" w:firstRowFirstColumn="0" w:firstRowLastColumn="0" w:lastRowFirstColumn="0" w:lastRowLastColumn="0"/>
               <w:rPr>
-                <w:rFonts w:hint="eastAsia"/>
                 <w:sz w:val="22"/>
                 <w:szCs w:val="32"/>
               </w:rPr>
@@ -2286,7 +2433,6 @@
               <w:spacing w:after="0"/>
               <w:cnfStyle w:val="000000100000" w:firstRow="0" w:lastRow="0" w:firstColumn="0" w:lastColumn="0" w:oddVBand="0" w:evenVBand="0" w:oddHBand="1" w:evenHBand="0" w:firstRowFirstColumn="0" w:firstRowLastColumn="0" w:lastRowFirstColumn="0" w:lastRowLastColumn="0"/>
               <w:rPr>
-                <w:rFonts w:hint="eastAsia"/>
                 <w:sz w:val="22"/>
                 <w:szCs w:val="32"/>
               </w:rPr>
@@ -2306,7 +2452,6 @@
       <w:pPr>
         <w:spacing w:after="0"/>
         <w:rPr>
-          <w:rFonts w:hint="eastAsia"/>
           <w:sz w:val="22"/>
           <w:szCs w:val="32"/>
         </w:rPr>
@@ -2331,7 +2476,7 @@
       <w:pPr>
         <w:spacing w:after="200" w:line="276" w:lineRule="auto"/>
         <w:rPr>
-          <w:rFonts w:eastAsia="宋体" w:hint="eastAsia"/>
+          <w:rFonts w:eastAsia="宋体"/>
           <w:sz w:val="22"/>
           <w:szCs w:val="32"/>
           <w:lang w:eastAsia="zh-CN"/>
@@ -2365,7 +2510,6 @@
     <w:p>
       <w:pPr>
         <w:rPr>
-          <w:rFonts w:hint="eastAsia"/>
           <w:sz w:val="22"/>
           <w:szCs w:val="32"/>
         </w:rPr>
@@ -2397,7 +2541,6 @@
     <w:p>
       <w:pPr>
         <w:rPr>
-          <w:rFonts w:hint="eastAsia"/>
           <w:sz w:val="22"/>
           <w:szCs w:val="32"/>
         </w:rPr>
@@ -2415,7 +2558,6 @@
         <w:spacing w:after="40"/>
         <w:jc w:val="center"/>
         <w:rPr>
-          <w:rFonts w:hint="eastAsia"/>
           <w:sz w:val="22"/>
           <w:szCs w:val="32"/>
         </w:rPr>
@@ -2442,7 +2584,7 @@
                     <pic:cNvPicPr/>
                   </pic:nvPicPr>
                   <pic:blipFill>
-                    <a:blip r:embed="rId10"/>
+                    <a:blip r:embed="rId11"/>
                     <a:stretch>
                       <a:fillRect/>
                     </a:stretch>
@@ -2468,7 +2610,6 @@
         <w:pStyle w:val="af7"/>
         <w:jc w:val="center"/>
         <w:rPr>
-          <w:rFonts w:hint="eastAsia"/>
           <w:sz w:val="21"/>
           <w:szCs w:val="22"/>
         </w:rPr>
@@ -2484,7 +2625,6 @@
     <w:p>
       <w:pPr>
         <w:rPr>
-          <w:rFonts w:hint="eastAsia"/>
           <w:sz w:val="22"/>
           <w:szCs w:val="32"/>
         </w:rPr>
@@ -2533,7 +2673,6 @@
     <w:p>
       <w:pPr>
         <w:rPr>
-          <w:rFonts w:hint="eastAsia"/>
           <w:sz w:val="22"/>
           <w:szCs w:val="32"/>
         </w:rPr>
@@ -2565,7 +2704,6 @@
     <w:p>
       <w:pPr>
         <w:rPr>
-          <w:rFonts w:hint="eastAsia"/>
           <w:sz w:val="22"/>
           <w:szCs w:val="32"/>
         </w:rPr>
@@ -2575,20 +2713,12 @@
           <w:sz w:val="22"/>
           <w:szCs w:val="32"/>
         </w:rPr>
-        <w:t>Histogram gradient boosting learns nonlinear thresholds and interactions, accepts missing cp/mate values, and trains efficiently on 108,534 snapshots [4]. The position-only HGB uses the seven in-game features in Table 2. The final in-game model is also an HGB classifier, named Human-context HGB (main); it adds only the ten pre-match features. Both use learning rate 0.08, up to 240 iterations, 31 leaves, L2 regularisation, class- and game-balanced weights, and early stopping. HGB was selected because it hand</w:t>
-      </w:r>
-      <w:r>
-        <w:rPr>
-          <w:sz w:val="22"/>
-          <w:szCs w:val="32"/>
-        </w:rPr>
-        <w:t>les nonlinear feature interactions, missing cp/mate values, and the tabular dataset efficiently. Holding the algorithm and position representation fixed isolates the contribution of context.</w:t>
+        <w:t>Histogram gradient boosting learns nonlinear thresholds and interactions, accepts missing cp/mate values, and trains efficiently on 108,534 snapshots [4]. The position-only HGB uses the seven in-game features in Table 2. The final in-game model is also an HGB classifier, named Human-context HGB (main); it adds only the ten pre-match features. Both use learning rate 0.08, up to 240 iterations, 31 leaves, L2 regularisation, class- and game-balanced weights, and early stopping. HGB was selected because it handles nonlinear feature interactions, missing cp/mate values, and the tabular dataset efficiently. Holding the algorithm and position representation fixed isolates the contribution of context.</w:t>
       </w:r>
     </w:p>
     <w:p>
       <w:pPr>
         <w:rPr>
-          <w:rFonts w:hint="eastAsia"/>
           <w:sz w:val="22"/>
           <w:szCs w:val="32"/>
         </w:rPr>
@@ -2620,7 +2750,6 @@
     <w:p>
       <w:pPr>
         <w:rPr>
-          <w:rFonts w:hint="eastAsia"/>
           <w:sz w:val="22"/>
           <w:szCs w:val="32"/>
         </w:rPr>
@@ -2636,7 +2765,6 @@
     <w:p>
       <w:pPr>
         <w:rPr>
-          <w:rFonts w:hint="eastAsia"/>
           <w:sz w:val="22"/>
           <w:szCs w:val="32"/>
         </w:rPr>
@@ -2654,7 +2782,6 @@
         <w:spacing w:after="40"/>
         <w:jc w:val="center"/>
         <w:rPr>
-          <w:rFonts w:hint="eastAsia"/>
           <w:sz w:val="22"/>
           <w:szCs w:val="32"/>
         </w:rPr>
@@ -2681,7 +2808,7 @@
                     <pic:cNvPicPr/>
                   </pic:nvPicPr>
                   <pic:blipFill>
-                    <a:blip r:embed="rId11"/>
+                    <a:blip r:embed="rId12"/>
                     <a:stretch>
                       <a:fillRect/>
                     </a:stretch>
@@ -2707,7 +2834,6 @@
         <w:pStyle w:val="af7"/>
         <w:jc w:val="center"/>
         <w:rPr>
-          <w:rFonts w:hint="eastAsia"/>
           <w:sz w:val="21"/>
           <w:szCs w:val="22"/>
         </w:rPr>
@@ -2723,7 +2849,6 @@
     <w:p>
       <w:pPr>
         <w:rPr>
-          <w:rFonts w:hint="eastAsia"/>
           <w:sz w:val="22"/>
           <w:szCs w:val="32"/>
         </w:rPr>
@@ -2774,7 +2899,6 @@
         <w:pStyle w:val="af7"/>
         <w:jc w:val="center"/>
         <w:rPr>
-          <w:rFonts w:hint="eastAsia"/>
           <w:sz w:val="21"/>
           <w:szCs w:val="22"/>
         </w:rPr>
@@ -2813,7 +2937,6 @@
           <w:p>
             <w:pPr>
               <w:rPr>
-                <w:rFonts w:hint="eastAsia"/>
                 <w:sz w:val="22"/>
                 <w:szCs w:val="32"/>
               </w:rPr>
@@ -2837,7 +2960,6 @@
             <w:pPr>
               <w:cnfStyle w:val="100000000000" w:firstRow="1" w:lastRow="0" w:firstColumn="0" w:lastColumn="0" w:oddVBand="0" w:evenVBand="0" w:oddHBand="0" w:evenHBand="0" w:firstRowFirstColumn="0" w:firstRowLastColumn="0" w:lastRowFirstColumn="0" w:lastRowLastColumn="0"/>
               <w:rPr>
-                <w:rFonts w:hint="eastAsia"/>
                 <w:sz w:val="22"/>
                 <w:szCs w:val="32"/>
               </w:rPr>
@@ -2861,7 +2983,6 @@
             <w:pPr>
               <w:cnfStyle w:val="100000000000" w:firstRow="1" w:lastRow="0" w:firstColumn="0" w:lastColumn="0" w:oddVBand="0" w:evenVBand="0" w:oddHBand="0" w:evenHBand="0" w:firstRowFirstColumn="0" w:firstRowLastColumn="0" w:lastRowFirstColumn="0" w:lastRowLastColumn="0"/>
               <w:rPr>
-                <w:rFonts w:hint="eastAsia"/>
                 <w:sz w:val="22"/>
                 <w:szCs w:val="32"/>
               </w:rPr>
@@ -2885,7 +3006,6 @@
             <w:pPr>
               <w:cnfStyle w:val="100000000000" w:firstRow="1" w:lastRow="0" w:firstColumn="0" w:lastColumn="0" w:oddVBand="0" w:evenVBand="0" w:oddHBand="0" w:evenHBand="0" w:firstRowFirstColumn="0" w:firstRowLastColumn="0" w:lastRowFirstColumn="0" w:lastRowLastColumn="0"/>
               <w:rPr>
-                <w:rFonts w:hint="eastAsia"/>
                 <w:sz w:val="22"/>
                 <w:szCs w:val="32"/>
               </w:rPr>
@@ -2916,7 +3036,6 @@
             <w:pPr>
               <w:spacing w:after="0"/>
               <w:rPr>
-                <w:rFonts w:hint="eastAsia"/>
                 <w:sz w:val="22"/>
                 <w:szCs w:val="32"/>
               </w:rPr>
@@ -2940,7 +3059,6 @@
               <w:spacing w:after="0"/>
               <w:cnfStyle w:val="000000100000" w:firstRow="0" w:lastRow="0" w:firstColumn="0" w:lastColumn="0" w:oddVBand="0" w:evenVBand="0" w:oddHBand="1" w:evenHBand="0" w:firstRowFirstColumn="0" w:firstRowLastColumn="0" w:lastRowFirstColumn="0" w:lastRowLastColumn="0"/>
               <w:rPr>
-                <w:rFonts w:hint="eastAsia"/>
                 <w:sz w:val="22"/>
                 <w:szCs w:val="32"/>
               </w:rPr>
@@ -2964,7 +3082,6 @@
               <w:spacing w:after="0"/>
               <w:cnfStyle w:val="000000100000" w:firstRow="0" w:lastRow="0" w:firstColumn="0" w:lastColumn="0" w:oddVBand="0" w:evenVBand="0" w:oddHBand="1" w:evenHBand="0" w:firstRowFirstColumn="0" w:firstRowLastColumn="0" w:lastRowFirstColumn="0" w:lastRowLastColumn="0"/>
               <w:rPr>
-                <w:rFonts w:hint="eastAsia"/>
                 <w:sz w:val="22"/>
                 <w:szCs w:val="32"/>
               </w:rPr>
@@ -2988,7 +3105,6 @@
               <w:spacing w:after="0"/>
               <w:cnfStyle w:val="000000100000" w:firstRow="0" w:lastRow="0" w:firstColumn="0" w:lastColumn="0" w:oddVBand="0" w:evenVBand="0" w:oddHBand="1" w:evenHBand="0" w:firstRowFirstColumn="0" w:firstRowLastColumn="0" w:lastRowFirstColumn="0" w:lastRowLastColumn="0"/>
               <w:rPr>
-                <w:rFonts w:hint="eastAsia"/>
                 <w:sz w:val="22"/>
                 <w:szCs w:val="32"/>
               </w:rPr>
@@ -3017,7 +3133,6 @@
             <w:pPr>
               <w:spacing w:after="0"/>
               <w:rPr>
-                <w:rFonts w:hint="eastAsia"/>
                 <w:sz w:val="22"/>
                 <w:szCs w:val="32"/>
               </w:rPr>
@@ -3041,7 +3156,6 @@
               <w:spacing w:after="0"/>
               <w:cnfStyle w:val="000000000000" w:firstRow="0" w:lastRow="0" w:firstColumn="0" w:lastColumn="0" w:oddVBand="0" w:evenVBand="0" w:oddHBand="0" w:evenHBand="0" w:firstRowFirstColumn="0" w:firstRowLastColumn="0" w:lastRowFirstColumn="0" w:lastRowLastColumn="0"/>
               <w:rPr>
-                <w:rFonts w:hint="eastAsia"/>
                 <w:sz w:val="22"/>
                 <w:szCs w:val="32"/>
               </w:rPr>
@@ -3065,7 +3179,6 @@
               <w:spacing w:after="0"/>
               <w:cnfStyle w:val="000000000000" w:firstRow="0" w:lastRow="0" w:firstColumn="0" w:lastColumn="0" w:oddVBand="0" w:evenVBand="0" w:oddHBand="0" w:evenHBand="0" w:firstRowFirstColumn="0" w:firstRowLastColumn="0" w:lastRowFirstColumn="0" w:lastRowLastColumn="0"/>
               <w:rPr>
-                <w:rFonts w:hint="eastAsia"/>
                 <w:sz w:val="22"/>
                 <w:szCs w:val="32"/>
               </w:rPr>
@@ -3089,7 +3202,6 @@
               <w:spacing w:after="0"/>
               <w:cnfStyle w:val="000000000000" w:firstRow="0" w:lastRow="0" w:firstColumn="0" w:lastColumn="0" w:oddVBand="0" w:evenVBand="0" w:oddHBand="0" w:evenHBand="0" w:firstRowFirstColumn="0" w:firstRowLastColumn="0" w:lastRowFirstColumn="0" w:lastRowLastColumn="0"/>
               <w:rPr>
-                <w:rFonts w:hint="eastAsia"/>
                 <w:sz w:val="22"/>
                 <w:szCs w:val="32"/>
               </w:rPr>
@@ -3119,7 +3231,6 @@
             <w:pPr>
               <w:spacing w:after="0"/>
               <w:rPr>
-                <w:rFonts w:hint="eastAsia"/>
                 <w:sz w:val="22"/>
                 <w:szCs w:val="32"/>
               </w:rPr>
@@ -3143,7 +3254,6 @@
               <w:spacing w:after="0"/>
               <w:cnfStyle w:val="000000100000" w:firstRow="0" w:lastRow="0" w:firstColumn="0" w:lastColumn="0" w:oddVBand="0" w:evenVBand="0" w:oddHBand="1" w:evenHBand="0" w:firstRowFirstColumn="0" w:firstRowLastColumn="0" w:lastRowFirstColumn="0" w:lastRowLastColumn="0"/>
               <w:rPr>
-                <w:rFonts w:hint="eastAsia"/>
                 <w:sz w:val="22"/>
                 <w:szCs w:val="32"/>
               </w:rPr>
@@ -3167,7 +3277,6 @@
               <w:spacing w:after="0"/>
               <w:cnfStyle w:val="000000100000" w:firstRow="0" w:lastRow="0" w:firstColumn="0" w:lastColumn="0" w:oddVBand="0" w:evenVBand="0" w:oddHBand="1" w:evenHBand="0" w:firstRowFirstColumn="0" w:firstRowLastColumn="0" w:lastRowFirstColumn="0" w:lastRowLastColumn="0"/>
               <w:rPr>
-                <w:rFonts w:hint="eastAsia"/>
                 <w:sz w:val="22"/>
                 <w:szCs w:val="32"/>
               </w:rPr>
@@ -3191,7 +3300,6 @@
               <w:spacing w:after="0"/>
               <w:cnfStyle w:val="000000100000" w:firstRow="0" w:lastRow="0" w:firstColumn="0" w:lastColumn="0" w:oddVBand="0" w:evenVBand="0" w:oddHBand="1" w:evenHBand="0" w:firstRowFirstColumn="0" w:firstRowLastColumn="0" w:lastRowFirstColumn="0" w:lastRowLastColumn="0"/>
               <w:rPr>
-                <w:rFonts w:hint="eastAsia"/>
                 <w:sz w:val="22"/>
                 <w:szCs w:val="32"/>
               </w:rPr>
@@ -3211,7 +3319,6 @@
       <w:pPr>
         <w:spacing w:after="0"/>
         <w:rPr>
-          <w:rFonts w:hint="eastAsia"/>
           <w:sz w:val="22"/>
           <w:szCs w:val="32"/>
         </w:rPr>
@@ -3220,7 +3327,6 @@
     <w:p>
       <w:pPr>
         <w:rPr>
-          <w:rFonts w:hint="eastAsia"/>
           <w:sz w:val="22"/>
           <w:szCs w:val="32"/>
         </w:rPr>
@@ -3238,7 +3344,6 @@
         <w:pStyle w:val="af7"/>
         <w:jc w:val="center"/>
         <w:rPr>
-          <w:rFonts w:hint="eastAsia"/>
           <w:sz w:val="21"/>
           <w:szCs w:val="22"/>
         </w:rPr>
@@ -3277,7 +3382,6 @@
           <w:p>
             <w:pPr>
               <w:rPr>
-                <w:rFonts w:hint="eastAsia"/>
                 <w:sz w:val="22"/>
                 <w:szCs w:val="32"/>
               </w:rPr>
@@ -3301,7 +3405,6 @@
             <w:pPr>
               <w:cnfStyle w:val="100000000000" w:firstRow="1" w:lastRow="0" w:firstColumn="0" w:lastColumn="0" w:oddVBand="0" w:evenVBand="0" w:oddHBand="0" w:evenHBand="0" w:firstRowFirstColumn="0" w:firstRowLastColumn="0" w:lastRowFirstColumn="0" w:lastRowLastColumn="0"/>
               <w:rPr>
-                <w:rFonts w:hint="eastAsia"/>
                 <w:sz w:val="22"/>
                 <w:szCs w:val="32"/>
               </w:rPr>
@@ -3325,7 +3428,6 @@
             <w:pPr>
               <w:cnfStyle w:val="100000000000" w:firstRow="1" w:lastRow="0" w:firstColumn="0" w:lastColumn="0" w:oddVBand="0" w:evenVBand="0" w:oddHBand="0" w:evenHBand="0" w:firstRowFirstColumn="0" w:firstRowLastColumn="0" w:lastRowFirstColumn="0" w:lastRowLastColumn="0"/>
               <w:rPr>
-                <w:rFonts w:hint="eastAsia"/>
                 <w:sz w:val="22"/>
                 <w:szCs w:val="32"/>
               </w:rPr>
@@ -3349,7 +3451,6 @@
             <w:pPr>
               <w:cnfStyle w:val="100000000000" w:firstRow="1" w:lastRow="0" w:firstColumn="0" w:lastColumn="0" w:oddVBand="0" w:evenVBand="0" w:oddHBand="0" w:evenHBand="0" w:firstRowFirstColumn="0" w:firstRowLastColumn="0" w:lastRowFirstColumn="0" w:lastRowLastColumn="0"/>
               <w:rPr>
-                <w:rFonts w:hint="eastAsia"/>
                 <w:sz w:val="22"/>
                 <w:szCs w:val="32"/>
               </w:rPr>
@@ -3380,7 +3481,6 @@
             <w:pPr>
               <w:spacing w:after="0"/>
               <w:rPr>
-                <w:rFonts w:hint="eastAsia"/>
                 <w:sz w:val="22"/>
                 <w:szCs w:val="32"/>
               </w:rPr>
@@ -3404,7 +3504,6 @@
               <w:spacing w:after="0"/>
               <w:cnfStyle w:val="000000100000" w:firstRow="0" w:lastRow="0" w:firstColumn="0" w:lastColumn="0" w:oddVBand="0" w:evenVBand="0" w:oddHBand="1" w:evenHBand="0" w:firstRowFirstColumn="0" w:firstRowLastColumn="0" w:lastRowFirstColumn="0" w:lastRowLastColumn="0"/>
               <w:rPr>
-                <w:rFonts w:hint="eastAsia"/>
                 <w:sz w:val="22"/>
                 <w:szCs w:val="32"/>
               </w:rPr>
@@ -3428,7 +3527,6 @@
               <w:spacing w:after="0"/>
               <w:cnfStyle w:val="000000100000" w:firstRow="0" w:lastRow="0" w:firstColumn="0" w:lastColumn="0" w:oddVBand="0" w:evenVBand="0" w:oddHBand="1" w:evenHBand="0" w:firstRowFirstColumn="0" w:firstRowLastColumn="0" w:lastRowFirstColumn="0" w:lastRowLastColumn="0"/>
               <w:rPr>
-                <w:rFonts w:hint="eastAsia"/>
                 <w:sz w:val="22"/>
                 <w:szCs w:val="32"/>
               </w:rPr>
@@ -3452,7 +3550,6 @@
               <w:spacing w:after="0"/>
               <w:cnfStyle w:val="000000100000" w:firstRow="0" w:lastRow="0" w:firstColumn="0" w:lastColumn="0" w:oddVBand="0" w:evenVBand="0" w:oddHBand="1" w:evenHBand="0" w:firstRowFirstColumn="0" w:firstRowLastColumn="0" w:lastRowFirstColumn="0" w:lastRowLastColumn="0"/>
               <w:rPr>
-                <w:rFonts w:hint="eastAsia"/>
                 <w:sz w:val="22"/>
                 <w:szCs w:val="32"/>
               </w:rPr>
@@ -3472,7 +3569,6 @@
       <w:pPr>
         <w:spacing w:after="0"/>
         <w:rPr>
-          <w:rFonts w:hint="eastAsia"/>
           <w:sz w:val="22"/>
           <w:szCs w:val="32"/>
         </w:rPr>
@@ -3499,7 +3595,6 @@
         <w:pStyle w:val="af7"/>
         <w:jc w:val="center"/>
         <w:rPr>
-          <w:rFonts w:hint="eastAsia"/>
           <w:sz w:val="21"/>
           <w:szCs w:val="22"/>
         </w:rPr>
@@ -3538,7 +3633,6 @@
           <w:p>
             <w:pPr>
               <w:rPr>
-                <w:rFonts w:hint="eastAsia"/>
                 <w:sz w:val="22"/>
                 <w:szCs w:val="32"/>
               </w:rPr>
@@ -3562,7 +3656,6 @@
             <w:pPr>
               <w:cnfStyle w:val="100000000000" w:firstRow="1" w:lastRow="0" w:firstColumn="0" w:lastColumn="0" w:oddVBand="0" w:evenVBand="0" w:oddHBand="0" w:evenHBand="0" w:firstRowFirstColumn="0" w:firstRowLastColumn="0" w:lastRowFirstColumn="0" w:lastRowLastColumn="0"/>
               <w:rPr>
-                <w:rFonts w:hint="eastAsia"/>
                 <w:sz w:val="22"/>
                 <w:szCs w:val="32"/>
               </w:rPr>
@@ -3586,7 +3679,6 @@
             <w:pPr>
               <w:cnfStyle w:val="100000000000" w:firstRow="1" w:lastRow="0" w:firstColumn="0" w:lastColumn="0" w:oddVBand="0" w:evenVBand="0" w:oddHBand="0" w:evenHBand="0" w:firstRowFirstColumn="0" w:firstRowLastColumn="0" w:lastRowFirstColumn="0" w:lastRowLastColumn="0"/>
               <w:rPr>
-                <w:rFonts w:hint="eastAsia"/>
                 <w:sz w:val="22"/>
                 <w:szCs w:val="32"/>
               </w:rPr>
@@ -3610,7 +3702,6 @@
             <w:pPr>
               <w:cnfStyle w:val="100000000000" w:firstRow="1" w:lastRow="0" w:firstColumn="0" w:lastColumn="0" w:oddVBand="0" w:evenVBand="0" w:oddHBand="0" w:evenHBand="0" w:firstRowFirstColumn="0" w:firstRowLastColumn="0" w:lastRowFirstColumn="0" w:lastRowLastColumn="0"/>
               <w:rPr>
-                <w:rFonts w:hint="eastAsia"/>
                 <w:sz w:val="22"/>
                 <w:szCs w:val="32"/>
               </w:rPr>
@@ -3641,7 +3732,6 @@
             <w:pPr>
               <w:spacing w:after="0"/>
               <w:rPr>
-                <w:rFonts w:hint="eastAsia"/>
                 <w:sz w:val="22"/>
                 <w:szCs w:val="32"/>
               </w:rPr>
@@ -3665,7 +3755,6 @@
               <w:spacing w:after="0"/>
               <w:cnfStyle w:val="000000100000" w:firstRow="0" w:lastRow="0" w:firstColumn="0" w:lastColumn="0" w:oddVBand="0" w:evenVBand="0" w:oddHBand="1" w:evenHBand="0" w:firstRowFirstColumn="0" w:firstRowLastColumn="0" w:lastRowFirstColumn="0" w:lastRowLastColumn="0"/>
               <w:rPr>
-                <w:rFonts w:hint="eastAsia"/>
                 <w:sz w:val="22"/>
                 <w:szCs w:val="32"/>
               </w:rPr>
@@ -3689,7 +3778,6 @@
               <w:spacing w:after="0"/>
               <w:cnfStyle w:val="000000100000" w:firstRow="0" w:lastRow="0" w:firstColumn="0" w:lastColumn="0" w:oddVBand="0" w:evenVBand="0" w:oddHBand="1" w:evenHBand="0" w:firstRowFirstColumn="0" w:firstRowLastColumn="0" w:lastRowFirstColumn="0" w:lastRowLastColumn="0"/>
               <w:rPr>
-                <w:rFonts w:hint="eastAsia"/>
                 <w:sz w:val="22"/>
                 <w:szCs w:val="32"/>
               </w:rPr>
@@ -3713,7 +3801,6 @@
               <w:spacing w:after="0"/>
               <w:cnfStyle w:val="000000100000" w:firstRow="0" w:lastRow="0" w:firstColumn="0" w:lastColumn="0" w:oddVBand="0" w:evenVBand="0" w:oddHBand="1" w:evenHBand="0" w:firstRowFirstColumn="0" w:firstRowLastColumn="0" w:lastRowFirstColumn="0" w:lastRowLastColumn="0"/>
               <w:rPr>
-                <w:rFonts w:hint="eastAsia"/>
                 <w:sz w:val="22"/>
                 <w:szCs w:val="32"/>
               </w:rPr>
@@ -3742,7 +3829,6 @@
             <w:pPr>
               <w:spacing w:after="0"/>
               <w:rPr>
-                <w:rFonts w:hint="eastAsia"/>
                 <w:sz w:val="22"/>
                 <w:szCs w:val="32"/>
               </w:rPr>
@@ -3766,7 +3852,6 @@
               <w:spacing w:after="0"/>
               <w:cnfStyle w:val="000000000000" w:firstRow="0" w:lastRow="0" w:firstColumn="0" w:lastColumn="0" w:oddVBand="0" w:evenVBand="0" w:oddHBand="0" w:evenHBand="0" w:firstRowFirstColumn="0" w:firstRowLastColumn="0" w:lastRowFirstColumn="0" w:lastRowLastColumn="0"/>
               <w:rPr>
-                <w:rFonts w:hint="eastAsia"/>
                 <w:sz w:val="22"/>
                 <w:szCs w:val="32"/>
               </w:rPr>
@@ -3790,7 +3875,6 @@
               <w:spacing w:after="0"/>
               <w:cnfStyle w:val="000000000000" w:firstRow="0" w:lastRow="0" w:firstColumn="0" w:lastColumn="0" w:oddVBand="0" w:evenVBand="0" w:oddHBand="0" w:evenHBand="0" w:firstRowFirstColumn="0" w:firstRowLastColumn="0" w:lastRowFirstColumn="0" w:lastRowLastColumn="0"/>
               <w:rPr>
-                <w:rFonts w:hint="eastAsia"/>
                 <w:sz w:val="22"/>
                 <w:szCs w:val="32"/>
               </w:rPr>
@@ -3814,7 +3898,6 @@
               <w:spacing w:after="0"/>
               <w:cnfStyle w:val="000000000000" w:firstRow="0" w:lastRow="0" w:firstColumn="0" w:lastColumn="0" w:oddVBand="0" w:evenVBand="0" w:oddHBand="0" w:evenHBand="0" w:firstRowFirstColumn="0" w:firstRowLastColumn="0" w:lastRowFirstColumn="0" w:lastRowLastColumn="0"/>
               <w:rPr>
-                <w:rFonts w:hint="eastAsia"/>
                 <w:sz w:val="22"/>
                 <w:szCs w:val="32"/>
               </w:rPr>
@@ -3844,7 +3927,6 @@
             <w:pPr>
               <w:spacing w:after="0"/>
               <w:rPr>
-                <w:rFonts w:hint="eastAsia"/>
                 <w:sz w:val="22"/>
                 <w:szCs w:val="32"/>
               </w:rPr>
@@ -3868,7 +3950,6 @@
               <w:spacing w:after="0"/>
               <w:cnfStyle w:val="000000100000" w:firstRow="0" w:lastRow="0" w:firstColumn="0" w:lastColumn="0" w:oddVBand="0" w:evenVBand="0" w:oddHBand="1" w:evenHBand="0" w:firstRowFirstColumn="0" w:firstRowLastColumn="0" w:lastRowFirstColumn="0" w:lastRowLastColumn="0"/>
               <w:rPr>
-                <w:rFonts w:hint="eastAsia"/>
                 <w:sz w:val="22"/>
                 <w:szCs w:val="32"/>
               </w:rPr>
@@ -3892,7 +3973,6 @@
               <w:spacing w:after="0"/>
               <w:cnfStyle w:val="000000100000" w:firstRow="0" w:lastRow="0" w:firstColumn="0" w:lastColumn="0" w:oddVBand="0" w:evenVBand="0" w:oddHBand="1" w:evenHBand="0" w:firstRowFirstColumn="0" w:firstRowLastColumn="0" w:lastRowFirstColumn="0" w:lastRowLastColumn="0"/>
               <w:rPr>
-                <w:rFonts w:hint="eastAsia"/>
                 <w:sz w:val="22"/>
                 <w:szCs w:val="32"/>
               </w:rPr>
@@ -3916,7 +3996,6 @@
               <w:spacing w:after="0"/>
               <w:cnfStyle w:val="000000100000" w:firstRow="0" w:lastRow="0" w:firstColumn="0" w:lastColumn="0" w:oddVBand="0" w:evenVBand="0" w:oddHBand="1" w:evenHBand="0" w:firstRowFirstColumn="0" w:firstRowLastColumn="0" w:lastRowFirstColumn="0" w:lastRowLastColumn="0"/>
               <w:rPr>
-                <w:rFonts w:hint="eastAsia"/>
                 <w:sz w:val="22"/>
                 <w:szCs w:val="32"/>
               </w:rPr>
@@ -3936,7 +4015,6 @@
       <w:pPr>
         <w:spacing w:after="0"/>
         <w:rPr>
-          <w:rFonts w:hint="eastAsia"/>
           <w:sz w:val="22"/>
           <w:szCs w:val="32"/>
         </w:rPr>
@@ -3945,7 +4023,6 @@
     <w:p>
       <w:pPr>
         <w:rPr>
-          <w:rFonts w:hint="eastAsia"/>
           <w:sz w:val="22"/>
           <w:szCs w:val="32"/>
         </w:rPr>
@@ -3963,7 +4040,6 @@
         <w:spacing w:after="40"/>
         <w:jc w:val="center"/>
         <w:rPr>
-          <w:rFonts w:hint="eastAsia"/>
           <w:sz w:val="22"/>
           <w:szCs w:val="32"/>
         </w:rPr>
@@ -3990,7 +4066,7 @@
                     <pic:cNvPicPr/>
                   </pic:nvPicPr>
                   <pic:blipFill>
-                    <a:blip r:embed="rId12"/>
+                    <a:blip r:embed="rId13"/>
                     <a:stretch>
                       <a:fillRect/>
                     </a:stretch>
@@ -4016,7 +4092,6 @@
         <w:pStyle w:val="af7"/>
         <w:jc w:val="center"/>
         <w:rPr>
-          <w:rFonts w:hint="eastAsia"/>
           <w:sz w:val="21"/>
           <w:szCs w:val="22"/>
         </w:rPr>
@@ -4032,7 +4107,6 @@
     <w:p>
       <w:pPr>
         <w:rPr>
-          <w:rFonts w:hint="eastAsia"/>
           <w:sz w:val="22"/>
           <w:szCs w:val="32"/>
         </w:rPr>
@@ -4067,7 +4141,6 @@
         <w:pStyle w:val="af7"/>
         <w:jc w:val="center"/>
         <w:rPr>
-          <w:rFonts w:hint="eastAsia"/>
           <w:sz w:val="21"/>
           <w:szCs w:val="22"/>
         </w:rPr>
@@ -4106,7 +4179,6 @@
           <w:p>
             <w:pPr>
               <w:rPr>
-                <w:rFonts w:hint="eastAsia"/>
                 <w:sz w:val="22"/>
                 <w:szCs w:val="32"/>
               </w:rPr>
@@ -4130,7 +4202,6 @@
             <w:pPr>
               <w:cnfStyle w:val="100000000000" w:firstRow="1" w:lastRow="0" w:firstColumn="0" w:lastColumn="0" w:oddVBand="0" w:evenVBand="0" w:oddHBand="0" w:evenHBand="0" w:firstRowFirstColumn="0" w:firstRowLastColumn="0" w:lastRowFirstColumn="0" w:lastRowLastColumn="0"/>
               <w:rPr>
-                <w:rFonts w:hint="eastAsia"/>
                 <w:sz w:val="22"/>
                 <w:szCs w:val="32"/>
               </w:rPr>
@@ -4154,7 +4225,6 @@
             <w:pPr>
               <w:cnfStyle w:val="100000000000" w:firstRow="1" w:lastRow="0" w:firstColumn="0" w:lastColumn="0" w:oddVBand="0" w:evenVBand="0" w:oddHBand="0" w:evenHBand="0" w:firstRowFirstColumn="0" w:firstRowLastColumn="0" w:lastRowFirstColumn="0" w:lastRowLastColumn="0"/>
               <w:rPr>
-                <w:rFonts w:hint="eastAsia"/>
                 <w:sz w:val="22"/>
                 <w:szCs w:val="32"/>
               </w:rPr>
@@ -4178,7 +4248,6 @@
             <w:pPr>
               <w:cnfStyle w:val="100000000000" w:firstRow="1" w:lastRow="0" w:firstColumn="0" w:lastColumn="0" w:oddVBand="0" w:evenVBand="0" w:oddHBand="0" w:evenHBand="0" w:firstRowFirstColumn="0" w:firstRowLastColumn="0" w:lastRowFirstColumn="0" w:lastRowLastColumn="0"/>
               <w:rPr>
-                <w:rFonts w:hint="eastAsia"/>
                 <w:sz w:val="22"/>
                 <w:szCs w:val="32"/>
               </w:rPr>
@@ -4209,7 +4278,6 @@
             <w:pPr>
               <w:spacing w:after="0"/>
               <w:rPr>
-                <w:rFonts w:hint="eastAsia"/>
                 <w:sz w:val="22"/>
                 <w:szCs w:val="32"/>
               </w:rPr>
@@ -4233,7 +4301,6 @@
               <w:spacing w:after="0"/>
               <w:cnfStyle w:val="000000100000" w:firstRow="0" w:lastRow="0" w:firstColumn="0" w:lastColumn="0" w:oddVBand="0" w:evenVBand="0" w:oddHBand="1" w:evenHBand="0" w:firstRowFirstColumn="0" w:firstRowLastColumn="0" w:lastRowFirstColumn="0" w:lastRowLastColumn="0"/>
               <w:rPr>
-                <w:rFonts w:hint="eastAsia"/>
                 <w:sz w:val="22"/>
                 <w:szCs w:val="32"/>
               </w:rPr>
@@ -4257,7 +4324,6 @@
               <w:spacing w:after="0"/>
               <w:cnfStyle w:val="000000100000" w:firstRow="0" w:lastRow="0" w:firstColumn="0" w:lastColumn="0" w:oddVBand="0" w:evenVBand="0" w:oddHBand="1" w:evenHBand="0" w:firstRowFirstColumn="0" w:firstRowLastColumn="0" w:lastRowFirstColumn="0" w:lastRowLastColumn="0"/>
               <w:rPr>
-                <w:rFonts w:hint="eastAsia"/>
                 <w:sz w:val="22"/>
                 <w:szCs w:val="32"/>
               </w:rPr>
@@ -4281,7 +4347,6 @@
               <w:spacing w:after="0"/>
               <w:cnfStyle w:val="000000100000" w:firstRow="0" w:lastRow="0" w:firstColumn="0" w:lastColumn="0" w:oddVBand="0" w:evenVBand="0" w:oddHBand="1" w:evenHBand="0" w:firstRowFirstColumn="0" w:firstRowLastColumn="0" w:lastRowFirstColumn="0" w:lastRowLastColumn="0"/>
               <w:rPr>
-                <w:rFonts w:hint="eastAsia"/>
                 <w:sz w:val="22"/>
                 <w:szCs w:val="32"/>
               </w:rPr>
@@ -4310,7 +4375,6 @@
             <w:pPr>
               <w:spacing w:after="0"/>
               <w:rPr>
-                <w:rFonts w:hint="eastAsia"/>
                 <w:sz w:val="22"/>
                 <w:szCs w:val="32"/>
               </w:rPr>
@@ -4334,7 +4398,6 @@
               <w:spacing w:after="0"/>
               <w:cnfStyle w:val="000000000000" w:firstRow="0" w:lastRow="0" w:firstColumn="0" w:lastColumn="0" w:oddVBand="0" w:evenVBand="0" w:oddHBand="0" w:evenHBand="0" w:firstRowFirstColumn="0" w:firstRowLastColumn="0" w:lastRowFirstColumn="0" w:lastRowLastColumn="0"/>
               <w:rPr>
-                <w:rFonts w:hint="eastAsia"/>
                 <w:sz w:val="22"/>
                 <w:szCs w:val="32"/>
               </w:rPr>
@@ -4358,7 +4421,6 @@
               <w:spacing w:after="0"/>
               <w:cnfStyle w:val="000000000000" w:firstRow="0" w:lastRow="0" w:firstColumn="0" w:lastColumn="0" w:oddVBand="0" w:evenVBand="0" w:oddHBand="0" w:evenHBand="0" w:firstRowFirstColumn="0" w:firstRowLastColumn="0" w:lastRowFirstColumn="0" w:lastRowLastColumn="0"/>
               <w:rPr>
-                <w:rFonts w:hint="eastAsia"/>
                 <w:sz w:val="22"/>
                 <w:szCs w:val="32"/>
               </w:rPr>
@@ -4382,7 +4444,6 @@
               <w:spacing w:after="0"/>
               <w:cnfStyle w:val="000000000000" w:firstRow="0" w:lastRow="0" w:firstColumn="0" w:lastColumn="0" w:oddVBand="0" w:evenVBand="0" w:oddHBand="0" w:evenHBand="0" w:firstRowFirstColumn="0" w:firstRowLastColumn="0" w:lastRowFirstColumn="0" w:lastRowLastColumn="0"/>
               <w:rPr>
-                <w:rFonts w:hint="eastAsia"/>
                 <w:sz w:val="22"/>
                 <w:szCs w:val="32"/>
               </w:rPr>
@@ -4412,7 +4473,6 @@
             <w:pPr>
               <w:spacing w:after="0"/>
               <w:rPr>
-                <w:rFonts w:hint="eastAsia"/>
                 <w:sz w:val="22"/>
                 <w:szCs w:val="32"/>
               </w:rPr>
@@ -4436,7 +4496,6 @@
               <w:spacing w:after="0"/>
               <w:cnfStyle w:val="000000100000" w:firstRow="0" w:lastRow="0" w:firstColumn="0" w:lastColumn="0" w:oddVBand="0" w:evenVBand="0" w:oddHBand="1" w:evenHBand="0" w:firstRowFirstColumn="0" w:firstRowLastColumn="0" w:lastRowFirstColumn="0" w:lastRowLastColumn="0"/>
               <w:rPr>
-                <w:rFonts w:hint="eastAsia"/>
                 <w:sz w:val="22"/>
                 <w:szCs w:val="32"/>
               </w:rPr>
@@ -4460,7 +4519,6 @@
               <w:spacing w:after="0"/>
               <w:cnfStyle w:val="000000100000" w:firstRow="0" w:lastRow="0" w:firstColumn="0" w:lastColumn="0" w:oddVBand="0" w:evenVBand="0" w:oddHBand="1" w:evenHBand="0" w:firstRowFirstColumn="0" w:firstRowLastColumn="0" w:lastRowFirstColumn="0" w:lastRowLastColumn="0"/>
               <w:rPr>
-                <w:rFonts w:hint="eastAsia"/>
                 <w:sz w:val="22"/>
                 <w:szCs w:val="32"/>
               </w:rPr>
@@ -4484,7 +4542,6 @@
               <w:spacing w:after="0"/>
               <w:cnfStyle w:val="000000100000" w:firstRow="0" w:lastRow="0" w:firstColumn="0" w:lastColumn="0" w:oddVBand="0" w:evenVBand="0" w:oddHBand="1" w:evenHBand="0" w:firstRowFirstColumn="0" w:firstRowLastColumn="0" w:lastRowFirstColumn="0" w:lastRowLastColumn="0"/>
               <w:rPr>
-                <w:rFonts w:hint="eastAsia"/>
                 <w:sz w:val="22"/>
                 <w:szCs w:val="32"/>
               </w:rPr>
@@ -4513,7 +4570,6 @@
             <w:pPr>
               <w:spacing w:after="0"/>
               <w:rPr>
-                <w:rFonts w:hint="eastAsia"/>
                 <w:sz w:val="22"/>
                 <w:szCs w:val="32"/>
               </w:rPr>
@@ -4537,7 +4593,6 @@
               <w:spacing w:after="0"/>
               <w:cnfStyle w:val="000000000000" w:firstRow="0" w:lastRow="0" w:firstColumn="0" w:lastColumn="0" w:oddVBand="0" w:evenVBand="0" w:oddHBand="0" w:evenHBand="0" w:firstRowFirstColumn="0" w:firstRowLastColumn="0" w:lastRowFirstColumn="0" w:lastRowLastColumn="0"/>
               <w:rPr>
-                <w:rFonts w:hint="eastAsia"/>
                 <w:sz w:val="22"/>
                 <w:szCs w:val="32"/>
               </w:rPr>
@@ -4561,7 +4616,6 @@
               <w:spacing w:after="0"/>
               <w:cnfStyle w:val="000000000000" w:firstRow="0" w:lastRow="0" w:firstColumn="0" w:lastColumn="0" w:oddVBand="0" w:evenVBand="0" w:oddHBand="0" w:evenHBand="0" w:firstRowFirstColumn="0" w:firstRowLastColumn="0" w:lastRowFirstColumn="0" w:lastRowLastColumn="0"/>
               <w:rPr>
-                <w:rFonts w:hint="eastAsia"/>
                 <w:sz w:val="22"/>
                 <w:szCs w:val="32"/>
               </w:rPr>
@@ -4585,7 +4639,6 @@
               <w:spacing w:after="0"/>
               <w:cnfStyle w:val="000000000000" w:firstRow="0" w:lastRow="0" w:firstColumn="0" w:lastColumn="0" w:oddVBand="0" w:evenVBand="0" w:oddHBand="0" w:evenHBand="0" w:firstRowFirstColumn="0" w:firstRowLastColumn="0" w:lastRowFirstColumn="0" w:lastRowLastColumn="0"/>
               <w:rPr>
-                <w:rFonts w:hint="eastAsia"/>
                 <w:sz w:val="22"/>
                 <w:szCs w:val="32"/>
               </w:rPr>
@@ -4615,7 +4668,6 @@
             <w:pPr>
               <w:spacing w:after="0"/>
               <w:rPr>
-                <w:rFonts w:hint="eastAsia"/>
                 <w:sz w:val="22"/>
                 <w:szCs w:val="32"/>
               </w:rPr>
@@ -4639,7 +4691,6 @@
               <w:spacing w:after="0"/>
               <w:cnfStyle w:val="000000100000" w:firstRow="0" w:lastRow="0" w:firstColumn="0" w:lastColumn="0" w:oddVBand="0" w:evenVBand="0" w:oddHBand="1" w:evenHBand="0" w:firstRowFirstColumn="0" w:firstRowLastColumn="0" w:lastRowFirstColumn="0" w:lastRowLastColumn="0"/>
               <w:rPr>
-                <w:rFonts w:hint="eastAsia"/>
                 <w:sz w:val="22"/>
                 <w:szCs w:val="32"/>
               </w:rPr>
@@ -4663,7 +4714,6 @@
               <w:spacing w:after="0"/>
               <w:cnfStyle w:val="000000100000" w:firstRow="0" w:lastRow="0" w:firstColumn="0" w:lastColumn="0" w:oddVBand="0" w:evenVBand="0" w:oddHBand="1" w:evenHBand="0" w:firstRowFirstColumn="0" w:firstRowLastColumn="0" w:lastRowFirstColumn="0" w:lastRowLastColumn="0"/>
               <w:rPr>
-                <w:rFonts w:hint="eastAsia"/>
                 <w:sz w:val="22"/>
                 <w:szCs w:val="32"/>
               </w:rPr>
@@ -4687,7 +4737,6 @@
               <w:spacing w:after="0"/>
               <w:cnfStyle w:val="000000100000" w:firstRow="0" w:lastRow="0" w:firstColumn="0" w:lastColumn="0" w:oddVBand="0" w:evenVBand="0" w:oddHBand="1" w:evenHBand="0" w:firstRowFirstColumn="0" w:firstRowLastColumn="0" w:lastRowFirstColumn="0" w:lastRowLastColumn="0"/>
               <w:rPr>
-                <w:rFonts w:hint="eastAsia"/>
                 <w:sz w:val="22"/>
                 <w:szCs w:val="32"/>
               </w:rPr>
@@ -4716,7 +4765,6 @@
             <w:pPr>
               <w:spacing w:after="0"/>
               <w:rPr>
-                <w:rFonts w:hint="eastAsia"/>
                 <w:sz w:val="22"/>
                 <w:szCs w:val="32"/>
               </w:rPr>
@@ -4740,7 +4788,6 @@
               <w:spacing w:after="0"/>
               <w:cnfStyle w:val="000000000000" w:firstRow="0" w:lastRow="0" w:firstColumn="0" w:lastColumn="0" w:oddVBand="0" w:evenVBand="0" w:oddHBand="0" w:evenHBand="0" w:firstRowFirstColumn="0" w:firstRowLastColumn="0" w:lastRowFirstColumn="0" w:lastRowLastColumn="0"/>
               <w:rPr>
-                <w:rFonts w:hint="eastAsia"/>
                 <w:sz w:val="22"/>
                 <w:szCs w:val="32"/>
               </w:rPr>
@@ -4764,7 +4811,6 @@
               <w:spacing w:after="0"/>
               <w:cnfStyle w:val="000000000000" w:firstRow="0" w:lastRow="0" w:firstColumn="0" w:lastColumn="0" w:oddVBand="0" w:evenVBand="0" w:oddHBand="0" w:evenHBand="0" w:firstRowFirstColumn="0" w:firstRowLastColumn="0" w:lastRowFirstColumn="0" w:lastRowLastColumn="0"/>
               <w:rPr>
-                <w:rFonts w:hint="eastAsia"/>
                 <w:sz w:val="22"/>
                 <w:szCs w:val="32"/>
               </w:rPr>
@@ -4788,7 +4834,6 @@
               <w:spacing w:after="0"/>
               <w:cnfStyle w:val="000000000000" w:firstRow="0" w:lastRow="0" w:firstColumn="0" w:lastColumn="0" w:oddVBand="0" w:evenVBand="0" w:oddHBand="0" w:evenHBand="0" w:firstRowFirstColumn="0" w:firstRowLastColumn="0" w:lastRowFirstColumn="0" w:lastRowLastColumn="0"/>
               <w:rPr>
-                <w:rFonts w:hint="eastAsia"/>
                 <w:sz w:val="22"/>
                 <w:szCs w:val="32"/>
               </w:rPr>
@@ -4808,7 +4853,6 @@
       <w:pPr>
         <w:spacing w:after="0"/>
         <w:rPr>
-          <w:rFonts w:hint="eastAsia"/>
           <w:sz w:val="22"/>
           <w:szCs w:val="32"/>
         </w:rPr>
@@ -4819,7 +4863,6 @@
         <w:spacing w:after="40"/>
         <w:jc w:val="center"/>
         <w:rPr>
-          <w:rFonts w:hint="eastAsia"/>
           <w:sz w:val="22"/>
           <w:szCs w:val="32"/>
         </w:rPr>
@@ -4846,7 +4889,7 @@
                     <pic:cNvPicPr/>
                   </pic:nvPicPr>
                   <pic:blipFill>
-                    <a:blip r:embed="rId13"/>
+                    <a:blip r:embed="rId14"/>
                     <a:stretch>
                       <a:fillRect/>
                     </a:stretch>
@@ -4872,7 +4915,6 @@
         <w:pStyle w:val="af7"/>
         <w:jc w:val="center"/>
         <w:rPr>
-          <w:rFonts w:hint="eastAsia"/>
           <w:sz w:val="21"/>
           <w:szCs w:val="22"/>
         </w:rPr>
@@ -4888,7 +4930,6 @@
     <w:p>
       <w:pPr>
         <w:rPr>
-          <w:rFonts w:hint="eastAsia"/>
           <w:sz w:val="22"/>
           <w:szCs w:val="32"/>
         </w:rPr>
@@ -4906,7 +4947,6 @@
         <w:spacing w:after="40"/>
         <w:jc w:val="center"/>
         <w:rPr>
-          <w:rFonts w:hint="eastAsia"/>
           <w:sz w:val="22"/>
           <w:szCs w:val="32"/>
         </w:rPr>
@@ -4933,7 +4973,7 @@
                     <pic:cNvPicPr/>
                   </pic:nvPicPr>
                   <pic:blipFill>
-                    <a:blip r:embed="rId14"/>
+                    <a:blip r:embed="rId15"/>
                     <a:stretch>
                       <a:fillRect/>
                     </a:stretch>
@@ -4959,7 +4999,6 @@
         <w:pStyle w:val="af7"/>
         <w:jc w:val="center"/>
         <w:rPr>
-          <w:rFonts w:hint="eastAsia"/>
           <w:sz w:val="21"/>
           <w:szCs w:val="22"/>
         </w:rPr>
@@ -4975,7 +5014,6 @@
     <w:p>
       <w:pPr>
         <w:rPr>
-          <w:rFonts w:hint="eastAsia"/>
           <w:sz w:val="22"/>
           <w:szCs w:val="32"/>
         </w:rPr>
@@ -4991,7 +5029,6 @@
     <w:p>
       <w:pPr>
         <w:rPr>
-          <w:rFonts w:hint="eastAsia"/>
           <w:sz w:val="22"/>
           <w:szCs w:val="32"/>
         </w:rPr>
@@ -5024,7 +5061,6 @@
     <w:p>
       <w:pPr>
         <w:rPr>
-          <w:rFonts w:hint="eastAsia"/>
           <w:sz w:val="22"/>
           <w:szCs w:val="32"/>
         </w:rPr>
@@ -5040,7 +5076,6 @@
     <w:p>
       <w:pPr>
         <w:rPr>
-          <w:rFonts w:hint="eastAsia"/>
           <w:sz w:val="22"/>
           <w:szCs w:val="32"/>
         </w:rPr>
@@ -5057,7 +5092,6 @@
       <w:pPr>
         <w:pStyle w:val="a0"/>
         <w:rPr>
-          <w:rFonts w:hint="eastAsia"/>
           <w:sz w:val="22"/>
           <w:szCs w:val="32"/>
         </w:rPr>
@@ -5074,7 +5108,6 @@
       <w:pPr>
         <w:pStyle w:val="a0"/>
         <w:rPr>
-          <w:rFonts w:hint="eastAsia"/>
           <w:sz w:val="22"/>
           <w:szCs w:val="32"/>
         </w:rPr>
@@ -5091,7 +5124,6 @@
       <w:pPr>
         <w:pStyle w:val="a0"/>
         <w:rPr>
-          <w:rFonts w:hint="eastAsia"/>
           <w:sz w:val="22"/>
           <w:szCs w:val="32"/>
         </w:rPr>
@@ -5108,7 +5140,6 @@
       <w:pPr>
         <w:pStyle w:val="a0"/>
         <w:rPr>
-          <w:rFonts w:hint="eastAsia"/>
           <w:sz w:val="22"/>
           <w:szCs w:val="32"/>
         </w:rPr>
@@ -5125,7 +5156,6 @@
       <w:pPr>
         <w:pStyle w:val="a0"/>
         <w:rPr>
-          <w:rFonts w:hint="eastAsia"/>
           <w:sz w:val="22"/>
           <w:szCs w:val="32"/>
         </w:rPr>
@@ -5157,7 +5187,6 @@
     <w:p>
       <w:pPr>
         <w:rPr>
-          <w:rFonts w:hint="eastAsia"/>
           <w:sz w:val="22"/>
           <w:szCs w:val="32"/>
         </w:rPr>
@@ -5167,14 +5196,7 @@
           <w:sz w:val="22"/>
           <w:szCs w:val="32"/>
         </w:rPr>
-        <w:t>The experiment shows that a strong strategy engine and a human-outcome predictor are not interchangeable. Direct Stockfish WDL is informative but mismatched to this human population, especially early in a game. Learning from the same position evidence improves the mapping, and adding pre-match context produces a further controlled gain of 5.4 accuracy points and 2.5 macro-F1 points. The main model rises from 52.3% accuracy before play to 89.9% at the final recorded position. A compact combination of objecti</w:t>
-      </w:r>
-      <w:r>
-        <w:rPr>
-          <w:sz w:val="22"/>
-          <w:szCs w:val="32"/>
-        </w:rPr>
-        <w:t>ve board strength and human context is therefore the clearest and best-performing solution for this dataset.</w:t>
+        <w:t>The experiment shows that a strong strategy engine and a human-outcome predictor are not interchangeable. Direct Stockfish WDL is informative but mismatched to this human population, especially early in a game. Learning from the same position evidence improves the mapping, and adding pre-match context produces a further controlled gain of 5.4 accuracy points and 2.5 macro-F1 points. The main model rises from 52.3% accuracy before play to 89.9% at the final recorded position. A compact combination of objective board strength and human context is therefore the clearest and best-performing solution for this dataset.</w:t>
       </w:r>
     </w:p>
     <w:p>
@@ -5196,7 +5218,6 @@
     <w:p>
       <w:pPr>
         <w:rPr>
-          <w:rFonts w:hint="eastAsia"/>
           <w:sz w:val="22"/>
           <w:szCs w:val="32"/>
         </w:rPr>
@@ -5212,7 +5233,6 @@
     <w:p>
       <w:pPr>
         <w:rPr>
-          <w:rFonts w:hint="eastAsia"/>
           <w:sz w:val="22"/>
           <w:szCs w:val="32"/>
         </w:rPr>
@@ -5247,7 +5267,6 @@
         <w:spacing w:after="120"/>
         <w:ind w:left="312" w:hanging="312"/>
         <w:rPr>
-          <w:rFonts w:hint="eastAsia"/>
           <w:sz w:val="22"/>
           <w:szCs w:val="32"/>
         </w:rPr>
@@ -5265,7 +5284,6 @@
         <w:spacing w:after="120"/>
         <w:ind w:left="312" w:hanging="312"/>
         <w:rPr>
-          <w:rFonts w:hint="eastAsia"/>
           <w:sz w:val="22"/>
           <w:szCs w:val="32"/>
         </w:rPr>
@@ -5283,7 +5301,6 @@
         <w:spacing w:after="120"/>
         <w:ind w:left="312" w:hanging="312"/>
         <w:rPr>
-          <w:rFonts w:hint="eastAsia"/>
           <w:sz w:val="22"/>
           <w:szCs w:val="32"/>
         </w:rPr>
@@ -5301,7 +5318,6 @@
         <w:spacing w:after="120"/>
         <w:ind w:left="312" w:hanging="312"/>
         <w:rPr>
-          <w:rFonts w:hint="eastAsia"/>
           <w:sz w:val="22"/>
           <w:szCs w:val="32"/>
         </w:rPr>
@@ -5315,8 +5331,8 @@
       </w:r>
     </w:p>
     <w:sectPr>
-      <w:headerReference w:type="default" r:id="rId15"/>
-      <w:footerReference w:type="default" r:id="rId16"/>
+      <w:headerReference w:type="default" r:id="rId16"/>
+      <w:footerReference w:type="default" r:id="rId17"/>
       <w:pgSz w:w="11906" w:h="16838"/>
       <w:pgMar w:top="964" w:right="1020" w:bottom="907" w:left="1020" w:header="397" w:footer="397" w:gutter="0"/>
       <w:cols w:space="720"/>
@@ -5332,9 +5348,6 @@
     <w:p>
       <w:pPr>
         <w:spacing w:after="0" w:line="240" w:lineRule="auto"/>
-        <w:rPr>
-          <w:rFonts w:hint="eastAsia"/>
-        </w:rPr>
       </w:pPr>
       <w:r>
         <w:separator/>
@@ -5345,9 +5358,6 @@
     <w:p>
       <w:pPr>
         <w:spacing w:after="0" w:line="240" w:lineRule="auto"/>
-        <w:rPr>
-          <w:rFonts w:hint="eastAsia"/>
-        </w:rPr>
       </w:pPr>
       <w:r>
         <w:continuationSeparator/>
@@ -5363,9 +5373,6 @@
     <w:pPr>
       <w:pStyle w:val="a7"/>
       <w:jc w:val="center"/>
-      <w:rPr>
-        <w:rFonts w:hint="eastAsia"/>
-      </w:rPr>
     </w:pPr>
     <w:r>
       <w:fldChar w:fldCharType="begin"/>
@@ -5395,9 +5402,6 @@
     <w:p>
       <w:pPr>
         <w:spacing w:after="0" w:line="240" w:lineRule="auto"/>
-        <w:rPr>
-          <w:rFonts w:hint="eastAsia"/>
-        </w:rPr>
       </w:pPr>
       <w:r>
         <w:separator/>
@@ -5408,9 +5412,6 @@
     <w:p>
       <w:pPr>
         <w:spacing w:after="0" w:line="240" w:lineRule="auto"/>
-        <w:rPr>
-          <w:rFonts w:hint="eastAsia"/>
-        </w:rPr>
       </w:pPr>
       <w:r>
         <w:continuationSeparator/>
@@ -5426,9 +5427,6 @@
     <w:pPr>
       <w:pStyle w:val="a5"/>
       <w:jc w:val="right"/>
-      <w:rPr>
-        <w:rFonts w:hint="eastAsia"/>
-      </w:rPr>
     </w:pPr>
     <w:r>
       <w:rPr>
@@ -6271,7 +6269,6 @@
   <w:style w:type="character" w:default="1" w:styleId="a2">
     <w:name w:val="Default Paragraph Font"/>
     <w:uiPriority w:val="1"/>
-    <w:semiHidden/>
     <w:unhideWhenUsed/>
   </w:style>
   <w:style w:type="table" w:default="1" w:styleId="a3">
@@ -17052,6 +17049,29 @@
       </w:tcPr>
     </w:tblStylePr>
   </w:style>
+  <w:style w:type="character" w:styleId="aff9">
+    <w:name w:val="Hyperlink"/>
+    <w:basedOn w:val="a2"/>
+    <w:uiPriority w:val="99"/>
+    <w:unhideWhenUsed/>
+    <w:rsid w:val="001518CF"/>
+    <w:rPr>
+      <w:color w:val="0000FF" w:themeColor="hyperlink"/>
+      <w:u w:val="single"/>
+    </w:rPr>
+  </w:style>
+  <w:style w:type="character" w:styleId="affa">
+    <w:name w:val="Unresolved Mention"/>
+    <w:basedOn w:val="a2"/>
+    <w:uiPriority w:val="99"/>
+    <w:semiHidden/>
+    <w:unhideWhenUsed/>
+    <w:rsid w:val="001518CF"/>
+    <w:rPr>
+      <w:color w:val="605E5C"/>
+      <w:shd w:val="clear" w:color="auto" w:fill="E1DFDD"/>
+    </w:rPr>
+  </w:style>
 </w:styles>
 </file>
 
